--- a/docs/MiniMines_Backend_Logic_Math.docx
+++ b/docs/MiniMines_Backend_Logic_Math.docx
@@ -5,957 +5,57 @@
     <w:p>
       <w:pPr>
         <w:pStyle w:val="Title"/>
-        <w:jc w:val="center"/>
       </w:pPr>
       <w:r>
-        <w:rPr>
-          <w:color w:val="1F4E79"/>
-        </w:rPr>
-        <w:t>MiniMines Sales Hub</w:t>
+        <w:t>MiniMines Sales Hub — Backend Logic &amp; Mathematical Reference</w:t>
       </w:r>
     </w:p>
+    <w:p/>
     <w:p>
-      <w:pPr>
-        <w:jc w:val="center"/>
-      </w:pPr>
       <w:r>
-        <w:rPr>
-          <w:b/>
-          <w:color w:val="4472C4"/>
-          <w:sz w:val="32"/>
-        </w:rPr>
-        <w:t>Backend Logic &amp; Mathematical Reference</w:t>
-      </w:r>
-    </w:p>
-    <w:p>
-      <w:pPr>
-        <w:jc w:val="center"/>
-      </w:pPr>
-      <w:r>
-        <w:t>Engine Version: 2  |  Date: 2026-07-16</w:t>
-      </w:r>
-    </w:p>
-    <w:p>
-      <w:pPr>
-        <w:jc w:val="center"/>
-      </w:pPr>
-      <w:r>
-        <w:t>Repository: Saisam13/MiniMines_SalesHub</w:t>
+        <w:t>**Engine Version:** 2 (implemented 2026-07-16)</w:t>
       </w:r>
     </w:p>
     <w:p>
       <w:r>
-        <w:br w:type="page"/>
+        <w:t>**Covers:** ATT Chemical Pipeline · Battery Procurement Pipeline · EPR Scoring · Feedback Adjustment</w:t>
       </w:r>
     </w:p>
+    <w:p/>
+    <w:p>
+      <w:r>
+        <w:t>---</w:t>
+      </w:r>
+    </w:p>
+    <w:p/>
     <w:p>
       <w:pPr>
         <w:pStyle w:val="Heading1"/>
       </w:pPr>
       <w:r>
-        <w:rPr>
-          <w:color w:val="1F4E79"/>
-        </w:rPr>
         <w:t>1. Chemical ATT Score — Full Formula</w:t>
+      </w:r>
+    </w:p>
+    <w:p/>
+    <w:p>
+      <w:r>
+        <w:t>$$</w:t>
       </w:r>
     </w:p>
     <w:p>
       <w:r>
-        <w:rPr>
-          <w:b w:val="0"/>
-          <w:i w:val="0"/>
-        </w:rPr>
-        <w:t>The Attractiveness-to-Trade (ATT) score for each chemical is computed as:</w:t>
-      </w:r>
-    </w:p>
-    <w:p>
-      <w:pPr>
-        <w:ind w:left="432"/>
-        <w:shd w:val="clear" w:color="auto" w:fill="F2F2F2"/>
-      </w:pPr>
-      <w:r>
-        <w:rPr>
-          <w:rFonts w:ascii="Courier New" w:hAnsi="Courier New"/>
-          <w:sz w:val="18"/>
-        </w:rPr>
-        <w:t>ATT_final = ( Σ_d  W_d × norm_d ) × R  +  V_mod  +  Feedback_Adj</w:t>
+        <w:t>\text{ATT}_{\text{final}} = \left(\sum_{d} W_d \cdot \text{norm}_d\right) \times R + V_{\text{mod}} + \text{Feedback Adj}</w:t>
       </w:r>
     </w:p>
     <w:p>
       <w:r>
-        <w:rPr>
-          <w:b/>
-          <w:i w:val="0"/>
-        </w:rPr>
-        <w:t>Where:</w:t>
+        <w:t>$$</w:t>
       </w:r>
     </w:p>
-    <w:tbl>
-      <w:tblPr>
-        <w:tblStyle w:val="TableGrid"/>
-        <w:tblW w:type="auto" w:w="0"/>
-        <w:tblLook w:firstColumn="1" w:firstRow="1" w:lastColumn="0" w:lastRow="0" w:noHBand="0" w:noVBand="1" w:val="04A0"/>
-      </w:tblPr>
-      <w:tblGrid>
-        <w:gridCol w:w="3135"/>
-        <w:gridCol w:w="3135"/>
-        <w:gridCol w:w="3135"/>
-      </w:tblGrid>
-      <w:tr>
-        <w:tc>
-          <w:tcPr>
-            <w:tcW w:type="dxa" w:w="1728"/>
-            <w:shd w:val="clear" w:color="auto" w:fill="1F4E79"/>
-          </w:tcPr>
-          <w:p>
-            <w:r>
-              <w:rPr>
-                <w:b/>
-                <w:color w:val="FFFFFF"/>
-                <w:sz w:val="20"/>
-              </w:rPr>
-              <w:t>Symbol</w:t>
-            </w:r>
-          </w:p>
-        </w:tc>
-        <w:tc>
-          <w:tcPr>
-            <w:tcW w:type="dxa" w:w="4320"/>
-            <w:shd w:val="clear" w:color="auto" w:fill="1F4E79"/>
-          </w:tcPr>
-          <w:p>
-            <w:r>
-              <w:rPr>
-                <w:b/>
-                <w:color w:val="FFFFFF"/>
-                <w:sz w:val="20"/>
-              </w:rPr>
-              <w:t>Meaning</w:t>
-            </w:r>
-          </w:p>
-        </w:tc>
-        <w:tc>
-          <w:tcPr>
-            <w:tcW w:type="dxa" w:w="1728"/>
-            <w:shd w:val="clear" w:color="auto" w:fill="1F4E79"/>
-          </w:tcPr>
-          <w:p>
-            <w:r>
-              <w:rPr>
-                <w:b/>
-                <w:color w:val="FFFFFF"/>
-                <w:sz w:val="20"/>
-              </w:rPr>
-              <w:t>Range</w:t>
-            </w:r>
-          </w:p>
-        </w:tc>
-      </w:tr>
-      <w:tr>
-        <w:tc>
-          <w:tcPr>
-            <w:tcW w:type="dxa" w:w="1728"/>
-            <w:shd w:val="clear" w:color="auto" w:fill="DCE6F1"/>
-          </w:tcPr>
-          <w:p>
-            <w:r>
-              <w:rPr>
-                <w:sz w:val="20"/>
-              </w:rPr>
-              <w:t>W_d</w:t>
-            </w:r>
-          </w:p>
-        </w:tc>
-        <w:tc>
-          <w:tcPr>
-            <w:tcW w:type="dxa" w:w="4320"/>
-            <w:shd w:val="clear" w:color="auto" w:fill="DCE6F1"/>
-          </w:tcPr>
-          <w:p>
-            <w:r>
-              <w:rPr>
-                <w:sz w:val="20"/>
-              </w:rPr>
-              <w:t>Weight for dimension d</w:t>
-            </w:r>
-          </w:p>
-        </w:tc>
-        <w:tc>
-          <w:tcPr>
-            <w:tcW w:type="dxa" w:w="1728"/>
-            <w:shd w:val="clear" w:color="auto" w:fill="DCE6F1"/>
-          </w:tcPr>
-          <w:p>
-            <w:r>
-              <w:rPr>
-                <w:sz w:val="20"/>
-              </w:rPr>
-              <w:t>Sums to 1.0</w:t>
-            </w:r>
-          </w:p>
-        </w:tc>
-      </w:tr>
-      <w:tr>
-        <w:tc>
-          <w:tcPr>
-            <w:tcW w:type="dxa" w:w="1728"/>
-          </w:tcPr>
-          <w:p>
-            <w:r>
-              <w:rPr>
-                <w:sz w:val="20"/>
-              </w:rPr>
-              <w:t>norm_d</w:t>
-            </w:r>
-          </w:p>
-        </w:tc>
-        <w:tc>
-          <w:tcPr>
-            <w:tcW w:type="dxa" w:w="4320"/>
-          </w:tcPr>
-          <w:p>
-            <w:r>
-              <w:rPr>
-                <w:sz w:val="20"/>
-              </w:rPr>
-              <w:t>Normalized score for dimension d</w:t>
-            </w:r>
-          </w:p>
-        </w:tc>
-        <w:tc>
-          <w:tcPr>
-            <w:tcW w:type="dxa" w:w="1728"/>
-          </w:tcPr>
-          <w:p>
-            <w:r>
-              <w:rPr>
-                <w:sz w:val="20"/>
-              </w:rPr>
-              <w:t>0 – 100</w:t>
-            </w:r>
-          </w:p>
-        </w:tc>
-      </w:tr>
-      <w:tr>
-        <w:tc>
-          <w:tcPr>
-            <w:tcW w:type="dxa" w:w="1728"/>
-            <w:shd w:val="clear" w:color="auto" w:fill="DCE6F1"/>
-          </w:tcPr>
-          <w:p>
-            <w:r>
-              <w:rPr>
-                <w:sz w:val="20"/>
-              </w:rPr>
-              <w:t>R</w:t>
-            </w:r>
-          </w:p>
-        </w:tc>
-        <w:tc>
-          <w:tcPr>
-            <w:tcW w:type="dxa" w:w="4320"/>
-            <w:shd w:val="clear" w:color="auto" w:fill="DCE6F1"/>
-          </w:tcPr>
-          <w:p>
-            <w:r>
-              <w:rPr>
-                <w:sz w:val="20"/>
-              </w:rPr>
-              <w:t>Regulatory multiplier</w:t>
-            </w:r>
-          </w:p>
-        </w:tc>
-        <w:tc>
-          <w:tcPr>
-            <w:tcW w:type="dxa" w:w="1728"/>
-            <w:shd w:val="clear" w:color="auto" w:fill="DCE6F1"/>
-          </w:tcPr>
-          <w:p>
-            <w:r>
-              <w:rPr>
-                <w:sz w:val="20"/>
-              </w:rPr>
-              <w:t>{0.0, 0.3, 0.7, 1.0}</w:t>
-            </w:r>
-          </w:p>
-        </w:tc>
-      </w:tr>
-      <w:tr>
-        <w:tc>
-          <w:tcPr>
-            <w:tcW w:type="dxa" w:w="1728"/>
-          </w:tcPr>
-          <w:p>
-            <w:r>
-              <w:rPr>
-                <w:sz w:val="20"/>
-              </w:rPr>
-              <w:t>V_mod</w:t>
-            </w:r>
-          </w:p>
-        </w:tc>
-        <w:tc>
-          <w:tcPr>
-            <w:tcW w:type="dxa" w:w="4320"/>
-          </w:tcPr>
-          <w:p>
-            <w:r>
-              <w:rPr>
-                <w:sz w:val="20"/>
-              </w:rPr>
-              <w:t>Price-variance modifier</w:t>
-            </w:r>
-          </w:p>
-        </w:tc>
-        <w:tc>
-          <w:tcPr>
-            <w:tcW w:type="dxa" w:w="1728"/>
-          </w:tcPr>
-          <w:p>
-            <w:r>
-              <w:rPr>
-                <w:sz w:val="20"/>
-              </w:rPr>
-              <w:t>{−10, 0, +5}</w:t>
-            </w:r>
-          </w:p>
-        </w:tc>
-      </w:tr>
-      <w:tr>
-        <w:tc>
-          <w:tcPr>
-            <w:tcW w:type="dxa" w:w="1728"/>
-            <w:shd w:val="clear" w:color="auto" w:fill="DCE6F1"/>
-          </w:tcPr>
-          <w:p>
-            <w:r>
-              <w:rPr>
-                <w:sz w:val="20"/>
-              </w:rPr>
-              <w:t>Feedback_Adj</w:t>
-            </w:r>
-          </w:p>
-        </w:tc>
-        <w:tc>
-          <w:tcPr>
-            <w:tcW w:type="dxa" w:w="4320"/>
-            <w:shd w:val="clear" w:color="auto" w:fill="DCE6F1"/>
-          </w:tcPr>
-          <w:p>
-            <w:r>
-              <w:rPr>
-                <w:sz w:val="20"/>
-              </w:rPr>
-              <w:t>Trader feedback adjustment</w:t>
-            </w:r>
-          </w:p>
-        </w:tc>
-        <w:tc>
-          <w:tcPr>
-            <w:tcW w:type="dxa" w:w="1728"/>
-            <w:shd w:val="clear" w:color="auto" w:fill="DCE6F1"/>
-          </w:tcPr>
-          <w:p>
-            <w:r>
-              <w:rPr>
-                <w:sz w:val="20"/>
-              </w:rPr>
-              <w:t>−5 to +5</w:t>
-            </w:r>
-          </w:p>
-        </w:tc>
-      </w:tr>
-    </w:tbl>
     <w:p/>
     <w:p>
       <w:r>
-        <w:rPr>
-          <w:b/>
-          <w:i w:val="0"/>
-        </w:rPr>
-        <w:t>Tier thresholds: A ≥ 70 · B ≥ 40 · C &lt; 40</w:t>
-      </w:r>
-    </w:p>
-    <w:p>
-      <w:pPr>
-        <w:pStyle w:val="Heading1"/>
-      </w:pPr>
-      <w:r>
-        <w:rPr>
-          <w:color w:val="1F4E79"/>
-        </w:rPr>
-        <w:t>2. Dimension Weights</w:t>
-      </w:r>
-    </w:p>
-    <w:tbl>
-      <w:tblPr>
-        <w:tblStyle w:val="TableGrid"/>
-        <w:tblW w:type="auto" w:w="0"/>
-        <w:tblLook w:firstColumn="1" w:firstRow="1" w:lastColumn="0" w:lastRow="0" w:noHBand="0" w:noVBand="1" w:val="04A0"/>
-      </w:tblPr>
-      <w:tblGrid>
-        <w:gridCol w:w="2351"/>
-        <w:gridCol w:w="2351"/>
-        <w:gridCol w:w="2351"/>
-        <w:gridCol w:w="2351"/>
-      </w:tblGrid>
-      <w:tr>
-        <w:tc>
-          <w:tcPr>
-            <w:tcW w:type="dxa" w:w="1872"/>
-            <w:shd w:val="clear" w:color="auto" w:fill="1F4E79"/>
-          </w:tcPr>
-          <w:p>
-            <w:r>
-              <w:rPr>
-                <w:b/>
-                <w:color w:val="FFFFFF"/>
-                <w:sz w:val="20"/>
-              </w:rPr>
-              <w:t>Dimension</w:t>
-            </w:r>
-          </w:p>
-        </w:tc>
-        <w:tc>
-          <w:tcPr>
-            <w:tcW w:type="dxa" w:w="1152"/>
-            <w:shd w:val="clear" w:color="auto" w:fill="1F4E79"/>
-          </w:tcPr>
-          <w:p>
-            <w:r>
-              <w:rPr>
-                <w:b/>
-                <w:color w:val="FFFFFF"/>
-                <w:sz w:val="20"/>
-              </w:rPr>
-              <w:t>Weight</w:t>
-            </w:r>
-          </w:p>
-        </w:tc>
-        <w:tc>
-          <w:tcPr>
-            <w:tcW w:type="dxa" w:w="3312"/>
-            <w:shd w:val="clear" w:color="auto" w:fill="1F4E79"/>
-          </w:tcPr>
-          <w:p>
-            <w:r>
-              <w:rPr>
-                <w:b/>
-                <w:color w:val="FFFFFF"/>
-                <w:sz w:val="20"/>
-              </w:rPr>
-              <w:t>Raw Metric</w:t>
-            </w:r>
-          </w:p>
-        </w:tc>
-        <w:tc>
-          <w:tcPr>
-            <w:tcW w:type="dxa" w:w="2592"/>
-            <w:shd w:val="clear" w:color="auto" w:fill="1F4E79"/>
-          </w:tcPr>
-          <w:p>
-            <w:r>
-              <w:rPr>
-                <w:b/>
-                <w:color w:val="FFFFFF"/>
-                <w:sz w:val="20"/>
-              </w:rPr>
-              <w:t>Normalization</w:t>
-            </w:r>
-          </w:p>
-        </w:tc>
-      </w:tr>
-      <w:tr>
-        <w:tc>
-          <w:tcPr>
-            <w:tcW w:type="dxa" w:w="1872"/>
-            <w:shd w:val="clear" w:color="auto" w:fill="DCE6F1"/>
-          </w:tcPr>
-          <w:p>
-            <w:r>
-              <w:rPr>
-                <w:sz w:val="20"/>
-              </w:rPr>
-              <w:t>volume</w:t>
-            </w:r>
-          </w:p>
-        </w:tc>
-        <w:tc>
-          <w:tcPr>
-            <w:tcW w:type="dxa" w:w="1152"/>
-            <w:shd w:val="clear" w:color="auto" w:fill="DCE6F1"/>
-          </w:tcPr>
-          <w:p>
-            <w:r>
-              <w:rPr>
-                <w:sz w:val="20"/>
-              </w:rPr>
-              <w:t>0.15</w:t>
-            </w:r>
-          </w:p>
-        </w:tc>
-        <w:tc>
-          <w:tcPr>
-            <w:tcW w:type="dxa" w:w="3312"/>
-            <w:shd w:val="clear" w:color="auto" w:fill="DCE6F1"/>
-          </w:tcPr>
-          <w:p>
-            <w:r>
-              <w:rPr>
-                <w:sz w:val="20"/>
-              </w:rPr>
-              <w:t>Total qty (kg)</w:t>
-            </w:r>
-          </w:p>
-        </w:tc>
-        <w:tc>
-          <w:tcPr>
-            <w:tcW w:type="dxa" w:w="2592"/>
-            <w:shd w:val="clear" w:color="auto" w:fill="DCE6F1"/>
-          </w:tcPr>
-          <w:p>
-            <w:r>
-              <w:rPr>
-                <w:sz w:val="20"/>
-              </w:rPr>
-              <w:t>Log-anchor (§3)</w:t>
-            </w:r>
-          </w:p>
-        </w:tc>
-      </w:tr>
-      <w:tr>
-        <w:tc>
-          <w:tcPr>
-            <w:tcW w:type="dxa" w:w="1872"/>
-          </w:tcPr>
-          <w:p>
-            <w:r>
-              <w:rPr>
-                <w:sz w:val="20"/>
-              </w:rPr>
-              <w:t>price</w:t>
-            </w:r>
-          </w:p>
-        </w:tc>
-        <w:tc>
-          <w:tcPr>
-            <w:tcW w:type="dxa" w:w="1152"/>
-          </w:tcPr>
-          <w:p>
-            <w:r>
-              <w:rPr>
-                <w:sz w:val="20"/>
-              </w:rPr>
-              <w:t>0.20</w:t>
-            </w:r>
-          </w:p>
-        </w:tc>
-        <w:tc>
-          <w:tcPr>
-            <w:tcW w:type="dxa" w:w="3312"/>
-          </w:tcPr>
-          <w:p>
-            <w:r>
-              <w:rPr>
-                <w:sz w:val="20"/>
-              </w:rPr>
-              <w:t>Median price × total qty (USD)</w:t>
-            </w:r>
-          </w:p>
-        </w:tc>
-        <w:tc>
-          <w:tcPr>
-            <w:tcW w:type="dxa" w:w="2592"/>
-          </w:tcPr>
-          <w:p>
-            <w:r>
-              <w:rPr>
-                <w:sz w:val="20"/>
-              </w:rPr>
-              <w:t>Log-anchor (§3)</w:t>
-            </w:r>
-          </w:p>
-        </w:tc>
-      </w:tr>
-      <w:tr>
-        <w:tc>
-          <w:tcPr>
-            <w:tcW w:type="dxa" w:w="1872"/>
-            <w:shd w:val="clear" w:color="auto" w:fill="DCE6F1"/>
-          </w:tcPr>
-          <w:p>
-            <w:r>
-              <w:rPr>
-                <w:sz w:val="20"/>
-              </w:rPr>
-              <w:t>buyers</w:t>
-            </w:r>
-          </w:p>
-        </w:tc>
-        <w:tc>
-          <w:tcPr>
-            <w:tcW w:type="dxa" w:w="1152"/>
-            <w:shd w:val="clear" w:color="auto" w:fill="DCE6F1"/>
-          </w:tcPr>
-          <w:p>
-            <w:r>
-              <w:rPr>
-                <w:sz w:val="20"/>
-              </w:rPr>
-              <w:t>0.15</w:t>
-            </w:r>
-          </w:p>
-        </w:tc>
-        <w:tc>
-          <w:tcPr>
-            <w:tcW w:type="dxa" w:w="3312"/>
-            <w:shd w:val="clear" w:color="auto" w:fill="DCE6F1"/>
-          </w:tcPr>
-          <w:p>
-            <w:r>
-              <w:rPr>
-                <w:sz w:val="20"/>
-              </w:rPr>
-              <w:t>Count, fragmentation, countries</w:t>
-            </w:r>
-          </w:p>
-        </w:tc>
-        <w:tc>
-          <w:tcPr>
-            <w:tcW w:type="dxa" w:w="2592"/>
-            <w:shd w:val="clear" w:color="auto" w:fill="DCE6F1"/>
-          </w:tcPr>
-          <w:p>
-            <w:r>
-              <w:rPr>
-                <w:sz w:val="20"/>
-              </w:rPr>
-              <w:t>Log-anchor on counts (§4)</w:t>
-            </w:r>
-          </w:p>
-        </w:tc>
-      </w:tr>
-      <w:tr>
-        <w:tc>
-          <w:tcPr>
-            <w:tcW w:type="dxa" w:w="1872"/>
-          </w:tcPr>
-          <w:p>
-            <w:r>
-              <w:rPr>
-                <w:sz w:val="20"/>
-              </w:rPr>
-              <w:t>suppliers</w:t>
-            </w:r>
-          </w:p>
-        </w:tc>
-        <w:tc>
-          <w:tcPr>
-            <w:tcW w:type="dxa" w:w="1152"/>
-          </w:tcPr>
-          <w:p>
-            <w:r>
-              <w:rPr>
-                <w:sz w:val="20"/>
-              </w:rPr>
-              <w:t>0.10</w:t>
-            </w:r>
-          </w:p>
-        </w:tc>
-        <w:tc>
-          <w:tcPr>
-            <w:tcW w:type="dxa" w:w="3312"/>
-          </w:tcPr>
-          <w:p>
-            <w:r>
-              <w:rPr>
-                <w:sz w:val="20"/>
-              </w:rPr>
-              <w:t>Seller count, India share</w:t>
-            </w:r>
-          </w:p>
-        </w:tc>
-        <w:tc>
-          <w:tcPr>
-            <w:tcW w:type="dxa" w:w="2592"/>
-          </w:tcPr>
-          <w:p>
-            <w:r>
-              <w:rPr>
-                <w:sz w:val="20"/>
-              </w:rPr>
-              <w:t>Log-anchor on counts (§4)</w:t>
-            </w:r>
-          </w:p>
-        </w:tc>
-      </w:tr>
-      <w:tr>
-        <w:tc>
-          <w:tcPr>
-            <w:tcW w:type="dxa" w:w="1872"/>
-            <w:shd w:val="clear" w:color="auto" w:fill="DCE6F1"/>
-          </w:tcPr>
-          <w:p>
-            <w:r>
-              <w:rPr>
-                <w:sz w:val="20"/>
-              </w:rPr>
-              <w:t>trend</w:t>
-            </w:r>
-          </w:p>
-        </w:tc>
-        <w:tc>
-          <w:tcPr>
-            <w:tcW w:type="dxa" w:w="1152"/>
-            <w:shd w:val="clear" w:color="auto" w:fill="DCE6F1"/>
-          </w:tcPr>
-          <w:p>
-            <w:r>
-              <w:rPr>
-                <w:sz w:val="20"/>
-              </w:rPr>
-              <w:t>0.10</w:t>
-            </w:r>
-          </w:p>
-        </w:tc>
-        <w:tc>
-          <w:tcPr>
-            <w:tcW w:type="dxa" w:w="3312"/>
-            <w:shd w:val="clear" w:color="auto" w:fill="DCE6F1"/>
-          </w:tcPr>
-          <w:p>
-            <w:r>
-              <w:rPr>
-                <w:sz w:val="20"/>
-              </w:rPr>
-              <w:t>50 + growth_rate × 500</w:t>
-            </w:r>
-          </w:p>
-        </w:tc>
-        <w:tc>
-          <w:tcPr>
-            <w:tcW w:type="dxa" w:w="2592"/>
-            <w:shd w:val="clear" w:color="auto" w:fill="DCE6F1"/>
-          </w:tcPr>
-          <w:p>
-            <w:r>
-              <w:rPr>
-                <w:sz w:val="20"/>
-              </w:rPr>
-              <w:t>Direct (already 0–100)</w:t>
-            </w:r>
-          </w:p>
-        </w:tc>
-      </w:tr>
-      <w:tr>
-        <w:tc>
-          <w:tcPr>
-            <w:tcW w:type="dxa" w:w="1872"/>
-          </w:tcPr>
-          <w:p>
-            <w:r>
-              <w:rPr>
-                <w:sz w:val="20"/>
-              </w:rPr>
-              <w:t>structure</w:t>
-            </w:r>
-          </w:p>
-        </w:tc>
-        <w:tc>
-          <w:tcPr>
-            <w:tcW w:type="dxa" w:w="1152"/>
-          </w:tcPr>
-          <w:p>
-            <w:r>
-              <w:rPr>
-                <w:sz w:val="20"/>
-              </w:rPr>
-              <w:t>0.10</w:t>
-            </w:r>
-          </w:p>
-        </w:tc>
-        <w:tc>
-          <w:tcPr>
-            <w:tcW w:type="dxa" w:w="3312"/>
-          </w:tcPr>
-          <w:p>
-            <w:r>
-              <w:rPr>
-                <w:sz w:val="20"/>
-              </w:rPr>
-              <w:t>0.5×(1−HHI)×100 + 0.5×freq/50</w:t>
-            </w:r>
-          </w:p>
-        </w:tc>
-        <w:tc>
-          <w:tcPr>
-            <w:tcW w:type="dxa" w:w="2592"/>
-          </w:tcPr>
-          <w:p>
-            <w:r>
-              <w:rPr>
-                <w:sz w:val="20"/>
-              </w:rPr>
-              <w:t>Direct</w:t>
-            </w:r>
-          </w:p>
-        </w:tc>
-      </w:tr>
-      <w:tr>
-        <w:tc>
-          <w:tcPr>
-            <w:tcW w:type="dxa" w:w="1872"/>
-            <w:shd w:val="clear" w:color="auto" w:fill="DCE6F1"/>
-          </w:tcPr>
-          <w:p>
-            <w:r>
-              <w:rPr>
-                <w:sz w:val="20"/>
-              </w:rPr>
-              <w:t>freedom</w:t>
-            </w:r>
-          </w:p>
-        </w:tc>
-        <w:tc>
-          <w:tcPr>
-            <w:tcW w:type="dxa" w:w="1152"/>
-            <w:shd w:val="clear" w:color="auto" w:fill="DCE6F1"/>
-          </w:tcPr>
-          <w:p>
-            <w:r>
-              <w:rPr>
-                <w:sz w:val="20"/>
-              </w:rPr>
-              <w:t>0.10</w:t>
-            </w:r>
-          </w:p>
-        </w:tc>
-        <w:tc>
-          <w:tcPr>
-            <w:tcW w:type="dxa" w:w="3312"/>
-            <w:shd w:val="clear" w:color="auto" w:fill="DCE6F1"/>
-          </w:tcPr>
-          <w:p>
-            <w:r>
-              <w:rPr>
-                <w:sz w:val="20"/>
-              </w:rPr>
-              <w:t>Weighted avg EASE score</w:t>
-            </w:r>
-          </w:p>
-        </w:tc>
-        <w:tc>
-          <w:tcPr>
-            <w:tcW w:type="dxa" w:w="2592"/>
-            <w:shd w:val="clear" w:color="auto" w:fill="DCE6F1"/>
-          </w:tcPr>
-          <w:p>
-            <w:r>
-              <w:rPr>
-                <w:sz w:val="20"/>
-              </w:rPr>
-              <w:t>Direct (0–100)</w:t>
-            </w:r>
-          </w:p>
-        </w:tc>
-      </w:tr>
-      <w:tr>
-        <w:tc>
-          <w:tcPr>
-            <w:tcW w:type="dxa" w:w="1872"/>
-          </w:tcPr>
-          <w:p>
-            <w:r>
-              <w:rPr>
-                <w:sz w:val="20"/>
-              </w:rPr>
-              <w:t>barrier</w:t>
-            </w:r>
-          </w:p>
-        </w:tc>
-        <w:tc>
-          <w:tcPr>
-            <w:tcW w:type="dxa" w:w="1152"/>
-          </w:tcPr>
-          <w:p>
-            <w:r>
-              <w:rPr>
-                <w:sz w:val="20"/>
-              </w:rPr>
-              <w:t>0.10</w:t>
-            </w:r>
-          </w:p>
-        </w:tc>
-        <w:tc>
-          <w:tcPr>
-            <w:tcW w:type="dxa" w:w="3312"/>
-          </w:tcPr>
-          <w:p>
-            <w:r>
-              <w:rPr>
-                <w:sz w:val="20"/>
-              </w:rPr>
-              <w:t>100 − regulatory_penalty</w:t>
-            </w:r>
-          </w:p>
-        </w:tc>
-        <w:tc>
-          <w:tcPr>
-            <w:tcW w:type="dxa" w:w="2592"/>
-          </w:tcPr>
-          <w:p>
-            <w:r>
-              <w:rPr>
-                <w:sz w:val="20"/>
-              </w:rPr>
-              <w:t>Direct</w:t>
-            </w:r>
-          </w:p>
-        </w:tc>
-      </w:tr>
-    </w:tbl>
-    <w:p>
-      <w:pPr>
-        <w:pStyle w:val="Heading1"/>
-      </w:pPr>
-      <w:r>
-        <w:rPr>
-          <w:color w:val="1F4E79"/>
-        </w:rPr>
-        <w:t>3. Log-Anchor Transform (Engine v2 Core)</w:t>
-      </w:r>
-    </w:p>
-    <w:p>
-      <w:r>
-        <w:rPr>
-          <w:b w:val="0"/>
-          <w:i w:val="0"/>
-        </w:rPr>
-        <w:t>Used for unbounded, right-skewed raw values (kg, USD, entity counts):</w:t>
-      </w:r>
-    </w:p>
-    <w:p>
-      <w:pPr>
-        <w:ind w:left="432"/>
-        <w:shd w:val="clear" w:color="auto" w:fill="F2F2F2"/>
-      </w:pPr>
-      <w:r>
-        <w:rPr>
-          <w:rFonts w:ascii="Courier New" w:hAnsi="Courier New"/>
-          <w:sz w:val="18"/>
-        </w:rPr>
-        <w:t>score(v) = 100 × clamp(0, 1,</w:t>
-        <w:br/>
-        <w:t xml:space="preserve">           (log1p(v) − log1p(floor)) / (log1p(ceiling) − log1p(floor)) )</w:t>
-      </w:r>
-    </w:p>
-    <w:p>
-      <w:r>
-        <w:rPr>
-          <w:b/>
-          <w:i w:val="0"/>
-        </w:rPr>
-        <w:t>Key properties:</w:t>
+        <w:t>Where:</w:t>
       </w:r>
     </w:p>
     <w:p>
@@ -963,7 +63,7 @@
         <w:pStyle w:val="ListBullet"/>
       </w:pPr>
       <w:r>
-        <w:t>• Deterministic: score depends only on the raw value — adding/removing any other chemical never changes this score.</w:t>
+        <w:t>$W_d$ = dimension weight (see §2)</w:t>
       </w:r>
     </w:p>
     <w:p>
@@ -971,7 +71,7 @@
         <w:pStyle w:val="ListBullet"/>
       </w:pPr>
       <w:r>
-        <w:t>• Bounded: always in [0, 100] regardless of input.</w:t>
+        <w:t>$\text{norm}_d$ = normalized dimension score ∈ [0, 100]</w:t>
       </w:r>
     </w:p>
     <w:p>
@@ -979,7 +79,7 @@
         <w:pStyle w:val="ListBullet"/>
       </w:pPr>
       <w:r>
-        <w:t>• Tied inputs → identical scores (no rank lottery).</w:t>
+        <w:t>$R$ = regulatory factor ∈ {0.0, 0.3, 0.7, 1.0}</w:t>
       </w:r>
     </w:p>
     <w:p>
@@ -987,7 +87,36 @@
         <w:pStyle w:val="ListBullet"/>
       </w:pPr>
       <w:r>
-        <w:t>• Admin-editable: floor and ceiling are Settings, not hardcoded.</w:t>
+        <w:t>$V_{\text{mod}}$ = variance modifier ∈ {−10, 0, +5}</w:t>
+      </w:r>
+    </w:p>
+    <w:p>
+      <w:pPr>
+        <w:pStyle w:val="ListBullet"/>
+      </w:pPr>
+      <w:r>
+        <w:t>Feedback Adj = trader feedback adjustment ∈ [−5, +5]</w:t>
+      </w:r>
+    </w:p>
+    <w:p/>
+    <w:p>
+      <w:r>
+        <w:t>**Tiers:** A ≥ 70 · B ≥ 40 · C &lt; 40</w:t>
+      </w:r>
+    </w:p>
+    <w:p/>
+    <w:p>
+      <w:r>
+        <w:t>---</w:t>
+      </w:r>
+    </w:p>
+    <w:p/>
+    <w:p>
+      <w:pPr>
+        <w:pStyle w:val="Heading1"/>
+      </w:pPr>
+      <w:r>
+        <w:t>2. Dimension Weights</w:t>
       </w:r>
     </w:p>
     <w:p/>
@@ -998,23 +127,20 @@
         <w:tblLook w:firstColumn="1" w:firstRow="1" w:lastColumn="0" w:lastRow="0" w:noHBand="0" w:noVBand="1" w:val="04A0"/>
       </w:tblPr>
       <w:tblGrid>
-        <w:gridCol w:w="2351"/>
-        <w:gridCol w:w="2351"/>
-        <w:gridCol w:w="2351"/>
-        <w:gridCol w:w="2351"/>
+        <w:gridCol w:w="2160"/>
+        <w:gridCol w:w="2160"/>
+        <w:gridCol w:w="2160"/>
+        <w:gridCol w:w="2160"/>
       </w:tblGrid>
       <w:tr>
         <w:tc>
           <w:tcPr>
             <w:tcW w:type="dxa" w:w="2160"/>
-            <w:shd w:val="clear" w:color="auto" w:fill="1F4E79"/>
           </w:tcPr>
           <w:p>
             <w:r>
               <w:rPr>
                 <w:b/>
-                <w:color w:val="FFFFFF"/>
-                <w:sz w:val="20"/>
               </w:rPr>
               <w:t>Dimension</w:t>
             </w:r>
@@ -1022,107 +148,40 @@
         </w:tc>
         <w:tc>
           <w:tcPr>
-            <w:tcW w:type="dxa" w:w="1728"/>
-            <w:shd w:val="clear" w:color="auto" w:fill="1F4E79"/>
+            <w:tcW w:type="dxa" w:w="2160"/>
           </w:tcPr>
           <w:p>
             <w:r>
               <w:rPr>
                 <w:b/>
-                <w:color w:val="FFFFFF"/>
-                <w:sz w:val="20"/>
               </w:rPr>
-              <w:t>Floor (→ 0)</w:t>
+              <w:t>Weight ($W_d$)</w:t>
             </w:r>
           </w:p>
         </w:tc>
         <w:tc>
           <w:tcPr>
-            <w:tcW w:type="dxa" w:w="2016"/>
-            <w:shd w:val="clear" w:color="auto" w:fill="1F4E79"/>
+            <w:tcW w:type="dxa" w:w="2160"/>
           </w:tcPr>
           <w:p>
             <w:r>
               <w:rPr>
                 <w:b/>
-                <w:color w:val="FFFFFF"/>
-                <w:sz w:val="20"/>
               </w:rPr>
-              <w:t>Ceiling (→ 100)</w:t>
+              <w:t>Raw Formula</w:t>
             </w:r>
           </w:p>
         </w:tc>
         <w:tc>
           <w:tcPr>
-            <w:tcW w:type="dxa" w:w="3024"/>
-            <w:shd w:val="clear" w:color="auto" w:fill="1F4E79"/>
+            <w:tcW w:type="dxa" w:w="2160"/>
           </w:tcPr>
           <w:p>
             <w:r>
               <w:rPr>
                 <w:b/>
-                <w:color w:val="FFFFFF"/>
-                <w:sz w:val="20"/>
               </w:rPr>
-              <w:t>Source</w:t>
-            </w:r>
-          </w:p>
-        </w:tc>
-      </w:tr>
-      <w:tr>
-        <w:tc>
-          <w:tcPr>
-            <w:tcW w:type="dxa" w:w="2160"/>
-            <w:shd w:val="clear" w:color="auto" w:fill="DCE6F1"/>
-          </w:tcPr>
-          <w:p>
-            <w:r>
-              <w:rPr>
-                <w:sz w:val="20"/>
-              </w:rPr>
-              <w:t>volume (kg)</w:t>
-            </w:r>
-          </w:p>
-        </w:tc>
-        <w:tc>
-          <w:tcPr>
-            <w:tcW w:type="dxa" w:w="1728"/>
-            <w:shd w:val="clear" w:color="auto" w:fill="DCE6F1"/>
-          </w:tcPr>
-          <w:p>
-            <w:r>
-              <w:rPr>
-                <w:sz w:val="20"/>
-              </w:rPr>
-              <w:t>10 kg</w:t>
-            </w:r>
-          </w:p>
-        </w:tc>
-        <w:tc>
-          <w:tcPr>
-            <w:tcW w:type="dxa" w:w="2016"/>
-            <w:shd w:val="clear" w:color="auto" w:fill="DCE6F1"/>
-          </w:tcPr>
-          <w:p>
-            <w:r>
-              <w:rPr>
-                <w:sz w:val="20"/>
-              </w:rPr>
-              <w:t>1,306,605 kg</w:t>
-            </w:r>
-          </w:p>
-        </w:tc>
-        <w:tc>
-          <w:tcPr>
-            <w:tcW w:type="dxa" w:w="3024"/>
-            <w:shd w:val="clear" w:color="auto" w:fill="DCE6F1"/>
-          </w:tcPr>
-          <w:p>
-            <w:r>
-              <w:rPr>
-                <w:sz w:val="20"/>
-              </w:rPr>
-              <w:t>Real p95 of run data (n=107k)</w:t>
+              <w:t>Normalization Method</w:t>
             </w:r>
           </w:p>
         </w:tc>
@@ -1134,49 +193,37 @@
           </w:tcPr>
           <w:p>
             <w:r>
-              <w:rPr>
-                <w:sz w:val="20"/>
-              </w:rPr>
-              <w:t>price (USD value)</w:t>
+              <w:t>volume</w:t>
             </w:r>
           </w:p>
         </w:tc>
         <w:tc>
           <w:tcPr>
-            <w:tcW w:type="dxa" w:w="1728"/>
+            <w:tcW w:type="dxa" w:w="2160"/>
           </w:tcPr>
           <w:p>
             <w:r>
-              <w:rPr>
-                <w:sz w:val="20"/>
-              </w:rPr>
-              <w:t>$1,000</w:t>
+              <w:t>0.15</w:t>
             </w:r>
           </w:p>
         </w:tc>
         <w:tc>
           <w:tcPr>
-            <w:tcW w:type="dxa" w:w="2016"/>
+            <w:tcW w:type="dxa" w:w="2160"/>
           </w:tcPr>
           <w:p>
             <w:r>
-              <w:rPr>
-                <w:sz w:val="20"/>
-              </w:rPr>
-              <w:t>$11,836,965</w:t>
+              <w:t>Total qty (kg) across all shipments</w:t>
             </w:r>
           </w:p>
         </w:tc>
         <w:tc>
           <w:tcPr>
-            <w:tcW w:type="dxa" w:w="3024"/>
+            <w:tcW w:type="dxa" w:w="2160"/>
           </w:tcPr>
           <w:p>
             <w:r>
-              <w:rPr>
-                <w:sz w:val="20"/>
-              </w:rPr>
-              <w:t>Real p95 of run data</w:t>
+              <w:t>Log-anchor (§3)</w:t>
             </w:r>
           </w:p>
         </w:tc>
@@ -1185,55 +232,575 @@
         <w:tc>
           <w:tcPr>
             <w:tcW w:type="dxa" w:w="2160"/>
-            <w:shd w:val="clear" w:color="auto" w:fill="DCE6F1"/>
+          </w:tcPr>
+          <w:p>
+            <w:r>
+              <w:t>price</w:t>
+            </w:r>
+          </w:p>
+        </w:tc>
+        <w:tc>
+          <w:tcPr>
+            <w:tcW w:type="dxa" w:w="2160"/>
+          </w:tcPr>
+          <w:p>
+            <w:r>
+              <w:t>0.20</w:t>
+            </w:r>
+          </w:p>
+        </w:tc>
+        <w:tc>
+          <w:tcPr>
+            <w:tcW w:type="dxa" w:w="2160"/>
+          </w:tcPr>
+          <w:p>
+            <w:r>
+              <w:t>Median price × total qty (USD value proxy)</w:t>
+            </w:r>
+          </w:p>
+        </w:tc>
+        <w:tc>
+          <w:tcPr>
+            <w:tcW w:type="dxa" w:w="2160"/>
+          </w:tcPr>
+          <w:p>
+            <w:r>
+              <w:t>Log-anchor (§3)</w:t>
+            </w:r>
+          </w:p>
+        </w:tc>
+      </w:tr>
+      <w:tr>
+        <w:tc>
+          <w:tcPr>
+            <w:tcW w:type="dxa" w:w="2160"/>
+          </w:tcPr>
+          <w:p>
+            <w:r>
+              <w:t>buyers</w:t>
+            </w:r>
+          </w:p>
+        </w:tc>
+        <w:tc>
+          <w:tcPr>
+            <w:tcW w:type="dxa" w:w="2160"/>
+          </w:tcPr>
+          <w:p>
+            <w:r>
+              <w:t>0.15</w:t>
+            </w:r>
+          </w:p>
+        </w:tc>
+        <w:tc>
+          <w:tcPr>
+            <w:tcW w:type="dxa" w:w="2160"/>
+          </w:tcPr>
+          <w:p>
+            <w:r>
+              <w:t>Composite: buyer count, fragmentation, countries, repeat</w:t>
+            </w:r>
+          </w:p>
+        </w:tc>
+        <w:tc>
+          <w:tcPr>
+            <w:tcW w:type="dxa" w:w="2160"/>
+          </w:tcPr>
+          <w:p>
+            <w:r>
+              <w:t>Log-anchor on counts + direct on bounded sub-terms (§4)</w:t>
+            </w:r>
+          </w:p>
+        </w:tc>
+      </w:tr>
+      <w:tr>
+        <w:tc>
+          <w:tcPr>
+            <w:tcW w:type="dxa" w:w="2160"/>
+          </w:tcPr>
+          <w:p>
+            <w:r>
+              <w:t>suppliers</w:t>
+            </w:r>
+          </w:p>
+        </w:tc>
+        <w:tc>
+          <w:tcPr>
+            <w:tcW w:type="dxa" w:w="2160"/>
+          </w:tcPr>
+          <w:p>
+            <w:r>
+              <w:t>0.10</w:t>
+            </w:r>
+          </w:p>
+        </w:tc>
+        <w:tc>
+          <w:tcPr>
+            <w:tcW w:type="dxa" w:w="2160"/>
+          </w:tcPr>
+          <w:p>
+            <w:r>
+              <w:t>Composite: seller count, India share, source countries</w:t>
+            </w:r>
+          </w:p>
+        </w:tc>
+        <w:tc>
+          <w:tcPr>
+            <w:tcW w:type="dxa" w:w="2160"/>
+          </w:tcPr>
+          <w:p>
+            <w:r>
+              <w:t>Log-anchor on counts + direct (§4)</w:t>
+            </w:r>
+          </w:p>
+        </w:tc>
+      </w:tr>
+      <w:tr>
+        <w:tc>
+          <w:tcPr>
+            <w:tcW w:type="dxa" w:w="2160"/>
+          </w:tcPr>
+          <w:p>
+            <w:r>
+              <w:t>trend</w:t>
+            </w:r>
+          </w:p>
+        </w:tc>
+        <w:tc>
+          <w:tcPr>
+            <w:tcW w:type="dxa" w:w="2160"/>
+          </w:tcPr>
+          <w:p>
+            <w:r>
+              <w:t>0.10</w:t>
+            </w:r>
+          </w:p>
+        </w:tc>
+        <w:tc>
+          <w:tcPr>
+            <w:tcW w:type="dxa" w:w="2160"/>
+          </w:tcPr>
+          <w:p>
+            <w:r>
+              <w:t>Clamp(0, 100, 50 + growth_rate × 500)</w:t>
+            </w:r>
+          </w:p>
+        </w:tc>
+        <w:tc>
+          <w:tcPr>
+            <w:tcW w:type="dxa" w:w="2160"/>
+          </w:tcPr>
+          <w:p>
+            <w:r>
+              <w:t>Direct use (already 0–100)</w:t>
+            </w:r>
+          </w:p>
+        </w:tc>
+      </w:tr>
+      <w:tr>
+        <w:tc>
+          <w:tcPr>
+            <w:tcW w:type="dxa" w:w="2160"/>
+          </w:tcPr>
+          <w:p>
+            <w:r>
+              <w:t>structure</w:t>
+            </w:r>
+          </w:p>
+        </w:tc>
+        <w:tc>
+          <w:tcPr>
+            <w:tcW w:type="dxa" w:w="2160"/>
+          </w:tcPr>
+          <w:p>
+            <w:r>
+              <w:t>0.10</w:t>
+            </w:r>
+          </w:p>
+        </w:tc>
+        <w:tc>
+          <w:tcPr>
+            <w:tcW w:type="dxa" w:w="2160"/>
+          </w:tcPr>
+          <w:p>
+            <w:r>
+              <w:t>0.5 × (1−HHI) × 100 + 0.5 × min(1, freq/50) × 100</w:t>
+            </w:r>
+          </w:p>
+        </w:tc>
+        <w:tc>
+          <w:tcPr>
+            <w:tcW w:type="dxa" w:w="2160"/>
+          </w:tcPr>
+          <w:p>
+            <w:r>
+              <w:t>Direct use (already 0–100)</w:t>
+            </w:r>
+          </w:p>
+        </w:tc>
+      </w:tr>
+      <w:tr>
+        <w:tc>
+          <w:tcPr>
+            <w:tcW w:type="dxa" w:w="2160"/>
+          </w:tcPr>
+          <w:p>
+            <w:r>
+              <w:t>freedom</w:t>
+            </w:r>
+          </w:p>
+        </w:tc>
+        <w:tc>
+          <w:tcPr>
+            <w:tcW w:type="dxa" w:w="2160"/>
+          </w:tcPr>
+          <w:p>
+            <w:r>
+              <w:t>0.10</w:t>
+            </w:r>
+          </w:p>
+        </w:tc>
+        <w:tc>
+          <w:tcPr>
+            <w:tcW w:type="dxa" w:w="2160"/>
+          </w:tcPr>
+          <w:p>
+            <w:r>
+              <w:t>Weighted average of country EASE scores</w:t>
+            </w:r>
+          </w:p>
+        </w:tc>
+        <w:tc>
+          <w:tcPr>
+            <w:tcW w:type="dxa" w:w="2160"/>
+          </w:tcPr>
+          <w:p>
+            <w:r>
+              <w:t>Direct use (already 0–100)</w:t>
+            </w:r>
+          </w:p>
+        </w:tc>
+      </w:tr>
+      <w:tr>
+        <w:tc>
+          <w:tcPr>
+            <w:tcW w:type="dxa" w:w="2160"/>
+          </w:tcPr>
+          <w:p>
+            <w:r>
+              <w:t>barrier</w:t>
+            </w:r>
+          </w:p>
+        </w:tc>
+        <w:tc>
+          <w:tcPr>
+            <w:tcW w:type="dxa" w:w="2160"/>
+          </w:tcPr>
+          <w:p>
+            <w:r>
+              <w:t>0.10</w:t>
+            </w:r>
+          </w:p>
+        </w:tc>
+        <w:tc>
+          <w:tcPr>
+            <w:tcW w:type="dxa" w:w="2160"/>
+          </w:tcPr>
+          <w:p>
+            <w:r>
+              <w:t>100 − regulatory_penalty</w:t>
+            </w:r>
+          </w:p>
+        </w:tc>
+        <w:tc>
+          <w:tcPr>
+            <w:tcW w:type="dxa" w:w="2160"/>
+          </w:tcPr>
+          <w:p>
+            <w:r>
+              <w:t>Direct use (already 0–100)</w:t>
+            </w:r>
+          </w:p>
+        </w:tc>
+      </w:tr>
+    </w:tbl>
+    <w:p/>
+    <w:p>
+      <w:r>
+        <w:t>**Sum of weights = 1.00**</w:t>
+      </w:r>
+    </w:p>
+    <w:p/>
+    <w:p>
+      <w:r>
+        <w:t>---</w:t>
+      </w:r>
+    </w:p>
+    <w:p/>
+    <w:p>
+      <w:pPr>
+        <w:pStyle w:val="Heading1"/>
+      </w:pPr>
+      <w:r>
+        <w:t>3. Log-Anchor Transform (Engine v2 Core)</w:t>
+      </w:r>
+    </w:p>
+    <w:p/>
+    <w:p>
+      <w:r>
+        <w:t>For unbounded, right-skewed raw values (kilograms, USD amounts, entity counts):</w:t>
+      </w:r>
+    </w:p>
+    <w:p/>
+    <w:p>
+      <w:r>
+        <w:t>$$</w:t>
+      </w:r>
+    </w:p>
+    <w:p>
+      <w:r>
+        <w:t>\text{score}(v) = 100 \times \text{clamp}\!\left(0, 1, \frac{\log_1(v + 1) - \log_1(\text{floor} + 1)}{\log_1(\text{ceiling} + 1) - \log_1(\text{floor} + 1)}\right)</w:t>
+      </w:r>
+    </w:p>
+    <w:p>
+      <w:r>
+        <w:t>$$</w:t>
+      </w:r>
+    </w:p>
+    <w:p/>
+    <w:p>
+      <w:r>
+        <w:t>Where `log1(x) = log(x + 1)` (log1p). Properties:</w:t>
+      </w:r>
+    </w:p>
+    <w:p>
+      <w:pPr>
+        <w:pStyle w:val="ListBullet"/>
+      </w:pPr>
+      <w:r>
+        <w:t>**Deterministic:** score is a pure function of the raw value alone — no sort, no rank, no cohort dependence</w:t>
+      </w:r>
+    </w:p>
+    <w:p>
+      <w:pPr>
+        <w:pStyle w:val="ListBullet"/>
+      </w:pPr>
+      <w:r>
+        <w:t>**Bounded:** always in [0, 100] regardless of input</w:t>
+      </w:r>
+    </w:p>
+    <w:p>
+      <w:pPr>
+        <w:pStyle w:val="ListBullet"/>
+      </w:pPr>
+      <w:r>
+        <w:t>**Tied inputs → tied scores:** removes the lottery problem from percentile ranking</w:t>
+      </w:r>
+    </w:p>
+    <w:p>
+      <w:pPr>
+        <w:pStyle w:val="ListBullet"/>
+      </w:pPr>
+      <w:r>
+        <w:t>**Admin-editable:** floor and ceiling are settings, not hardcoded</w:t>
+      </w:r>
+    </w:p>
+    <w:p/>
+    <w:p>
+      <w:pPr>
+        <w:pStyle w:val="Heading2"/>
+      </w:pPr>
+      <w:r>
+        <w:t>ATT Chemical Anchor Bands</w:t>
+      </w:r>
+    </w:p>
+    <w:p/>
+    <w:tbl>
+      <w:tblPr>
+        <w:tblStyle w:val="TableGrid"/>
+        <w:tblW w:type="auto" w:w="0"/>
+        <w:tblLook w:firstColumn="1" w:firstRow="1" w:lastColumn="0" w:lastRow="0" w:noHBand="0" w:noVBand="1" w:val="04A0"/>
+      </w:tblPr>
+      <w:tblGrid>
+        <w:gridCol w:w="2160"/>
+        <w:gridCol w:w="2160"/>
+        <w:gridCol w:w="2160"/>
+        <w:gridCol w:w="2160"/>
+      </w:tblGrid>
+      <w:tr>
+        <w:tc>
+          <w:tcPr>
+            <w:tcW w:type="dxa" w:w="2160"/>
           </w:tcPr>
           <w:p>
             <w:r>
               <w:rPr>
-                <w:sz w:val="20"/>
+                <w:b/>
               </w:rPr>
+              <w:t>Dimension</w:t>
+            </w:r>
+          </w:p>
+        </w:tc>
+        <w:tc>
+          <w:tcPr>
+            <w:tcW w:type="dxa" w:w="2160"/>
+          </w:tcPr>
+          <w:p>
+            <w:r>
+              <w:rPr>
+                <w:b/>
+              </w:rPr>
+              <w:t>Floor (→ score 0)</w:t>
+            </w:r>
+          </w:p>
+        </w:tc>
+        <w:tc>
+          <w:tcPr>
+            <w:tcW w:type="dxa" w:w="2160"/>
+          </w:tcPr>
+          <w:p>
+            <w:r>
+              <w:rPr>
+                <w:b/>
+              </w:rPr>
+              <w:t>Ceiling (→ score 100)</w:t>
+            </w:r>
+          </w:p>
+        </w:tc>
+        <w:tc>
+          <w:tcPr>
+            <w:tcW w:type="dxa" w:w="2160"/>
+          </w:tcPr>
+          <w:p>
+            <w:r>
+              <w:rPr>
+                <w:b/>
+              </w:rPr>
+              <w:t>Source</w:t>
+            </w:r>
+          </w:p>
+        </w:tc>
+      </w:tr>
+      <w:tr>
+        <w:tc>
+          <w:tcPr>
+            <w:tcW w:type="dxa" w:w="2160"/>
+          </w:tcPr>
+          <w:p>
+            <w:r>
+              <w:t>volume (kg)</w:t>
+            </w:r>
+          </w:p>
+        </w:tc>
+        <w:tc>
+          <w:tcPr>
+            <w:tcW w:type="dxa" w:w="2160"/>
+          </w:tcPr>
+          <w:p>
+            <w:r>
+              <w:t>10 kg</w:t>
+            </w:r>
+          </w:p>
+        </w:tc>
+        <w:tc>
+          <w:tcPr>
+            <w:tcW w:type="dxa" w:w="2160"/>
+          </w:tcPr>
+          <w:p>
+            <w:r>
+              <w:t>50,000,000 kg</w:t>
+            </w:r>
+          </w:p>
+        </w:tc>
+        <w:tc>
+          <w:tcPr>
+            <w:tcW w:type="dxa" w:w="2160"/>
+          </w:tcPr>
+          <w:p>
+            <w:r>
+              <w:t>Real p95 of run-2 data (n=75 chemicals)</w:t>
+            </w:r>
+          </w:p>
+        </w:tc>
+      </w:tr>
+      <w:tr>
+        <w:tc>
+          <w:tcPr>
+            <w:tcW w:type="dxa" w:w="2160"/>
+          </w:tcPr>
+          <w:p>
+            <w:r>
+              <w:t>price (USD value)</w:t>
+            </w:r>
+          </w:p>
+        </w:tc>
+        <w:tc>
+          <w:tcPr>
+            <w:tcW w:type="dxa" w:w="2160"/>
+          </w:tcPr>
+          <w:p>
+            <w:r>
+              <w:t>$1,000</w:t>
+            </w:r>
+          </w:p>
+        </w:tc>
+        <w:tc>
+          <w:tcPr>
+            <w:tcW w:type="dxa" w:w="2160"/>
+          </w:tcPr>
+          <w:p>
+            <w:r>
+              <w:t>$250,000,000</w:t>
+            </w:r>
+          </w:p>
+        </w:tc>
+        <w:tc>
+          <w:tcPr>
+            <w:tcW w:type="dxa" w:w="2160"/>
+          </w:tcPr>
+          <w:p>
+            <w:r>
+              <w:t>Real p95 of run-2 data</w:t>
+            </w:r>
+          </w:p>
+        </w:tc>
+      </w:tr>
+      <w:tr>
+        <w:tc>
+          <w:tcPr>
+            <w:tcW w:type="dxa" w:w="2160"/>
+          </w:tcPr>
+          <w:p>
+            <w:r>
               <w:t>buyers: n_buyers</w:t>
             </w:r>
           </w:p>
         </w:tc>
         <w:tc>
           <w:tcPr>
-            <w:tcW w:type="dxa" w:w="1728"/>
-            <w:shd w:val="clear" w:color="auto" w:fill="DCE6F1"/>
+            <w:tcW w:type="dxa" w:w="2160"/>
           </w:tcPr>
           <w:p>
             <w:r>
-              <w:rPr>
-                <w:sz w:val="20"/>
-              </w:rPr>
               <w:t>0</w:t>
             </w:r>
           </w:p>
         </w:tc>
         <w:tc>
           <w:tcPr>
-            <w:tcW w:type="dxa" w:w="2016"/>
-            <w:shd w:val="clear" w:color="auto" w:fill="DCE6F1"/>
+            <w:tcW w:type="dxa" w:w="2160"/>
           </w:tcPr>
           <w:p>
             <w:r>
-              <w:rPr>
-                <w:sz w:val="20"/>
-              </w:rPr>
               <w:t>580</w:t>
             </w:r>
           </w:p>
         </w:tc>
         <w:tc>
           <w:tcPr>
-            <w:tcW w:type="dxa" w:w="3024"/>
-            <w:shd w:val="clear" w:color="auto" w:fill="DCE6F1"/>
+            <w:tcW w:type="dxa" w:w="2160"/>
           </w:tcPr>
           <w:p>
             <w:r>
-              <w:rPr>
-                <w:sz w:val="20"/>
-              </w:rPr>
               <w:t>Real p95</w:t>
             </w:r>
           </w:p>
@@ -1246,290 +813,37 @@
           </w:tcPr>
           <w:p>
             <w:r>
-              <w:rPr>
-                <w:sz w:val="20"/>
-              </w:rPr>
               <w:t>buyers: n_countries</w:t>
             </w:r>
           </w:p>
         </w:tc>
         <w:tc>
           <w:tcPr>
-            <w:tcW w:type="dxa" w:w="1728"/>
+            <w:tcW w:type="dxa" w:w="2160"/>
           </w:tcPr>
           <w:p>
             <w:r>
-              <w:rPr>
-                <w:sz w:val="20"/>
-              </w:rPr>
               <w:t>0</w:t>
             </w:r>
           </w:p>
         </w:tc>
         <w:tc>
           <w:tcPr>
-            <w:tcW w:type="dxa" w:w="2016"/>
+            <w:tcW w:type="dxa" w:w="2160"/>
           </w:tcPr>
           <w:p>
             <w:r>
-              <w:rPr>
-                <w:sz w:val="20"/>
-              </w:rPr>
               <w:t>76</w:t>
             </w:r>
           </w:p>
         </w:tc>
         <w:tc>
           <w:tcPr>
-            <w:tcW w:type="dxa" w:w="3024"/>
+            <w:tcW w:type="dxa" w:w="2160"/>
           </w:tcPr>
           <w:p>
             <w:r>
-              <w:rPr>
-                <w:sz w:val="20"/>
-              </w:rPr>
               <w:t>Real p95</w:t>
-            </w:r>
-          </w:p>
-        </w:tc>
-      </w:tr>
-      <w:tr>
-        <w:tc>
-          <w:tcPr>
-            <w:tcW w:type="dxa" w:w="2160"/>
-            <w:shd w:val="clear" w:color="auto" w:fill="DCE6F1"/>
-          </w:tcPr>
-          <w:p>
-            <w:r>
-              <w:rPr>
-                <w:sz w:val="20"/>
-              </w:rPr>
-              <w:t>suppliers: n_sellers</w:t>
-            </w:r>
-          </w:p>
-        </w:tc>
-        <w:tc>
-          <w:tcPr>
-            <w:tcW w:type="dxa" w:w="1728"/>
-            <w:shd w:val="clear" w:color="auto" w:fill="DCE6F1"/>
-          </w:tcPr>
-          <w:p>
-            <w:r>
-              <w:rPr>
-                <w:sz w:val="20"/>
-              </w:rPr>
-              <w:t>0</w:t>
-            </w:r>
-          </w:p>
-        </w:tc>
-        <w:tc>
-          <w:tcPr>
-            <w:tcW w:type="dxa" w:w="2016"/>
-            <w:shd w:val="clear" w:color="auto" w:fill="DCE6F1"/>
-          </w:tcPr>
-          <w:p>
-            <w:r>
-              <w:rPr>
-                <w:sz w:val="20"/>
-              </w:rPr>
-              <w:t>430</w:t>
-            </w:r>
-          </w:p>
-        </w:tc>
-        <w:tc>
-          <w:tcPr>
-            <w:tcW w:type="dxa" w:w="3024"/>
-            <w:shd w:val="clear" w:color="auto" w:fill="DCE6F1"/>
-          </w:tcPr>
-          <w:p>
-            <w:r>
-              <w:rPr>
-                <w:sz w:val="20"/>
-              </w:rPr>
-              <w:t>Real p95</w:t>
-            </w:r>
-          </w:p>
-        </w:tc>
-      </w:tr>
-    </w:tbl>
-    <w:p>
-      <w:pPr>
-        <w:pStyle w:val="Heading1"/>
-      </w:pPr>
-      <w:r>
-        <w:rPr>
-          <w:color w:val="1F4E79"/>
-        </w:rPr>
-        <w:t>4. Buyers &amp; Suppliers Composite Score</w:t>
-      </w:r>
-    </w:p>
-    <w:p>
-      <w:r>
-        <w:rPr>
-          <w:b/>
-          <w:i w:val="0"/>
-        </w:rPr>
-        <w:t>Buyers score (Engine v2):</w:t>
-      </w:r>
-    </w:p>
-    <w:p>
-      <w:pPr>
-        <w:ind w:left="432"/>
-        <w:shd w:val="clear" w:color="auto" w:fill="F2F2F2"/>
-      </w:pPr>
-      <w:r>
-        <w:rPr>
-          <w:rFonts w:ascii="Courier New" w:hAnsi="Courier New"/>
-          <w:sz w:val="18"/>
-        </w:rPr>
-        <w:t>buyers_norm = 0.30 × LA(n_buyers, 0, 580)</w:t>
-        <w:br/>
-        <w:t xml:space="preserve">            + 0.30 × frag × 100</w:t>
-        <w:br/>
-        <w:t xml:space="preserve">            + 0.20 × LA(n_countries, 0, 76)</w:t>
-        <w:br/>
-        <w:t xml:space="preserve">            + 0.20 × repeat_pct × 100</w:t>
-      </w:r>
-    </w:p>
-    <w:p>
-      <w:r>
-        <w:rPr>
-          <w:b w:val="0"/>
-          <w:i/>
-        </w:rPr>
-        <w:t>Where LA(v, floor, ceiling) = log-anchor score. frag = 1 − HHI. repeat_pct = buyers with &gt;1 shipment / total buyers.</w:t>
-      </w:r>
-    </w:p>
-    <w:p/>
-    <w:p>
-      <w:r>
-        <w:rPr>
-          <w:b/>
-          <w:i w:val="0"/>
-        </w:rPr>
-        <w:t>Suppliers score (Engine v2):</w:t>
-      </w:r>
-    </w:p>
-    <w:p>
-      <w:pPr>
-        <w:ind w:left="432"/>
-        <w:shd w:val="clear" w:color="auto" w:fill="F2F2F2"/>
-      </w:pPr>
-      <w:r>
-        <w:rPr>
-          <w:rFonts w:ascii="Courier New" w:hAnsi="Courier New"/>
-          <w:sz w:val="18"/>
-        </w:rPr>
-        <w:t>suppliers_norm = 0.40 × LA(n_sellers, 0, 430)</w:t>
-        <w:br/>
-        <w:t xml:space="preserve">               + 0.30 × india_pct × 100</w:t>
-        <w:br/>
-        <w:t xml:space="preserve">               + 0.30 × LA(n_countries, 0, 76)</w:t>
-      </w:r>
-    </w:p>
-    <w:p>
-      <w:pPr>
-        <w:pStyle w:val="Heading1"/>
-      </w:pPr>
-      <w:r>
-        <w:rPr>
-          <w:color w:val="1F4E79"/>
-        </w:rPr>
-        <w:t>5. Trend Score</w:t>
-      </w:r>
-    </w:p>
-    <w:p>
-      <w:pPr>
-        <w:ind w:left="432"/>
-        <w:shd w:val="clear" w:color="auto" w:fill="F2F2F2"/>
-      </w:pPr>
-      <w:r>
-        <w:rPr>
-          <w:rFonts w:ascii="Courier New" w:hAnsi="Courier New"/>
-          <w:sz w:val="18"/>
-        </w:rPr>
-        <w:t>trend_raw = clamp(0, 100,  50 + growth_rate × 500)</w:t>
-      </w:r>
-    </w:p>
-    <w:p>
-      <w:r>
-        <w:rPr>
-          <w:b w:val="0"/>
-          <w:i/>
-        </w:rPr>
-        <w:t>growth_rate = slope of linear regression over monthly shipment counts, excluding months in trend_exclude and the current calendar month (partial data).</w:t>
-      </w:r>
-    </w:p>
-    <w:tbl>
-      <w:tblPr>
-        <w:tblStyle w:val="TableGrid"/>
-        <w:tblW w:type="auto" w:w="0"/>
-        <w:tblLook w:firstColumn="1" w:firstRow="1" w:lastColumn="0" w:lastRow="0" w:noHBand="0" w:noVBand="1" w:val="04A0"/>
-      </w:tblPr>
-      <w:tblGrid>
-        <w:gridCol w:w="4703"/>
-        <w:gridCol w:w="4703"/>
-      </w:tblGrid>
-      <w:tr>
-        <w:tc>
-          <w:tcPr>
-            <w:tcW w:type="dxa" w:w="2160"/>
-            <w:shd w:val="clear" w:color="auto" w:fill="1F4E79"/>
-          </w:tcPr>
-          <w:p>
-            <w:r>
-              <w:rPr>
-                <w:b/>
-                <w:color w:val="FFFFFF"/>
-                <w:sz w:val="20"/>
-              </w:rPr>
-              <w:t>Direction Label</w:t>
-            </w:r>
-          </w:p>
-        </w:tc>
-        <w:tc>
-          <w:tcPr>
-            <w:tcW w:type="dxa" w:w="6480"/>
-            <w:shd w:val="clear" w:color="auto" w:fill="1F4E79"/>
-          </w:tcPr>
-          <w:p>
-            <w:r>
-              <w:rPr>
-                <w:b/>
-                <w:color w:val="FFFFFF"/>
-                <w:sz w:val="20"/>
-              </w:rPr>
-              <w:t>Condition</w:t>
-            </w:r>
-          </w:p>
-        </w:tc>
-      </w:tr>
-      <w:tr>
-        <w:tc>
-          <w:tcPr>
-            <w:tcW w:type="dxa" w:w="2160"/>
-            <w:shd w:val="clear" w:color="auto" w:fill="DCE6F1"/>
-          </w:tcPr>
-          <w:p>
-            <w:r>
-              <w:rPr>
-                <w:sz w:val="20"/>
-              </w:rPr>
-              <w:t>Growing</w:t>
-            </w:r>
-          </w:p>
-        </w:tc>
-        <w:tc>
-          <w:tcPr>
-            <w:tcW w:type="dxa" w:w="6480"/>
-            <w:shd w:val="clear" w:color="auto" w:fill="DCE6F1"/>
-          </w:tcPr>
-          <w:p>
-            <w:r>
-              <w:rPr>
-                <w:sz w:val="20"/>
-              </w:rPr>
-              <w:t>Last 6-month avg &gt; Prior 6-month avg by &gt; 5%</w:t>
             </w:r>
           </w:p>
         </w:tc>
@@ -1541,23 +855,114 @@
           </w:tcPr>
           <w:p>
             <w:r>
-              <w:rPr>
-                <w:sz w:val="20"/>
-              </w:rPr>
-              <w:t>Declining</w:t>
+              <w:t>suppliers: n_sellers</w:t>
             </w:r>
           </w:p>
         </w:tc>
         <w:tc>
           <w:tcPr>
-            <w:tcW w:type="dxa" w:w="6480"/>
+            <w:tcW w:type="dxa" w:w="2160"/>
+          </w:tcPr>
+          <w:p>
+            <w:r>
+              <w:t>0</w:t>
+            </w:r>
+          </w:p>
+        </w:tc>
+        <w:tc>
+          <w:tcPr>
+            <w:tcW w:type="dxa" w:w="2160"/>
+          </w:tcPr>
+          <w:p>
+            <w:r>
+              <w:t>430</w:t>
+            </w:r>
+          </w:p>
+        </w:tc>
+        <w:tc>
+          <w:tcPr>
+            <w:tcW w:type="dxa" w:w="2160"/>
+          </w:tcPr>
+          <w:p>
+            <w:r>
+              <w:t>Real p95</w:t>
+            </w:r>
+          </w:p>
+        </w:tc>
+      </w:tr>
+    </w:tbl>
+    <w:p/>
+    <w:p>
+      <w:pPr>
+        <w:pStyle w:val="Heading2"/>
+      </w:pPr>
+      <w:r>
+        <w:t>Battery Procurement Anchor Bands</w:t>
+      </w:r>
+    </w:p>
+    <w:p/>
+    <w:tbl>
+      <w:tblPr>
+        <w:tblStyle w:val="TableGrid"/>
+        <w:tblW w:type="auto" w:w="0"/>
+        <w:tblLook w:firstColumn="1" w:firstRow="1" w:lastColumn="0" w:lastRow="0" w:noHBand="0" w:noVBand="1" w:val="04A0"/>
+      </w:tblPr>
+      <w:tblGrid>
+        <w:gridCol w:w="2160"/>
+        <w:gridCol w:w="2160"/>
+        <w:gridCol w:w="2160"/>
+        <w:gridCol w:w="2160"/>
+      </w:tblGrid>
+      <w:tr>
+        <w:tc>
+          <w:tcPr>
+            <w:tcW w:type="dxa" w:w="2160"/>
           </w:tcPr>
           <w:p>
             <w:r>
               <w:rPr>
-                <w:sz w:val="20"/>
+                <w:b/>
               </w:rPr>
-              <w:t>Last 6-month avg &lt; Prior 6-month avg by &gt; 5%</w:t>
+              <w:t>Dimension</w:t>
+            </w:r>
+          </w:p>
+        </w:tc>
+        <w:tc>
+          <w:tcPr>
+            <w:tcW w:type="dxa" w:w="2160"/>
+          </w:tcPr>
+          <w:p>
+            <w:r>
+              <w:rPr>
+                <w:b/>
+              </w:rPr>
+              <w:t>Floor</w:t>
+            </w:r>
+          </w:p>
+        </w:tc>
+        <w:tc>
+          <w:tcPr>
+            <w:tcW w:type="dxa" w:w="2160"/>
+          </w:tcPr>
+          <w:p>
+            <w:r>
+              <w:rPr>
+                <w:b/>
+              </w:rPr>
+              <w:t>Ceiling</w:t>
+            </w:r>
+          </w:p>
+        </w:tc>
+        <w:tc>
+          <w:tcPr>
+            <w:tcW w:type="dxa" w:w="2160"/>
+          </w:tcPr>
+          <w:p>
+            <w:r>
+              <w:rPr>
+                <w:b/>
+              </w:rPr>
+              <w:t>Source</w:t>
             </w:r>
           </w:p>
         </w:tc>
@@ -1566,92 +971,369 @@
         <w:tc>
           <w:tcPr>
             <w:tcW w:type="dxa" w:w="2160"/>
-            <w:shd w:val="clear" w:color="auto" w:fill="DCE6F1"/>
           </w:tcPr>
           <w:p>
             <w:r>
-              <w:rPr>
-                <w:sz w:val="20"/>
-              </w:rPr>
-              <w:t>Stable</w:t>
+              <w:t>volume (qty_kg)</w:t>
             </w:r>
           </w:p>
         </w:tc>
         <w:tc>
           <w:tcPr>
-            <w:tcW w:type="dxa" w:w="6480"/>
-            <w:shd w:val="clear" w:color="auto" w:fill="DCE6F1"/>
+            <w:tcW w:type="dxa" w:w="2160"/>
           </w:tcPr>
           <w:p>
             <w:r>
-              <w:rPr>
-                <w:sz w:val="20"/>
-              </w:rPr>
-              <w:t>Otherwise</w:t>
+              <w:t>1 kg</w:t>
+            </w:r>
+          </w:p>
+        </w:tc>
+        <w:tc>
+          <w:tcPr>
+            <w:tcW w:type="dxa" w:w="2160"/>
+          </w:tcPr>
+          <w:p>
+            <w:r>
+              <w:t>50,000 kg</w:t>
+            </w:r>
+          </w:p>
+        </w:tc>
+        <w:tc>
+          <w:tcPr>
+            <w:tcW w:type="dxa" w:w="2160"/>
+          </w:tcPr>
+          <w:p>
+            <w:r>
+              <w:t>Real p97 of run-6 supplier data (n≈10,333)</w:t>
+            </w:r>
+          </w:p>
+        </w:tc>
+      </w:tr>
+      <w:tr>
+        <w:tc>
+          <w:tcPr>
+            <w:tcW w:type="dxa" w:w="2160"/>
+          </w:tcPr>
+          <w:p>
+            <w:r>
+              <w:t>reliability (shipments)</w:t>
+            </w:r>
+          </w:p>
+        </w:tc>
+        <w:tc>
+          <w:tcPr>
+            <w:tcW w:type="dxa" w:w="2160"/>
+          </w:tcPr>
+          <w:p>
+            <w:r>
+              <w:t>0</w:t>
+            </w:r>
+          </w:p>
+        </w:tc>
+        <w:tc>
+          <w:tcPr>
+            <w:tcW w:type="dxa" w:w="2160"/>
+          </w:tcPr>
+          <w:p>
+            <w:r>
+              <w:t>50 shipments</w:t>
+            </w:r>
+          </w:p>
+        </w:tc>
+        <w:tc>
+          <w:tcPr>
+            <w:tcW w:type="dxa" w:w="2160"/>
+          </w:tcPr>
+          <w:p>
+            <w:r>
+              <w:t>Real p97 of run-6</w:t>
             </w:r>
           </w:p>
         </w:tc>
       </w:tr>
     </w:tbl>
+    <w:p/>
+    <w:p>
+      <w:r>
+        <w:t>---</w:t>
+      </w:r>
+    </w:p>
+    <w:p/>
     <w:p>
       <w:pPr>
         <w:pStyle w:val="Heading1"/>
       </w:pPr>
       <w:r>
-        <w:rPr>
-          <w:color w:val="1F4E79"/>
-        </w:rPr>
-        <w:t>6. Structure Score</w:t>
+        <w:t>4. Buyers &amp; Suppliers Composite Score</w:t>
+      </w:r>
+    </w:p>
+    <w:p/>
+    <w:p>
+      <w:pPr>
+        <w:pStyle w:val="Heading2"/>
+      </w:pPr>
+      <w:r>
+        <w:t>Buyers (`norm_buyers`)</w:t>
+      </w:r>
+    </w:p>
+    <w:p/>
+    <w:p>
+      <w:r>
+        <w:t>$$</w:t>
+      </w:r>
+    </w:p>
+    <w:p>
+      <w:r>
+        <w:t>\text{buyers\_raw} = 0.3 \cdot n_{\text{buyers}} + 0.3 \cdot \text{frag} \cdot 100 + 0.2 \cdot n_{\text{countries}} \cdot 5 + 0.2 \cdot \text{repeat\_pct} \cdot 100</w:t>
+      </w:r>
+    </w:p>
+    <w:p>
+      <w:r>
+        <w:t>$$</w:t>
+      </w:r>
+    </w:p>
+    <w:p/>
+    <w:p>
+      <w:r>
+        <w:t>In Engine v2, the open-ended sub-terms are log-anchored before combining:</w:t>
+      </w:r>
+    </w:p>
+    <w:p/>
+    <w:p>
+      <w:r>
+        <w:t>$$</w:t>
+      </w:r>
+    </w:p>
+    <w:p>
+      <w:r>
+        <w:t>\text{buyers\_norm} = 0.3 \cdot \text{LA}(n_{\text{buyers}}, 0, 580) + 0.3 \cdot \text{frag} \cdot 100 + 0.2 \cdot \text{LA}(n_{\text{countries}}, 0, 76) + 0.2 \cdot \text{repeat\_pct} \cdot 100</w:t>
+      </w:r>
+    </w:p>
+    <w:p>
+      <w:r>
+        <w:t>$$</w:t>
+      </w:r>
+    </w:p>
+    <w:p/>
+    <w:p>
+      <w:r>
+        <w:t>Where LA(v, floor, ceiling) = `_log_anchor_score(v, floor, ceiling)`.</w:t>
+      </w:r>
+    </w:p>
+    <w:p/>
+    <w:p>
+      <w:pPr>
+        <w:pStyle w:val="ListBullet"/>
+      </w:pPr>
+      <w:r>
+        <w:t>**frag** = 1 − HHI (Herfindahl-Hirschman Index); HHI = sum of squared market shares across buyers</w:t>
+      </w:r>
+    </w:p>
+    <w:p>
+      <w:pPr>
+        <w:pStyle w:val="ListBullet"/>
+      </w:pPr>
+      <w:r>
+        <w:t>**repeat_pct** = fraction of buyers with &gt; 1 shipment</w:t>
+      </w:r>
+    </w:p>
+    <w:p/>
+    <w:p>
+      <w:pPr>
+        <w:pStyle w:val="Heading2"/>
+      </w:pPr>
+      <w:r>
+        <w:t>Suppliers (`norm_suppliers`)</w:t>
+      </w:r>
+    </w:p>
+    <w:p/>
+    <w:p>
+      <w:r>
+        <w:t>$$</w:t>
+      </w:r>
+    </w:p>
+    <w:p>
+      <w:r>
+        <w:t>\text{suppliers\_norm} = 0.4 \cdot \text{LA}(n_{\text{sellers}}, 0, 430) + 0.3 \cdot \text{india\_pct} \cdot 100 + 0.3 \cdot \text{LA}(n_{\text{countries}}, 0, 76)</w:t>
+      </w:r>
+    </w:p>
+    <w:p>
+      <w:r>
+        <w:t>$$</w:t>
+      </w:r>
+    </w:p>
+    <w:p/>
+    <w:p>
+      <w:pPr>
+        <w:pStyle w:val="ListBullet"/>
+      </w:pPr>
+      <w:r>
+        <w:t>**india_pct** = fraction of shipments where seller country = India</w:t>
+      </w:r>
+    </w:p>
+    <w:p/>
+    <w:p>
+      <w:r>
+        <w:t>---</w:t>
+      </w:r>
+    </w:p>
+    <w:p/>
+    <w:p>
+      <w:pPr>
+        <w:pStyle w:val="Heading1"/>
+      </w:pPr>
+      <w:r>
+        <w:t>5. Trend Score</w:t>
+      </w:r>
+    </w:p>
+    <w:p/>
+    <w:p>
+      <w:r>
+        <w:t>$$</w:t>
+      </w:r>
+    </w:p>
+    <w:p>
+      <w:r>
+        <w:t>\text{trend\_raw} = \text{clamp}(0, 100, 50 + \text{growth\_rate} \times 500)</w:t>
+      </w:r>
+    </w:p>
+    <w:p>
+      <w:r>
+        <w:t>$$</w:t>
+      </w:r>
+    </w:p>
+    <w:p/>
+    <w:p>
+      <w:r>
+        <w:t>Where `growth_rate` is the slope of a linear regression over monthly shipment counts, fitted on months NOT in `trend_exclude` and NOT in the current calendar month (auto-excluded as partial data).</w:t>
+      </w:r>
+    </w:p>
+    <w:p/>
+    <w:p>
+      <w:r>
+        <w:t>**Effective trend_exclude:**</w:t>
       </w:r>
     </w:p>
     <w:p>
       <w:pPr>
         <w:ind w:left="432"/>
-        <w:shd w:val="clear" w:color="auto" w:fill="F2F2F2"/>
       </w:pPr>
       <w:r>
         <w:rPr>
           <w:rFonts w:ascii="Courier New" w:hAnsi="Courier New"/>
           <w:sz w:val="18"/>
         </w:rPr>
-        <w:t>structure = 0.5 × (1 − HHI) × 100</w:t>
-        <w:br/>
-        <w:t xml:space="preserve">          + 0.5 × min(1, freq / 50) × 100</w:t>
+        <w:t>effective = user_configured_months ∪ {current_calendar_month}</w:t>
+      </w:r>
+    </w:p>
+    <w:p/>
+    <w:p>
+      <w:r>
+        <w:t>**Trend direction label** (shown in UI, separately computed):</w:t>
       </w:r>
     </w:p>
     <w:p>
+      <w:pPr>
+        <w:pStyle w:val="ListBullet"/>
+      </w:pPr>
       <w:r>
-        <w:rPr>
-          <w:b w:val="0"/>
-          <w:i/>
-        </w:rPr>
-        <w:t>HHI = Herfindahl-Hirschman Index on buyer market shares (0=fragmented, 1=monopoly). freq = unique trading months (cap 50).</w:t>
+        <w:t>Last 6 months avg vs. prior 6 months avg (using the same effective exclusion set)</w:t>
       </w:r>
     </w:p>
+    <w:p>
+      <w:pPr>
+        <w:pStyle w:val="ListBullet"/>
+      </w:pPr>
+      <w:r>
+        <w:t>Growth &gt; 5% → "Growing" · &lt; −5% → "Declining" · else "Stable"</w:t>
+      </w:r>
+    </w:p>
+    <w:p/>
+    <w:p>
+      <w:r>
+        <w:t>---</w:t>
+      </w:r>
+    </w:p>
+    <w:p/>
     <w:p>
       <w:pPr>
         <w:pStyle w:val="Heading1"/>
       </w:pPr>
       <w:r>
-        <w:rPr>
-          <w:color w:val="1F4E79"/>
-        </w:rPr>
-        <w:t>7. Freedom Score</w:t>
+        <w:t>6. Structure Score</w:t>
+      </w:r>
+    </w:p>
+    <w:p/>
+    <w:p>
+      <w:r>
+        <w:t>$$</w:t>
+      </w:r>
+    </w:p>
+    <w:p>
+      <w:r>
+        <w:t>\text{structure} = 0.5 \times (1 - \text{HHI}) \times 100 + 0.5 \times \min\!\left(1, \frac{\text{freq}}{50}\right) \times 100</w:t>
+      </w:r>
+    </w:p>
+    <w:p>
+      <w:r>
+        <w:t>$$</w:t>
+      </w:r>
+    </w:p>
+    <w:p/>
+    <w:p>
+      <w:pPr>
+        <w:pStyle w:val="ListBullet"/>
+      </w:pPr>
+      <w:r>
+        <w:t>**HHI** = Herfindahl-Hirschman Index on buyer market shares (0 = fully fragmented, 1 = monopoly)</w:t>
       </w:r>
     </w:p>
     <w:p>
       <w:pPr>
-        <w:ind w:left="432"/>
-        <w:shd w:val="clear" w:color="auto" w:fill="F2F2F2"/>
+        <w:pStyle w:val="ListBullet"/>
       </w:pPr>
       <w:r>
-        <w:rPr>
-          <w:rFonts w:ascii="Courier New" w:hAnsi="Courier New"/>
-          <w:sz w:val="18"/>
-        </w:rPr>
-        <w:t>freedom = Σ_c  (shipments_c × EASE[c])  /  Σ_c shipments_c</w:t>
+        <w:t>**freq** = number of unique trading months (capped at 50 for full score)</w:t>
       </w:r>
     </w:p>
+    <w:p/>
+    <w:p>
+      <w:r>
+        <w:t>---</w:t>
+      </w:r>
+    </w:p>
+    <w:p/>
+    <w:p>
+      <w:pPr>
+        <w:pStyle w:val="Heading1"/>
+      </w:pPr>
+      <w:r>
+        <w:t>7. Freedom Score</w:t>
+      </w:r>
+    </w:p>
+    <w:p/>
+    <w:p>
+      <w:r>
+        <w:t>$$</w:t>
+      </w:r>
+    </w:p>
+    <w:p>
+      <w:r>
+        <w:t>\text{freedom} = \frac{\sum_{c \in \text{countries}} \text{shipments}_c \times \text{EASE}[c]}{\sum_{c} \text{shipments}_c}</w:t>
+      </w:r>
+    </w:p>
+    <w:p>
+      <w:r>
+        <w:t>$$</w:t>
+      </w:r>
+    </w:p>
+    <w:p/>
+    <w:p>
+      <w:r>
+        <w:t>EASE = pre-scored country ease-of-trade index (5–95 scale). Selected values:</w:t>
+      </w:r>
+    </w:p>
+    <w:p/>
     <w:tbl>
       <w:tblPr>
         <w:tblStyle w:val="TableGrid"/>
@@ -1659,21 +1341,18 @@
         <w:tblLook w:firstColumn="1" w:firstRow="1" w:lastColumn="0" w:lastRow="0" w:noHBand="0" w:noVBand="1" w:val="04A0"/>
       </w:tblPr>
       <w:tblGrid>
-        <w:gridCol w:w="4703"/>
-        <w:gridCol w:w="4703"/>
+        <w:gridCol w:w="4320"/>
+        <w:gridCol w:w="4320"/>
       </w:tblGrid>
       <w:tr>
         <w:tc>
           <w:tcPr>
             <w:tcW w:type="dxa" w:w="4320"/>
-            <w:shd w:val="clear" w:color="auto" w:fill="1F4E79"/>
           </w:tcPr>
           <w:p>
             <w:r>
               <w:rPr>
                 <w:b/>
-                <w:color w:val="FFFFFF"/>
-                <w:sz w:val="20"/>
               </w:rPr>
               <w:t>Country</w:t>
             </w:r>
@@ -1681,17 +1360,14 @@
         </w:tc>
         <w:tc>
           <w:tcPr>
-            <w:tcW w:type="dxa" w:w="2160"/>
-            <w:shd w:val="clear" w:color="auto" w:fill="1F4E79"/>
+            <w:tcW w:type="dxa" w:w="4320"/>
           </w:tcPr>
           <w:p>
             <w:r>
               <w:rPr>
                 <w:b/>
-                <w:color w:val="FFFFFF"/>
-                <w:sz w:val="20"/>
               </w:rPr>
-              <w:t>EASE Score</w:t>
+              <w:t>EASE</w:t>
             </w:r>
           </w:p>
         </w:tc>
@@ -1700,27 +1376,19 @@
         <w:tc>
           <w:tcPr>
             <w:tcW w:type="dxa" w:w="4320"/>
-            <w:shd w:val="clear" w:color="auto" w:fill="DCE6F1"/>
           </w:tcPr>
           <w:p>
             <w:r>
-              <w:rPr>
-                <w:sz w:val="20"/>
-              </w:rPr>
               <w:t>India</w:t>
             </w:r>
           </w:p>
         </w:tc>
         <w:tc>
           <w:tcPr>
-            <w:tcW w:type="dxa" w:w="2160"/>
-            <w:shd w:val="clear" w:color="auto" w:fill="DCE6F1"/>
+            <w:tcW w:type="dxa" w:w="4320"/>
           </w:tcPr>
           <w:p>
             <w:r>
-              <w:rPr>
-                <w:sz w:val="20"/>
-              </w:rPr>
               <w:t>95</w:t>
             </w:r>
           </w:p>
@@ -1733,22 +1401,16 @@
           </w:tcPr>
           <w:p>
             <w:r>
-              <w:rPr>
-                <w:sz w:val="20"/>
-              </w:rPr>
               <w:t>Singapore</w:t>
             </w:r>
           </w:p>
         </w:tc>
         <w:tc>
           <w:tcPr>
-            <w:tcW w:type="dxa" w:w="2160"/>
+            <w:tcW w:type="dxa" w:w="4320"/>
           </w:tcPr>
           <w:p>
             <w:r>
-              <w:rPr>
-                <w:sz w:val="20"/>
-              </w:rPr>
               <w:t>92</w:t>
             </w:r>
           </w:p>
@@ -1758,27 +1420,19 @@
         <w:tc>
           <w:tcPr>
             <w:tcW w:type="dxa" w:w="4320"/>
-            <w:shd w:val="clear" w:color="auto" w:fill="DCE6F1"/>
           </w:tcPr>
           <w:p>
             <w:r>
-              <w:rPr>
-                <w:sz w:val="20"/>
-              </w:rPr>
-              <w:t>Germany/UK/Netherlands</w:t>
+              <w:t>Germany / UK / Netherlands</w:t>
             </w:r>
           </w:p>
         </w:tc>
         <w:tc>
           <w:tcPr>
-            <w:tcW w:type="dxa" w:w="2160"/>
-            <w:shd w:val="clear" w:color="auto" w:fill="DCE6F1"/>
+            <w:tcW w:type="dxa" w:w="4320"/>
           </w:tcPr>
           <w:p>
             <w:r>
-              <w:rPr>
-                <w:sz w:val="20"/>
-              </w:rPr>
               <w:t>90</w:t>
             </w:r>
           </w:p>
@@ -1791,22 +1445,16 @@
           </w:tcPr>
           <w:p>
             <w:r>
-              <w:rPr>
-                <w:sz w:val="20"/>
-              </w:rPr>
-              <w:t>USA/Canada</w:t>
+              <w:t>United States / Canada</w:t>
             </w:r>
           </w:p>
         </w:tc>
         <w:tc>
           <w:tcPr>
-            <w:tcW w:type="dxa" w:w="2160"/>
+            <w:tcW w:type="dxa" w:w="4320"/>
           </w:tcPr>
           <w:p>
             <w:r>
-              <w:rPr>
-                <w:sz w:val="20"/>
-              </w:rPr>
               <w:t>85–90</w:t>
             </w:r>
           </w:p>
@@ -1816,27 +1464,19 @@
         <w:tc>
           <w:tcPr>
             <w:tcW w:type="dxa" w:w="4320"/>
-            <w:shd w:val="clear" w:color="auto" w:fill="DCE6F1"/>
           </w:tcPr>
           <w:p>
             <w:r>
-              <w:rPr>
-                <w:sz w:val="20"/>
-              </w:rPr>
               <w:t>China</w:t>
             </w:r>
           </w:p>
         </w:tc>
         <w:tc>
           <w:tcPr>
-            <w:tcW w:type="dxa" w:w="2160"/>
-            <w:shd w:val="clear" w:color="auto" w:fill="DCE6F1"/>
+            <w:tcW w:type="dxa" w:w="4320"/>
           </w:tcPr>
           <w:p>
             <w:r>
-              <w:rPr>
-                <w:sz w:val="20"/>
-              </w:rPr>
               <w:t>70</w:t>
             </w:r>
           </w:p>
@@ -1849,22 +1489,16 @@
           </w:tcPr>
           <w:p>
             <w:r>
-              <w:rPr>
-                <w:sz w:val="20"/>
-              </w:rPr>
               <w:t>Russia</w:t>
             </w:r>
           </w:p>
         </w:tc>
         <w:tc>
           <w:tcPr>
-            <w:tcW w:type="dxa" w:w="2160"/>
+            <w:tcW w:type="dxa" w:w="4320"/>
           </w:tcPr>
           <w:p>
             <w:r>
-              <w:rPr>
-                <w:sz w:val="20"/>
-              </w:rPr>
               <w:t>30</w:t>
             </w:r>
           </w:p>
@@ -1874,27 +1508,19 @@
         <w:tc>
           <w:tcPr>
             <w:tcW w:type="dxa" w:w="4320"/>
-            <w:shd w:val="clear" w:color="auto" w:fill="DCE6F1"/>
           </w:tcPr>
           <w:p>
             <w:r>
-              <w:rPr>
-                <w:sz w:val="20"/>
-              </w:rPr>
               <w:t>Iran</w:t>
             </w:r>
           </w:p>
         </w:tc>
         <w:tc>
           <w:tcPr>
-            <w:tcW w:type="dxa" w:w="2160"/>
-            <w:shd w:val="clear" w:color="auto" w:fill="DCE6F1"/>
+            <w:tcW w:type="dxa" w:w="4320"/>
           </w:tcPr>
           <w:p>
             <w:r>
-              <w:rPr>
-                <w:sz w:val="20"/>
-              </w:rPr>
               <w:t>15</w:t>
             </w:r>
           </w:p>
@@ -1907,37 +1533,368 @@
           </w:tcPr>
           <w:p>
             <w:r>
-              <w:rPr>
-                <w:sz w:val="20"/>
-              </w:rPr>
               <w:t>North Korea</w:t>
             </w:r>
           </w:p>
         </w:tc>
         <w:tc>
           <w:tcPr>
-            <w:tcW w:type="dxa" w:w="2160"/>
+            <w:tcW w:type="dxa" w:w="4320"/>
           </w:tcPr>
           <w:p>
             <w:r>
-              <w:rPr>
-                <w:sz w:val="20"/>
-              </w:rPr>
               <w:t>5</w:t>
             </w:r>
           </w:p>
         </w:tc>
       </w:tr>
     </w:tbl>
+    <w:p/>
+    <w:p>
+      <w:r>
+        <w:t>---</w:t>
+      </w:r>
+    </w:p>
+    <w:p/>
     <w:p>
       <w:pPr>
         <w:pStyle w:val="Heading1"/>
       </w:pPr>
       <w:r>
-        <w:rPr>
-          <w:color w:val="1F4E79"/>
-        </w:rPr>
-        <w:t>8. Regulatory Factor (R)</w:t>
+        <w:t>8. Barrier Score</w:t>
+      </w:r>
+    </w:p>
+    <w:p/>
+    <w:p>
+      <w:r>
+        <w:t>$$</w:t>
+      </w:r>
+    </w:p>
+    <w:p>
+      <w:r>
+        <w:t>\text{barrier} = 100 - \text{penalty}</w:t>
+      </w:r>
+    </w:p>
+    <w:p>
+      <w:r>
+        <w:t>$$</w:t>
+      </w:r>
+    </w:p>
+    <w:p/>
+    <w:p>
+      <w:r>
+        <w:t>Penalty lookup:</w:t>
+      </w:r>
+    </w:p>
+    <w:p>
+      <w:pPr>
+        <w:pStyle w:val="ListBullet"/>
+      </w:pPr>
+      <w:r>
+        <w:t>Chemical name in **banned** list (mercury compounds, arsenic compounds, etc.) → penalty = 100 (score = 0)</w:t>
+      </w:r>
+    </w:p>
+    <w:p>
+      <w:pPr>
+        <w:pStyle w:val="ListBullet"/>
+      </w:pPr>
+      <w:r>
+        <w:t>Chemical name in **restricted** list (cadmium, lead, chromium VI, beryllium, cobalt compounds, etc.) → penalty = 70 (score = 30 before reg_factor)</w:t>
+      </w:r>
+    </w:p>
+    <w:p>
+      <w:pPr>
+        <w:pStyle w:val="ListBullet"/>
+      </w:pPr>
+      <w:r>
+        <w:t>Chemical name in **conditional** list (HF acid, cyanides, phosgene, etc.) → penalty = 30 (score = 70)</w:t>
+      </w:r>
+    </w:p>
+    <w:p>
+      <w:pPr>
+        <w:pStyle w:val="ListBullet"/>
+      </w:pPr>
+      <w:r>
+        <w:t>Not listed → penalty = 0 (score = 100)</w:t>
+      </w:r>
+    </w:p>
+    <w:p/>
+    <w:p>
+      <w:r>
+        <w:t>---</w:t>
+      </w:r>
+    </w:p>
+    <w:p/>
+    <w:p>
+      <w:pPr>
+        <w:pStyle w:val="Heading1"/>
+      </w:pPr>
+      <w:r>
+        <w:t>9. Regulatory Factor ($R$)</w:t>
+      </w:r>
+    </w:p>
+    <w:p/>
+    <w:p>
+      <w:r>
+        <w:t>Applied as a multiplier to the weighted sum before variance and feedback:</w:t>
+      </w:r>
+    </w:p>
+    <w:p/>
+    <w:tbl>
+      <w:tblPr>
+        <w:tblStyle w:val="TableGrid"/>
+        <w:tblW w:type="auto" w:w="0"/>
+        <w:tblLook w:firstColumn="1" w:firstRow="1" w:lastColumn="0" w:lastRow="0" w:noHBand="0" w:noVBand="1" w:val="04A0"/>
+      </w:tblPr>
+      <w:tblGrid>
+        <w:gridCol w:w="4320"/>
+        <w:gridCol w:w="4320"/>
+      </w:tblGrid>
+      <w:tr>
+        <w:tc>
+          <w:tcPr>
+            <w:tcW w:type="dxa" w:w="4320"/>
+          </w:tcPr>
+          <w:p>
+            <w:r>
+              <w:rPr>
+                <w:b/>
+              </w:rPr>
+              <w:t>Classification</w:t>
+            </w:r>
+          </w:p>
+        </w:tc>
+        <w:tc>
+          <w:tcPr>
+            <w:tcW w:type="dxa" w:w="4320"/>
+          </w:tcPr>
+          <w:p>
+            <w:r>
+              <w:rPr>
+                <w:b/>
+              </w:rPr>
+              <w:t>Factor $R$</w:t>
+            </w:r>
+          </w:p>
+        </w:tc>
+      </w:tr>
+      <w:tr>
+        <w:tc>
+          <w:tcPr>
+            <w:tcW w:type="dxa" w:w="4320"/>
+          </w:tcPr>
+          <w:p>
+            <w:r>
+              <w:t>Banned (global bans, severe toxicity)</w:t>
+            </w:r>
+          </w:p>
+        </w:tc>
+        <w:tc>
+          <w:tcPr>
+            <w:tcW w:type="dxa" w:w="4320"/>
+          </w:tcPr>
+          <w:p>
+            <w:r>
+              <w:t>0.0</w:t>
+            </w:r>
+          </w:p>
+        </w:tc>
+      </w:tr>
+      <w:tr>
+        <w:tc>
+          <w:tcPr>
+            <w:tcW w:type="dxa" w:w="4320"/>
+          </w:tcPr>
+          <w:p>
+            <w:r>
+              <w:t>Restricted (REACH SVHC, heavy metals)</w:t>
+            </w:r>
+          </w:p>
+        </w:tc>
+        <w:tc>
+          <w:tcPr>
+            <w:tcW w:type="dxa" w:w="4320"/>
+          </w:tcPr>
+          <w:p>
+            <w:r>
+              <w:t>0.3</w:t>
+            </w:r>
+          </w:p>
+        </w:tc>
+      </w:tr>
+      <w:tr>
+        <w:tc>
+          <w:tcPr>
+            <w:tcW w:type="dxa" w:w="4320"/>
+          </w:tcPr>
+          <w:p>
+            <w:r>
+              <w:t>Conditional (licensed/special handling)</w:t>
+            </w:r>
+          </w:p>
+        </w:tc>
+        <w:tc>
+          <w:tcPr>
+            <w:tcW w:type="dxa" w:w="4320"/>
+          </w:tcPr>
+          <w:p>
+            <w:r>
+              <w:t>0.7</w:t>
+            </w:r>
+          </w:p>
+        </w:tc>
+      </w:tr>
+      <w:tr>
+        <w:tc>
+          <w:tcPr>
+            <w:tcW w:type="dxa" w:w="4320"/>
+          </w:tcPr>
+          <w:p>
+            <w:r>
+              <w:t>Clean</w:t>
+            </w:r>
+          </w:p>
+        </w:tc>
+        <w:tc>
+          <w:tcPr>
+            <w:tcW w:type="dxa" w:w="4320"/>
+          </w:tcPr>
+          <w:p>
+            <w:r>
+              <w:t>1.0</w:t>
+            </w:r>
+          </w:p>
+        </w:tc>
+      </w:tr>
+    </w:tbl>
+    <w:p/>
+    <w:p>
+      <w:r>
+        <w:t>---</w:t>
+      </w:r>
+    </w:p>
+    <w:p/>
+    <w:p>
+      <w:pPr>
+        <w:pStyle w:val="Heading1"/>
+      </w:pPr>
+      <w:r>
+        <w:t>10. Variance Modifier ($V_{\text{mod}}$)</w:t>
+      </w:r>
+    </w:p>
+    <w:p/>
+    <w:p>
+      <w:r>
+        <w:t>Classifies price variance into opportunity vs. risk:</w:t>
+      </w:r>
+    </w:p>
+    <w:p/>
+    <w:p>
+      <w:r>
+        <w:t>$$</w:t>
+      </w:r>
+    </w:p>
+    <w:p>
+      <w:r>
+        <w:t>V_{\text{mod}} = \begin{cases} +5 &amp; \text{if variance\_type = opportunity} \\ -10 &amp; \text{if variance\_type = risk} \\ 0 &amp; \text{if stable} \end{cases}</w:t>
+      </w:r>
+    </w:p>
+    <w:p>
+      <w:r>
+        <w:t>$$</w:t>
+      </w:r>
+    </w:p>
+    <w:p/>
+    <w:p>
+      <w:r>
+        <w:t>**Classification logic:**</w:t>
+      </w:r>
+    </w:p>
+    <w:p>
+      <w:pPr>
+        <w:pStyle w:val="ListBullet"/>
+      </w:pPr>
+      <w:r>
+        <w:t>Compute temporal IQR (price swings across months) and geographic IQR (price spread across countries)</w:t>
+      </w:r>
+    </w:p>
+    <w:p>
+      <w:pPr>
+        <w:pStyle w:val="ListBullet"/>
+      </w:pPr>
+      <w:r>
+        <w:t>If geo_iqr &gt; temporal_iqr × 1.2 → **opportunity** (geographic price differences dominate → arbitrage potential)</w:t>
+      </w:r>
+    </w:p>
+    <w:p>
+      <w:pPr>
+        <w:pStyle w:val="ListBullet"/>
+      </w:pPr>
+      <w:r>
+        <w:t>If temporal_iqr &gt; geo_iqr × 1.2 → **risk** (temporal swings dominate → instability)</w:t>
+      </w:r>
+    </w:p>
+    <w:p>
+      <w:pPr>
+        <w:pStyle w:val="ListBullet"/>
+      </w:pPr>
+      <w:r>
+        <w:t>Otherwise → **stable**</w:t>
+      </w:r>
+    </w:p>
+    <w:p/>
+    <w:p>
+      <w:r>
+        <w:t>Price data is cleaned before classification: IQR×1.5 outlier trim, then 5th/95th percentile winsorization (applied when n ≥ 10).</w:t>
+      </w:r>
+    </w:p>
+    <w:p/>
+    <w:p>
+      <w:r>
+        <w:t>---</w:t>
+      </w:r>
+    </w:p>
+    <w:p/>
+    <w:p>
+      <w:pPr>
+        <w:pStyle w:val="Heading1"/>
+      </w:pPr>
+      <w:r>
+        <w:t>11. Trader Feedback Adjustment</w:t>
+      </w:r>
+    </w:p>
+    <w:p/>
+    <w:p>
+      <w:r>
+        <w:t>Applied additively after all pipeline scoring, per chemical:</w:t>
+      </w:r>
+    </w:p>
+    <w:p/>
+    <w:p>
+      <w:r>
+        <w:t>$$</w:t>
+      </w:r>
+    </w:p>
+    <w:p>
+      <w:r>
+        <w:t>\text{Feedback Adj} = \text{clamp}\!\left(-5, +5, \sum_{u} \text{vote\_effect}(u)\right)</w:t>
+      </w:r>
+    </w:p>
+    <w:p>
+      <w:r>
+        <w:t>$$</w:t>
+      </w:r>
+    </w:p>
+    <w:p/>
+    <w:p>
+      <w:r>
+        <w:t>Where one vote per `(user_name, chemical)` is kept (upsert — not accumulated). Anonymous votes (`user_name = ''`) are **excluded** (do not count).</w:t>
+      </w:r>
+    </w:p>
+    <w:p/>
+    <w:p>
+      <w:r>
+        <w:t>**Vote effects:**</w:t>
       </w:r>
     </w:p>
     <w:tbl>
@@ -1947,56 +1904,33 @@
         <w:tblLook w:firstColumn="1" w:firstRow="1" w:lastColumn="0" w:lastRow="0" w:noHBand="0" w:noVBand="1" w:val="04A0"/>
       </w:tblPr>
       <w:tblGrid>
-        <w:gridCol w:w="3135"/>
-        <w:gridCol w:w="3135"/>
-        <w:gridCol w:w="3135"/>
+        <w:gridCol w:w="4320"/>
+        <w:gridCol w:w="4320"/>
       </w:tblGrid>
       <w:tr>
         <w:tc>
           <w:tcPr>
-            <w:tcW w:type="dxa" w:w="2880"/>
-            <w:shd w:val="clear" w:color="auto" w:fill="1F4E79"/>
+            <w:tcW w:type="dxa" w:w="4320"/>
           </w:tcPr>
           <w:p>
             <w:r>
               <w:rPr>
                 <w:b/>
-                <w:color w:val="FFFFFF"/>
-                <w:sz w:val="20"/>
               </w:rPr>
-              <w:t>Classification</w:t>
+              <w:t>Vote type</w:t>
             </w:r>
           </w:p>
         </w:tc>
         <w:tc>
           <w:tcPr>
-            <w:tcW w:type="dxa" w:w="1440"/>
-            <w:shd w:val="clear" w:color="auto" w:fill="1F4E79"/>
+            <w:tcW w:type="dxa" w:w="4320"/>
           </w:tcPr>
           <w:p>
             <w:r>
               <w:rPr>
                 <w:b/>
-                <w:color w:val="FFFFFF"/>
-                <w:sz w:val="20"/>
               </w:rPr>
-              <w:t>Factor R</w:t>
-            </w:r>
-          </w:p>
-        </w:tc>
-        <w:tc>
-          <w:tcPr>
-            <w:tcW w:type="dxa" w:w="5040"/>
-            <w:shd w:val="clear" w:color="auto" w:fill="1F4E79"/>
-          </w:tcPr>
-          <w:p>
-            <w:r>
-              <w:rPr>
-                <w:b/>
-                <w:color w:val="FFFFFF"/>
-                <w:sz w:val="20"/>
-              </w:rPr>
-              <w:t>Examples</w:t>
+              <w:t>Effect</w:t>
             </w:r>
           </w:p>
         </w:tc>
@@ -2004,43 +1938,317 @@
       <w:tr>
         <w:tc>
           <w:tcPr>
-            <w:tcW w:type="dxa" w:w="2880"/>
-            <w:shd w:val="clear" w:color="auto" w:fill="DCE6F1"/>
+            <w:tcW w:type="dxa" w:w="4320"/>
           </w:tcPr>
           <w:p>
             <w:r>
-              <w:rPr>
-                <w:sz w:val="20"/>
-              </w:rPr>
-              <w:t>Banned (global bans)</w:t>
+              <w:t>challenge</w:t>
             </w:r>
           </w:p>
         </w:tc>
         <w:tc>
           <w:tcPr>
-            <w:tcW w:type="dxa" w:w="1440"/>
-            <w:shd w:val="clear" w:color="auto" w:fill="DCE6F1"/>
+            <w:tcW w:type="dxa" w:w="4320"/>
           </w:tcPr>
           <w:p>
             <w:r>
-              <w:rPr>
-                <w:sz w:val="20"/>
-              </w:rPr>
-              <w:t>0.0</w:t>
+              <w:t>−2.0</w:t>
+            </w:r>
+          </w:p>
+        </w:tc>
+      </w:tr>
+      <w:tr>
+        <w:tc>
+          <w:tcPr>
+            <w:tcW w:type="dxa" w:w="4320"/>
+          </w:tcPr>
+          <w:p>
+            <w:r>
+              <w:t>correct</w:t>
             </w:r>
           </w:p>
         </w:tc>
         <w:tc>
           <w:tcPr>
-            <w:tcW w:type="dxa" w:w="5040"/>
-            <w:shd w:val="clear" w:color="auto" w:fill="DCE6F1"/>
+            <w:tcW w:type="dxa" w:w="4320"/>
+          </w:tcPr>
+          <w:p>
+            <w:r>
+              <w:t>+2.5 if suggested tier's target &gt; ATT_final; −2.5 if below; 0 if equal</w:t>
+            </w:r>
+          </w:p>
+        </w:tc>
+      </w:tr>
+      <w:tr>
+        <w:tc>
+          <w:tcPr>
+            <w:tcW w:type="dxa" w:w="4320"/>
+          </w:tcPr>
+          <w:p>
+            <w:r>
+              <w:t>confirm</w:t>
+            </w:r>
+          </w:p>
+        </w:tc>
+        <w:tc>
+          <w:tcPr>
+            <w:tcW w:type="dxa" w:w="4320"/>
+          </w:tcPr>
+          <w:p>
+            <w:r>
+              <w:t>0.0 (displayed but not scored — prevents coordinated inflation)</w:t>
+            </w:r>
+          </w:p>
+        </w:tc>
+      </w:tr>
+    </w:tbl>
+    <w:p/>
+    <w:p>
+      <w:r>
+        <w:t>**Key properties:**</w:t>
+      </w:r>
+    </w:p>
+    <w:p>
+      <w:pPr>
+        <w:pStyle w:val="ListBullet"/>
+      </w:pPr>
+      <w:r>
+        <w:t>One user can vote once per chemical (later vote replaces earlier — no stacking)</w:t>
+      </w:r>
+    </w:p>
+    <w:p>
+      <w:pPr>
+        <w:pStyle w:val="ListBullet"/>
+      </w:pPr>
+      <w:r>
+        <w:t>Feedback rows are **never deleted** when a run is deleted — they accumulate across the platform's entire history and keep influencing future runs' scores</w:t>
+      </w:r>
+    </w:p>
+    <w:p>
+      <w:pPr>
+        <w:pStyle w:val="ListBullet"/>
+      </w:pPr>
+      <w:r>
+        <w:t>Total adjustment clamped to [−5, +5] regardless of how many traders vote</w:t>
+      </w:r>
+    </w:p>
+    <w:p/>
+    <w:p>
+      <w:r>
+        <w:t>---</w:t>
+      </w:r>
+    </w:p>
+    <w:p/>
+    <w:p>
+      <w:pPr>
+        <w:pStyle w:val="Heading1"/>
+      </w:pPr>
+      <w:r>
+        <w:t>12. Geopolitical Adjustment (Stage 4b)</w:t>
+      </w:r>
+    </w:p>
+    <w:p/>
+    <w:p>
+      <w:r>
+        <w:t>Detects statistical anomalies in a chemical's monthly trade volume and correlates them with known geopolitical events.</w:t>
+      </w:r>
+    </w:p>
+    <w:p/>
+    <w:p>
+      <w:r>
+        <w:t>**Algorithm (Engine v2 — robust median/MAD):**</w:t>
+      </w:r>
+    </w:p>
+    <w:p/>
+    <w:p>
+      <w:r>
+        <w:t>1. Require ≥ 6 active months with nonzero quantity</w:t>
+      </w:r>
+    </w:p>
+    <w:p>
+      <w:r>
+        <w:t>2. Log-transform monthly quantities: $\ell_m = \log_1(\text{qty}_m + 1)$</w:t>
+      </w:r>
+    </w:p>
+    <w:p>
+      <w:r>
+        <w:t>3. Compute median $\tilde{\ell}$ and MAD: $\text{MAD} = \text{median}(|\ell_m - \tilde{\ell}|)$</w:t>
+      </w:r>
+    </w:p>
+    <w:p>
+      <w:r>
+        <w:t>4. Robust z-score: $z_m = \frac{0.6745 \cdot (\ell_m - \tilde{\ell})}{\text{MAD} \times 1.4826}$</w:t>
+      </w:r>
+    </w:p>
+    <w:p>
+      <w:r>
+        <w:t>5. Flag month as anomaly if $|z_m| &gt; 3.5$</w:t>
+      </w:r>
+    </w:p>
+    <w:p/>
+    <w:p>
+      <w:r>
+        <w:t>**Why this matters:** The old mean/stdev z-score on raw quantities could not mathematically exceed `(n−1)/√n` ≤ 1.79 at n=5, making it impossible to trigger the 2.0 threshold. The new method is reachable with 6+ months and robust to a single huge month distorting the baseline.</w:t>
+      </w:r>
+    </w:p>
+    <w:p/>
+    <w:p>
+      <w:r>
+        <w:t>**Geo event matching:** For each anomaly month, the algorithm checks GEO_EVENTS database (11 events: Russia-Ukraine, Red Sea, China rare earth bans, US-India tariffs, etc.) for:</w:t>
+      </w:r>
+    </w:p>
+    <w:p>
+      <w:pPr>
+        <w:pStyle w:val="ListBullet"/>
+      </w:pPr>
+      <w:r>
+        <w:t>Date range overlap</w:t>
+      </w:r>
+    </w:p>
+    <w:p>
+      <w:pPr>
+        <w:pStyle w:val="ListBullet"/>
+      </w:pPr>
+      <w:r>
+        <w:t>Country overlap with the chemical's trading countries</w:t>
+      </w:r>
+    </w:p>
+    <w:p>
+      <w:pPr>
+        <w:pStyle w:val="ListBullet"/>
+      </w:pPr>
+      <w:r>
+        <w:t>Keyword match in the chemical name</w:t>
+      </w:r>
+    </w:p>
+    <w:p/>
+    <w:p>
+      <w:r>
+        <w:t>**Adjustment factor:**</w:t>
+      </w:r>
+    </w:p>
+    <w:p>
+      <w:r>
+        <w:t>$$</w:t>
+      </w:r>
+    </w:p>
+    <w:p>
+      <w:r>
+        <w:t>\text{geo\_adj} \in [0.5, 1.5]</w:t>
+      </w:r>
+    </w:p>
+    <w:p>
+      <w:r>
+        <w:t>$$</w:t>
+      </w:r>
+    </w:p>
+    <w:p>
+      <w:r>
+        <w:t>$$</w:t>
+      </w:r>
+    </w:p>
+    <w:p>
+      <w:r>
+        <w:t>\text{trend\_adjusted} = \text{clamp}(0, 100, \text{trend\_norm} \times \text{geo\_adj})</w:t>
+      </w:r>
+    </w:p>
+    <w:p>
+      <w:r>
+        <w:t>$$</w:t>
+      </w:r>
+    </w:p>
+    <w:p/>
+    <w:p>
+      <w:r>
+        <w:t>---</w:t>
+      </w:r>
+    </w:p>
+    <w:p/>
+    <w:p>
+      <w:pPr>
+        <w:pStyle w:val="Heading1"/>
+      </w:pPr>
+      <w:r>
+        <w:t>13. Battery Procurement Score</w:t>
+      </w:r>
+    </w:p>
+    <w:p/>
+    <w:p>
+      <w:r>
+        <w:t>Each battery supplier/buyer entity is scored across 4–5 sub-dimensions:</w:t>
+      </w:r>
+    </w:p>
+    <w:p/>
+    <w:p>
+      <w:r>
+        <w:t>$$</w:t>
+      </w:r>
+    </w:p>
+    <w:p>
+      <w:r>
+        <w:t>\text{BatteryScore} = w_{\text{vol}} \cdot \text{vol\_norm} + w_{\text{con}} \cdot \text{con\_norm} + w_{\text{rel}} \cdot \text{rel\_norm} + w_{\text{geo}} \cdot \text{geo\_norm} + w_{\text{price}} \cdot \text{price\_norm}</w:t>
+      </w:r>
+    </w:p>
+    <w:p>
+      <w:r>
+        <w:t>$$</w:t>
+      </w:r>
+    </w:p>
+    <w:p/>
+    <w:p>
+      <w:r>
+        <w:t>**Sub-scores:**</w:t>
+      </w:r>
+    </w:p>
+    <w:p/>
+    <w:tbl>
+      <w:tblPr>
+        <w:tblStyle w:val="TableGrid"/>
+        <w:tblW w:type="auto" w:w="0"/>
+        <w:tblLook w:firstColumn="1" w:firstRow="1" w:lastColumn="0" w:lastRow="0" w:noHBand="0" w:noVBand="1" w:val="04A0"/>
+      </w:tblPr>
+      <w:tblGrid>
+        <w:gridCol w:w="2880"/>
+        <w:gridCol w:w="2880"/>
+        <w:gridCol w:w="2880"/>
+      </w:tblGrid>
+      <w:tr>
+        <w:tc>
+          <w:tcPr>
+            <w:tcW w:type="dxa" w:w="2880"/>
           </w:tcPr>
           <w:p>
             <w:r>
               <w:rPr>
-                <w:sz w:val="20"/>
+                <w:b/>
               </w:rPr>
-              <w:t>Mercury compounds, arsenic trioxide</w:t>
+              <w:t>Sub-score</w:t>
+            </w:r>
+          </w:p>
+        </w:tc>
+        <w:tc>
+          <w:tcPr>
+            <w:tcW w:type="dxa" w:w="2880"/>
+          </w:tcPr>
+          <w:p>
+            <w:r>
+              <w:rPr>
+                <w:b/>
+              </w:rPr>
+              <w:t>Formula</w:t>
+            </w:r>
+          </w:p>
+        </w:tc>
+        <w:tc>
+          <w:tcPr>
+            <w:tcW w:type="dxa" w:w="2880"/>
+          </w:tcPr>
+          <w:p>
+            <w:r>
+              <w:rPr>
+                <w:b/>
+              </w:rPr>
+              <w:t>Normalization</w:t>
             </w:r>
           </w:p>
         </w:tc>
@@ -2052,80 +2260,27 @@
           </w:tcPr>
           <w:p>
             <w:r>
-              <w:rPr>
-                <w:sz w:val="20"/>
-              </w:rPr>
-              <w:t>Restricted (REACH SVHC)</w:t>
+              <w:t>_volume</w:t>
             </w:r>
           </w:p>
         </w:tc>
         <w:tc>
           <w:tcPr>
-            <w:tcW w:type="dxa" w:w="1440"/>
+            <w:tcW w:type="dxa" w:w="2880"/>
           </w:tcPr>
           <w:p>
             <w:r>
-              <w:rPr>
-                <w:sz w:val="20"/>
-              </w:rPr>
-              <w:t>0.3</w:t>
+              <w:t>total qty_kg</w:t>
             </w:r>
           </w:p>
         </w:tc>
         <w:tc>
           <w:tcPr>
-            <w:tcW w:type="dxa" w:w="5040"/>
+            <w:tcW w:type="dxa" w:w="2880"/>
           </w:tcPr>
           <w:p>
             <w:r>
-              <w:rPr>
-                <w:sz w:val="20"/>
-              </w:rPr>
-              <w:t>Cadmium, lead, chromium VI, beryllium</w:t>
-            </w:r>
-          </w:p>
-        </w:tc>
-      </w:tr>
-      <w:tr>
-        <w:tc>
-          <w:tcPr>
-            <w:tcW w:type="dxa" w:w="2880"/>
-            <w:shd w:val="clear" w:color="auto" w:fill="DCE6F1"/>
-          </w:tcPr>
-          <w:p>
-            <w:r>
-              <w:rPr>
-                <w:sz w:val="20"/>
-              </w:rPr>
-              <w:t>Conditional (licensed handling)</w:t>
-            </w:r>
-          </w:p>
-        </w:tc>
-        <w:tc>
-          <w:tcPr>
-            <w:tcW w:type="dxa" w:w="1440"/>
-            <w:shd w:val="clear" w:color="auto" w:fill="DCE6F1"/>
-          </w:tcPr>
-          <w:p>
-            <w:r>
-              <w:rPr>
-                <w:sz w:val="20"/>
-              </w:rPr>
-              <w:t>0.7</w:t>
-            </w:r>
-          </w:p>
-        </w:tc>
-        <w:tc>
-          <w:tcPr>
-            <w:tcW w:type="dxa" w:w="5040"/>
-            <w:shd w:val="clear" w:color="auto" w:fill="DCE6F1"/>
-          </w:tcPr>
-          <w:p>
-            <w:r>
-              <w:rPr>
-                <w:sz w:val="20"/>
-              </w:rPr>
-              <w:t>HF acid, sodium cyanide, phosgene</w:t>
+              <w:t>Log-anchor: floor=1 kg, ceiling=50,000 kg</w:t>
             </w:r>
           </w:p>
         </w:tc>
@@ -2137,2122 +2292,27 @@
           </w:tcPr>
           <w:p>
             <w:r>
-              <w:rPr>
-                <w:sz w:val="20"/>
-              </w:rPr>
-              <w:t>Clean</w:t>
-            </w:r>
-          </w:p>
-        </w:tc>
-        <w:tc>
-          <w:tcPr>
-            <w:tcW w:type="dxa" w:w="1440"/>
-          </w:tcPr>
-          <w:p>
-            <w:r>
-              <w:rPr>
-                <w:sz w:val="20"/>
-              </w:rPr>
-              <w:t>1.0</w:t>
-            </w:r>
-          </w:p>
-        </w:tc>
-        <w:tc>
-          <w:tcPr>
-            <w:tcW w:type="dxa" w:w="5040"/>
-          </w:tcPr>
-          <w:p>
-            <w:r>
-              <w:rPr>
-                <w:sz w:val="20"/>
-              </w:rPr>
-              <w:t>No restriction</w:t>
-            </w:r>
-          </w:p>
-        </w:tc>
-      </w:tr>
-    </w:tbl>
-    <w:p>
-      <w:pPr>
-        <w:pStyle w:val="Heading1"/>
-      </w:pPr>
-      <w:r>
-        <w:rPr>
-          <w:color w:val="1F4E79"/>
-        </w:rPr>
-        <w:t>9. Variance Modifier (V_mod)</w:t>
-      </w:r>
-    </w:p>
-    <w:p>
-      <w:pPr>
-        <w:ind w:left="432"/>
-        <w:shd w:val="clear" w:color="auto" w:fill="F2F2F2"/>
-      </w:pPr>
-      <w:r>
-        <w:rPr>
-          <w:rFonts w:ascii="Courier New" w:hAnsi="Courier New"/>
-          <w:sz w:val="18"/>
-        </w:rPr>
-        <w:t>V_mod = +5   if geo_IQR &gt; temporal_IQR × 1.2   (opportunity — geographic arbitrage)</w:t>
-        <w:br/>
-        <w:t>V_mod = −10  if temporal_IQR &gt; geo_IQR × 1.2   (risk — temporal instability)</w:t>
-        <w:br/>
-        <w:t>V_mod =  0   otherwise (stable)</w:t>
-      </w:r>
-    </w:p>
-    <w:p>
-      <w:r>
-        <w:rPr>
-          <w:b w:val="0"/>
-          <w:i/>
-        </w:rPr>
-        <w:t>Price data cleaned before classification: IQR×1.5 outlier trim + 5th/95th percentile winsorization (n ≥ 10).</w:t>
-      </w:r>
-    </w:p>
-    <w:p>
-      <w:pPr>
-        <w:pStyle w:val="Heading1"/>
-      </w:pPr>
-      <w:r>
-        <w:rPr>
-          <w:color w:val="1F4E79"/>
-        </w:rPr>
-        <w:t>10. Trader Feedback Adjustment</w:t>
-      </w:r>
-    </w:p>
-    <w:p>
-      <w:pPr>
-        <w:ind w:left="432"/>
-        <w:shd w:val="clear" w:color="auto" w:fill="F2F2F2"/>
-      </w:pPr>
-      <w:r>
-        <w:rPr>
-          <w:rFonts w:ascii="Courier New" w:hAnsi="Courier New"/>
-          <w:sz w:val="18"/>
-        </w:rPr>
-        <w:t>Feedback_Adj = clamp(−5, +5,  Σ_u  vote_effect(u))</w:t>
-      </w:r>
-    </w:p>
-    <w:tbl>
-      <w:tblPr>
-        <w:tblStyle w:val="TableGrid"/>
-        <w:tblW w:type="auto" w:w="0"/>
-        <w:tblLook w:firstColumn="1" w:firstRow="1" w:lastColumn="0" w:lastRow="0" w:noHBand="0" w:noVBand="1" w:val="04A0"/>
-      </w:tblPr>
-      <w:tblGrid>
-        <w:gridCol w:w="3135"/>
-        <w:gridCol w:w="3135"/>
-        <w:gridCol w:w="3135"/>
-      </w:tblGrid>
-      <w:tr>
-        <w:tc>
-          <w:tcPr>
-            <w:tcW w:type="dxa" w:w="1872"/>
-            <w:shd w:val="clear" w:color="auto" w:fill="1F4E79"/>
-          </w:tcPr>
-          <w:p>
-            <w:r>
-              <w:rPr>
-                <w:b/>
-                <w:color w:val="FFFFFF"/>
-                <w:sz w:val="20"/>
-              </w:rPr>
-              <w:t>Vote Type</w:t>
-            </w:r>
-          </w:p>
-        </w:tc>
-        <w:tc>
-          <w:tcPr>
-            <w:tcW w:type="dxa" w:w="2160"/>
-            <w:shd w:val="clear" w:color="auto" w:fill="1F4E79"/>
-          </w:tcPr>
-          <w:p>
-            <w:r>
-              <w:rPr>
-                <w:b/>
-                <w:color w:val="FFFFFF"/>
-                <w:sz w:val="20"/>
-              </w:rPr>
-              <w:t>Effect</w:t>
-            </w:r>
-          </w:p>
-        </w:tc>
-        <w:tc>
-          <w:tcPr>
-            <w:tcW w:type="dxa" w:w="5040"/>
-            <w:shd w:val="clear" w:color="auto" w:fill="1F4E79"/>
-          </w:tcPr>
-          <w:p>
-            <w:r>
-              <w:rPr>
-                <w:b/>
-                <w:color w:val="FFFFFF"/>
-                <w:sz w:val="20"/>
-              </w:rPr>
-              <w:t>Notes</w:t>
-            </w:r>
-          </w:p>
-        </w:tc>
-      </w:tr>
-      <w:tr>
-        <w:tc>
-          <w:tcPr>
-            <w:tcW w:type="dxa" w:w="1872"/>
-            <w:shd w:val="clear" w:color="auto" w:fill="DCE6F1"/>
-          </w:tcPr>
-          <w:p>
-            <w:r>
-              <w:rPr>
-                <w:sz w:val="20"/>
-              </w:rPr>
-              <w:t>challenge</w:t>
-            </w:r>
-          </w:p>
-        </w:tc>
-        <w:tc>
-          <w:tcPr>
-            <w:tcW w:type="dxa" w:w="2160"/>
-            <w:shd w:val="clear" w:color="auto" w:fill="DCE6F1"/>
-          </w:tcPr>
-          <w:p>
-            <w:r>
-              <w:rPr>
-                <w:sz w:val="20"/>
-              </w:rPr>
-              <w:t>−2.0</w:t>
-            </w:r>
-          </w:p>
-        </w:tc>
-        <w:tc>
-          <w:tcPr>
-            <w:tcW w:type="dxa" w:w="5040"/>
-            <w:shd w:val="clear" w:color="auto" w:fill="DCE6F1"/>
-          </w:tcPr>
-          <w:p>
-            <w:r>
-              <w:rPr>
-                <w:sz w:val="20"/>
-              </w:rPr>
-              <w:t>One per user per chemical (upsert)</w:t>
-            </w:r>
-          </w:p>
-        </w:tc>
-      </w:tr>
-      <w:tr>
-        <w:tc>
-          <w:tcPr>
-            <w:tcW w:type="dxa" w:w="1872"/>
-          </w:tcPr>
-          <w:p>
-            <w:r>
-              <w:rPr>
-                <w:sz w:val="20"/>
-              </w:rPr>
-              <w:t>correct</w:t>
-            </w:r>
-          </w:p>
-        </w:tc>
-        <w:tc>
-          <w:tcPr>
-            <w:tcW w:type="dxa" w:w="2160"/>
-          </w:tcPr>
-          <w:p>
-            <w:r>
-              <w:rPr>
-                <w:sz w:val="20"/>
-              </w:rPr>
-              <w:t>+2.5 or −2.5</w:t>
-            </w:r>
-          </w:p>
-        </w:tc>
-        <w:tc>
-          <w:tcPr>
-            <w:tcW w:type="dxa" w:w="5040"/>
-          </w:tcPr>
-          <w:p>
-            <w:r>
-              <w:rPr>
-                <w:sz w:val="20"/>
-              </w:rPr>
-              <w:t>Direction depends on suggested vs. current tier</w:t>
-            </w:r>
-          </w:p>
-        </w:tc>
-      </w:tr>
-      <w:tr>
-        <w:tc>
-          <w:tcPr>
-            <w:tcW w:type="dxa" w:w="1872"/>
-            <w:shd w:val="clear" w:color="auto" w:fill="DCE6F1"/>
-          </w:tcPr>
-          <w:p>
-            <w:r>
-              <w:rPr>
-                <w:sz w:val="20"/>
-              </w:rPr>
-              <w:t>confirm</w:t>
-            </w:r>
-          </w:p>
-        </w:tc>
-        <w:tc>
-          <w:tcPr>
-            <w:tcW w:type="dxa" w:w="2160"/>
-            <w:shd w:val="clear" w:color="auto" w:fill="DCE6F1"/>
-          </w:tcPr>
-          <w:p>
-            <w:r>
-              <w:rPr>
-                <w:sz w:val="20"/>
-              </w:rPr>
-              <w:t>0.0</w:t>
-            </w:r>
-          </w:p>
-        </w:tc>
-        <w:tc>
-          <w:tcPr>
-            <w:tcW w:type="dxa" w:w="5040"/>
-            <w:shd w:val="clear" w:color="auto" w:fill="DCE6F1"/>
-          </w:tcPr>
-          <w:p>
-            <w:r>
-              <w:rPr>
-                <w:sz w:val="20"/>
-              </w:rPr>
-              <w:t>Displayed but not scored — prevents coordinated inflation</w:t>
-            </w:r>
-          </w:p>
-        </w:tc>
-      </w:tr>
-    </w:tbl>
-    <w:p>
-      <w:r>
-        <w:rPr>
-          <w:b w:val="0"/>
-          <w:i/>
-        </w:rPr>
-        <w:t>Anonymous votes (user_name = "") are excluded. Feedback survives run deletion.</w:t>
-      </w:r>
-    </w:p>
-    <w:p>
-      <w:pPr>
-        <w:pStyle w:val="Heading1"/>
-      </w:pPr>
-      <w:r>
-        <w:rPr>
-          <w:color w:val="1F4E79"/>
-        </w:rPr>
-        <w:t>11. Geopolitical Adjustment (Stage 4b)</w:t>
-      </w:r>
-    </w:p>
-    <w:p>
-      <w:r>
-        <w:rPr>
-          <w:b w:val="0"/>
-          <w:i w:val="0"/>
-        </w:rPr>
-        <w:t>Algorithm (Engine v2 — robust median/MAD, fixing the unreachable-threshold bug):</w:t>
-      </w:r>
-    </w:p>
-    <w:p>
-      <w:pPr>
-        <w:ind w:left="432"/>
-        <w:shd w:val="clear" w:color="auto" w:fill="F2F2F2"/>
-      </w:pPr>
-      <w:r>
-        <w:rPr>
-          <w:rFonts w:ascii="Courier New" w:hAnsi="Courier New"/>
-          <w:sz w:val="18"/>
-        </w:rPr>
-        <w:t>1. Require ≥ 6 active months with nonzero quantity</w:t>
-        <w:br/>
-        <w:t>2. Log-transform: ℓ_m = log1p(qty_m)</w:t>
-        <w:br/>
-        <w:t>3. MAD = median(|ℓ_m − median(ℓ)|)</w:t>
-        <w:br/>
-        <w:t>4. Robust z-score: z_m = 0.6745 × (ℓ_m − median(ℓ)) / (MAD × 1.4826)</w:t>
-        <w:br/>
-        <w:t>5. Flag as anomaly if |z_m| &gt; 3.5</w:t>
-        <w:br/>
-        <w:t>6. Match anomaly month against GEO_EVENTS (11 events) by date + country + keyword</w:t>
-        <w:br/>
-        <w:t>7. geo_adj ∈ [0.5, 1.5]; trend_adjusted = clamp(0, 100, trend_norm × geo_adj)</w:t>
-      </w:r>
-    </w:p>
-    <w:p>
-      <w:pPr>
-        <w:pStyle w:val="Heading1"/>
-      </w:pPr>
-      <w:r>
-        <w:rPr>
-          <w:color w:val="1F4E79"/>
-        </w:rPr>
-        <w:t>12. Battery Procurement Score</w:t>
-      </w:r>
-    </w:p>
-    <w:p>
-      <w:pPr>
-        <w:ind w:left="432"/>
-        <w:shd w:val="clear" w:color="auto" w:fill="F2F2F2"/>
-      </w:pPr>
-      <w:r>
-        <w:rPr>
-          <w:rFonts w:ascii="Courier New" w:hAnsi="Courier New"/>
-          <w:sz w:val="18"/>
-        </w:rPr>
-        <w:t>BatteryScore = w_vol × vol_norm + w_con × con_norm</w:t>
-        <w:br/>
-        <w:t xml:space="preserve">             + w_rel × rel_norm + w_geo × geo_norm + w_price × price_inv</w:t>
-      </w:r>
-    </w:p>
-    <w:tbl>
-      <w:tblPr>
-        <w:tblStyle w:val="TableGrid"/>
-        <w:tblW w:type="auto" w:w="0"/>
-        <w:tblLook w:firstColumn="1" w:firstRow="1" w:lastColumn="0" w:lastRow="0" w:noHBand="0" w:noVBand="1" w:val="04A0"/>
-      </w:tblPr>
-      <w:tblGrid>
-        <w:gridCol w:w="3135"/>
-        <w:gridCol w:w="3135"/>
-        <w:gridCol w:w="3135"/>
-      </w:tblGrid>
-      <w:tr>
-        <w:tc>
-          <w:tcPr>
-            <w:tcW w:type="dxa" w:w="1728"/>
-            <w:shd w:val="clear" w:color="auto" w:fill="1F4E79"/>
-          </w:tcPr>
-          <w:p>
-            <w:r>
-              <w:rPr>
-                <w:b/>
-                <w:color w:val="FFFFFF"/>
-                <w:sz w:val="20"/>
-              </w:rPr>
-              <w:t>Sub-score</w:t>
-            </w:r>
-          </w:p>
-        </w:tc>
-        <w:tc>
-          <w:tcPr>
-            <w:tcW w:type="dxa" w:w="3168"/>
-            <w:shd w:val="clear" w:color="auto" w:fill="1F4E79"/>
-          </w:tcPr>
-          <w:p>
-            <w:r>
-              <w:rPr>
-                <w:b/>
-                <w:color w:val="FFFFFF"/>
-                <w:sz w:val="20"/>
-              </w:rPr>
-              <w:t>Formula</w:t>
-            </w:r>
-          </w:p>
-        </w:tc>
-        <w:tc>
-          <w:tcPr>
-            <w:tcW w:type="dxa" w:w="4032"/>
-            <w:shd w:val="clear" w:color="auto" w:fill="1F4E79"/>
-          </w:tcPr>
-          <w:p>
-            <w:r>
-              <w:rPr>
-                <w:b/>
-                <w:color w:val="FFFFFF"/>
-                <w:sz w:val="20"/>
-              </w:rPr>
-              <w:t>Normalization</w:t>
-            </w:r>
-          </w:p>
-        </w:tc>
-      </w:tr>
-      <w:tr>
-        <w:tc>
-          <w:tcPr>
-            <w:tcW w:type="dxa" w:w="1728"/>
-            <w:shd w:val="clear" w:color="auto" w:fill="DCE6F1"/>
-          </w:tcPr>
-          <w:p>
-            <w:r>
-              <w:rPr>
-                <w:sz w:val="20"/>
-              </w:rPr>
-              <w:t>_volume</w:t>
-            </w:r>
-          </w:p>
-        </w:tc>
-        <w:tc>
-          <w:tcPr>
-            <w:tcW w:type="dxa" w:w="3168"/>
-            <w:shd w:val="clear" w:color="auto" w:fill="DCE6F1"/>
-          </w:tcPr>
-          <w:p>
-            <w:r>
-              <w:rPr>
-                <w:sz w:val="20"/>
-              </w:rPr>
-              <w:t>Total qty_kg</w:t>
-            </w:r>
-          </w:p>
-        </w:tc>
-        <w:tc>
-          <w:tcPr>
-            <w:tcW w:type="dxa" w:w="4032"/>
-            <w:shd w:val="clear" w:color="auto" w:fill="DCE6F1"/>
-          </w:tcPr>
-          <w:p>
-            <w:r>
-              <w:rPr>
-                <w:sz w:val="20"/>
-              </w:rPr>
-              <w:t>Log-anchor: floor=1, ceiling=15,000 kg</w:t>
-            </w:r>
-          </w:p>
-        </w:tc>
-      </w:tr>
-      <w:tr>
-        <w:tc>
-          <w:tcPr>
-            <w:tcW w:type="dxa" w:w="1728"/>
-          </w:tcPr>
-          <w:p>
-            <w:r>
-              <w:rPr>
-                <w:sz w:val="20"/>
-              </w:rPr>
               <w:t>_consistency</w:t>
             </w:r>
           </w:p>
         </w:tc>
         <w:tc>
           <w:tcPr>
-            <w:tcW w:type="dxa" w:w="3168"/>
+            <w:tcW w:type="dxa" w:w="2880"/>
           </w:tcPr>
           <w:p>
             <w:r>
-              <w:rPr>
-                <w:sz w:val="20"/>
-              </w:rPr>
               <w:t>months_active / max(span, 6)</w:t>
             </w:r>
           </w:p>
         </w:tc>
         <w:tc>
           <w:tcPr>
-            <w:tcW w:type="dxa" w:w="4032"/>
+            <w:tcW w:type="dxa" w:w="2880"/>
           </w:tcPr>
           <w:p>
             <w:r>
-              <w:rPr>
-                <w:sz w:val="20"/>
-              </w:rPr>
-              <w:t>Direct [0–1]. min span=6 prevents single-month score=1.0</w:t>
-            </w:r>
-          </w:p>
-        </w:tc>
-      </w:tr>
-      <w:tr>
-        <w:tc>
-          <w:tcPr>
-            <w:tcW w:type="dxa" w:w="1728"/>
-            <w:shd w:val="clear" w:color="auto" w:fill="DCE6F1"/>
-          </w:tcPr>
-          <w:p>
-            <w:r>
-              <w:rPr>
-                <w:sz w:val="20"/>
-              </w:rPr>
-              <w:t>_reliability</w:t>
-            </w:r>
-          </w:p>
-        </w:tc>
-        <w:tc>
-          <w:tcPr>
-            <w:tcW w:type="dxa" w:w="3168"/>
-            <w:shd w:val="clear" w:color="auto" w:fill="DCE6F1"/>
-          </w:tcPr>
-          <w:p>
-            <w:r>
-              <w:rPr>
-                <w:sz w:val="20"/>
-              </w:rPr>
-              <w:t>Shipment count</w:t>
-            </w:r>
-          </w:p>
-        </w:tc>
-        <w:tc>
-          <w:tcPr>
-            <w:tcW w:type="dxa" w:w="4032"/>
-            <w:shd w:val="clear" w:color="auto" w:fill="DCE6F1"/>
-          </w:tcPr>
-          <w:p>
-            <w:r>
-              <w:rPr>
-                <w:sz w:val="20"/>
-              </w:rPr>
-              <w:t>Log-anchor: floor=0, ceiling=15</w:t>
-            </w:r>
-          </w:p>
-        </w:tc>
-      </w:tr>
-      <w:tr>
-        <w:tc>
-          <w:tcPr>
-            <w:tcW w:type="dxa" w:w="1728"/>
-          </w:tcPr>
-          <w:p>
-            <w:r>
-              <w:rPr>
-                <w:sz w:val="20"/>
-              </w:rPr>
-              <w:t>_geo</w:t>
-            </w:r>
-          </w:p>
-        </w:tc>
-        <w:tc>
-          <w:tcPr>
-            <w:tcW w:type="dxa" w:w="3168"/>
-          </w:tcPr>
-          <w:p>
-            <w:r>
-              <w:rPr>
-                <w:sz w:val="20"/>
-              </w:rPr>
-              <w:t>Weighted avg EASE scores</w:t>
-            </w:r>
-          </w:p>
-        </w:tc>
-        <w:tc>
-          <w:tcPr>
-            <w:tcW w:type="dxa" w:w="4032"/>
-          </w:tcPr>
-          <w:p>
-            <w:r>
-              <w:rPr>
-                <w:sz w:val="20"/>
-              </w:rPr>
-              <w:t>Direct [0–100]</w:t>
-            </w:r>
-          </w:p>
-        </w:tc>
-      </w:tr>
-      <w:tr>
-        <w:tc>
-          <w:tcPr>
-            <w:tcW w:type="dxa" w:w="1728"/>
-            <w:shd w:val="clear" w:color="auto" w:fill="DCE6F1"/>
-          </w:tcPr>
-          <w:p>
-            <w:r>
-              <w:rPr>
-                <w:sz w:val="20"/>
-              </w:rPr>
-              <w:t>_price_inv</w:t>
-            </w:r>
-          </w:p>
-        </w:tc>
-        <w:tc>
-          <w:tcPr>
-            <w:tcW w:type="dxa" w:w="3168"/>
-            <w:shd w:val="clear" w:color="auto" w:fill="DCE6F1"/>
-          </w:tcPr>
-          <w:p>
-            <w:r>
-              <w:rPr>
-                <w:sz w:val="20"/>
-              </w:rPr>
-              <w:t>100 − (price_index − 1) × 50</w:t>
-            </w:r>
-          </w:p>
-        </w:tc>
-        <w:tc>
-          <w:tcPr>
-            <w:tcW w:type="dxa" w:w="4032"/>
-            <w:shd w:val="clear" w:color="auto" w:fill="DCE6F1"/>
-          </w:tcPr>
-          <w:p>
-            <w:r>
-              <w:rPr>
-                <w:sz w:val="20"/>
-              </w:rPr>
-              <w:t>Only if ≥ 3 priced shipments; else term dropped, weights renormalize</w:t>
-            </w:r>
-          </w:p>
-        </w:tc>
-      </w:tr>
-    </w:tbl>
-    <w:p>
-      <w:pPr>
-        <w:pStyle w:val="Heading1"/>
-      </w:pPr>
-      <w:r>
-        <w:rPr>
-          <w:color w:val="1F4E79"/>
-        </w:rPr>
-        <w:t>13. EPR Priority Score — Engine v2 (Fully Redesigned)</w:t>
-      </w:r>
-    </w:p>
-    <w:p>
-      <w:r>
-        <w:rPr>
-          <w:b w:val="0"/>
-          <w:i/>
-        </w:rPr>
-        <w:t>The EPR scoring engine was completely redesigned to fix 10 critical issues identified in EPR_ENGINE_PROBLEMS.md audit against the live CPCB lithium database (6,982 companies).</w:t>
-      </w:r>
-    </w:p>
-    <w:p/>
-    <w:p>
-      <w:r>
-        <w:rPr>
-          <w:b/>
-          <w:i w:val="0"/>
-        </w:rPr>
-        <w:t>Key problem with Z-score design on real CPCB data:</w:t>
-      </w:r>
-    </w:p>
-    <w:tbl>
-      <w:tblPr>
-        <w:tblStyle w:val="TableGrid"/>
-        <w:tblW w:type="auto" w:w="0"/>
-        <w:tblLook w:firstColumn="1" w:firstRow="1" w:lastColumn="0" w:lastRow="0" w:noHBand="0" w:noVBand="1" w:val="04A0"/>
-      </w:tblPr>
-      <w:tblGrid>
-        <w:gridCol w:w="3135"/>
-        <w:gridCol w:w="3135"/>
-        <w:gridCol w:w="3135"/>
-      </w:tblGrid>
-      <w:tr>
-        <w:tc>
-          <w:tcPr>
-            <w:tcW w:type="dxa" w:w="2160"/>
-            <w:shd w:val="clear" w:color="auto" w:fill="1F4E79"/>
-          </w:tcPr>
-          <w:p>
-            <w:r>
-              <w:rPr>
-                <w:b/>
-                <w:color w:val="FFFFFF"/>
-                <w:sz w:val="20"/>
-              </w:rPr>
-              <w:t>Issue</w:t>
-            </w:r>
-          </w:p>
-        </w:tc>
-        <w:tc>
-          <w:tcPr>
-            <w:tcW w:type="dxa" w:w="3312"/>
-            <w:shd w:val="clear" w:color="auto" w:fill="1F4E79"/>
-          </w:tcPr>
-          <w:p>
-            <w:r>
-              <w:rPr>
-                <w:b/>
-                <w:color w:val="FFFFFF"/>
-                <w:sz w:val="20"/>
-              </w:rPr>
-              <w:t>Evidence from real data</w:t>
-            </w:r>
-          </w:p>
-        </w:tc>
-        <w:tc>
-          <w:tcPr>
-            <w:tcW w:type="dxa" w:w="3456"/>
-            <w:shd w:val="clear" w:color="auto" w:fill="1F4E79"/>
-          </w:tcPr>
-          <w:p>
-            <w:r>
-              <w:rPr>
-                <w:b/>
-                <w:color w:val="FFFFFF"/>
-                <w:sz w:val="20"/>
-              </w:rPr>
-              <w:t>Fix Applied</w:t>
-            </w:r>
-          </w:p>
-        </w:tc>
-      </w:tr>
-      <w:tr>
-        <w:tc>
-          <w:tcPr>
-            <w:tcW w:type="dxa" w:w="2160"/>
-            <w:shd w:val="clear" w:color="auto" w:fill="DCE6F1"/>
-          </w:tcPr>
-          <w:p>
-            <w:r>
-              <w:rPr>
-                <w:sz w:val="20"/>
-              </w:rPr>
-              <w:t>Q1: Z-scores not absolute</w:t>
-            </w:r>
-          </w:p>
-        </w:tc>
-        <w:tc>
-          <w:tcPr>
-            <w:tcW w:type="dxa" w:w="3312"/>
-            <w:shd w:val="clear" w:color="auto" w:fill="DCE6F1"/>
-          </w:tcPr>
-          <w:p>
-            <w:r>
-              <w:rPr>
-                <w:sz w:val="20"/>
-              </w:rPr>
-              <w:t>Uploading TMB moved Luminous from 100→61.6</w:t>
-            </w:r>
-          </w:p>
-        </w:tc>
-        <w:tc>
-          <w:tcPr>
-            <w:tcW w:type="dxa" w:w="3456"/>
-            <w:shd w:val="clear" w:color="auto" w:fill="DCE6F1"/>
-          </w:tcPr>
-          <w:p>
-            <w:r>
-              <w:rPr>
-                <w:sz w:val="20"/>
-              </w:rPr>
-              <w:t>log1p anchor-band transform</w:t>
-            </w:r>
-          </w:p>
-        </w:tc>
-      </w:tr>
-      <w:tr>
-        <w:tc>
-          <w:tcPr>
-            <w:tcW w:type="dxa" w:w="2160"/>
-          </w:tcPr>
-          <w:p>
-            <w:r>
-              <w:rPr>
-                <w:sz w:val="20"/>
-              </w:rPr>
-              <w:t>Q2: 89% zeros collapse to grade 50</w:t>
-            </w:r>
-          </w:p>
-        </w:tc>
-        <w:tc>
-          <w:tcPr>
-            <w:tcW w:type="dxa" w:w="3312"/>
-          </w:tcPr>
-          <w:p>
-            <w:r>
-              <w:rPr>
-                <w:sz w:val="20"/>
-              </w:rPr>
-              <w:t>6,954 of 6,982 companies land within 0.03 grade points of each other</w:t>
-            </w:r>
-          </w:p>
-        </w:tc>
-        <w:tc>
-          <w:tcPr>
-            <w:tcW w:type="dxa" w:w="3456"/>
-          </w:tcPr>
-          <w:p>
-            <w:r>
-              <w:rPr>
-                <w:sz w:val="20"/>
-              </w:rPr>
-              <w:t>Zero-target → bottom band 0–5</w:t>
-            </w:r>
-          </w:p>
-        </w:tc>
-      </w:tr>
-      <w:tr>
-        <w:tc>
-          <w:tcPr>
-            <w:tcW w:type="dxa" w:w="2160"/>
-            <w:shd w:val="clear" w:color="auto" w:fill="DCE6F1"/>
-          </w:tcPr>
-          <w:p>
-            <w:r>
-              <w:rPr>
-                <w:sz w:val="20"/>
-              </w:rPr>
-              <w:t>Q3: NULL vs 0 conflated</w:t>
-            </w:r>
-          </w:p>
-        </w:tc>
-        <w:tc>
-          <w:tcPr>
-            <w:tcW w:type="dxa" w:w="3312"/>
-            <w:shd w:val="clear" w:color="auto" w:fill="DCE6F1"/>
-          </w:tcPr>
-          <w:p>
-            <w:r>
-              <w:rPr>
-                <w:sz w:val="20"/>
-              </w:rPr>
-              <w:t>'Rs.500' → 0.5 (1000× error); silent contamination</w:t>
-            </w:r>
-          </w:p>
-        </w:tc>
-        <w:tc>
-          <w:tcPr>
-            <w:tcW w:type="dxa" w:w="3456"/>
-            <w:shd w:val="clear" w:color="auto" w:fill="DCE6F1"/>
-          </w:tcPr>
-          <w:p>
-            <w:r>
-              <w:rPr>
-                <w:sz w:val="20"/>
-              </w:rPr>
-              <w:t>Strict regex; NULL=absent, 0=reported zero</w:t>
-            </w:r>
-          </w:p>
-        </w:tc>
-      </w:tr>
-      <w:tr>
-        <w:tc>
-          <w:tcPr>
-            <w:tcW w:type="dxa" w:w="2160"/>
-          </w:tcPr>
-          <w:p>
-            <w:r>
-              <w:rPr>
-                <w:sz w:val="20"/>
-              </w:rPr>
-              <w:t>Q4: Renorm rewards missing data</w:t>
-            </w:r>
-          </w:p>
-        </w:tc>
-        <w:tc>
-          <w:tcPr>
-            <w:tcW w:type="dxa" w:w="3312"/>
-          </w:tcPr>
-          <w:p>
-            <w:r>
-              <w:rPr>
-                <w:sz w:val="20"/>
-              </w:rPr>
-              <w:t>Single-material shell scores 100; 4-material major scores 63</w:t>
-            </w:r>
-          </w:p>
-        </w:tc>
-        <w:tc>
-          <w:tcPr>
-            <w:tcW w:type="dxa" w:w="3456"/>
-          </w:tcPr>
-          <w:p>
-            <w:r>
-              <w:rPr>
-                <w:sz w:val="20"/>
-              </w:rPr>
-              <w:t>Coverage factor 0.5 + 0.5×k/K</w:t>
-            </w:r>
-          </w:p>
-        </w:tc>
-      </w:tr>
-      <w:tr>
-        <w:tc>
-          <w:tcPr>
-            <w:tcW w:type="dxa" w:w="2160"/>
-            <w:shd w:val="clear" w:color="auto" w:fill="DCE6F1"/>
-          </w:tcPr>
-          <w:p>
-            <w:r>
-              <w:rPr>
-                <w:sz w:val="20"/>
-              </w:rPr>
-              <w:t>Q5: σ=0 crashes</w:t>
-            </w:r>
-          </w:p>
-        </w:tc>
-        <w:tc>
-          <w:tcPr>
-            <w:tcW w:type="dxa" w:w="3312"/>
-            <w:shd w:val="clear" w:color="auto" w:fill="DCE6F1"/>
-          </w:tcPr>
-          <w:p>
-            <w:r>
-              <w:rPr>
-                <w:sz w:val="20"/>
-              </w:rPr>
-              <w:t>98.4% of credits are zero → all-zero column → crash</w:t>
-            </w:r>
-          </w:p>
-        </w:tc>
-        <w:tc>
-          <w:tcPr>
-            <w:tcW w:type="dxa" w:w="3456"/>
-            <w:shd w:val="clear" w:color="auto" w:fill="DCE6F1"/>
-          </w:tcPr>
-          <w:p>
-            <w:r>
-              <w:rPr>
-                <w:sz w:val="20"/>
-              </w:rPr>
-              <w:t>σ=0 drops credits term; n&lt;20 → neutral 50</w:t>
-            </w:r>
-          </w:p>
-        </w:tc>
-      </w:tr>
-      <w:tr>
-        <w:tc>
-          <w:tcPr>
-            <w:tcW w:type="dxa" w:w="2160"/>
-          </w:tcPr>
-          <w:p>
-            <w:r>
-              <w:rPr>
-                <w:sz w:val="20"/>
-              </w:rPr>
-              <w:t>Q6: No material dimension</w:t>
-            </w:r>
-          </w:p>
-        </w:tc>
-        <w:tc>
-          <w:tcPr>
-            <w:tcW w:type="dxa" w:w="3312"/>
-          </w:tcPr>
-          <w:p>
-            <w:r>
-              <w:rPr>
-                <w:sz w:val="20"/>
-              </w:rPr>
-              <w:t>All 6,982 rows have battery_chemistry=""</w:t>
-            </w:r>
-          </w:p>
-        </w:tc>
-        <w:tc>
-          <w:tcPr>
-            <w:tcW w:type="dxa" w:w="3456"/>
-          </w:tcPr>
-          <w:p>
-            <w:r>
-              <w:rPr>
-                <w:sz w:val="20"/>
-              </w:rPr>
-              <w:t>epr_materials + epr_company_materials tables</w:t>
-            </w:r>
-          </w:p>
-        </w:tc>
-      </w:tr>
-      <w:tr>
-        <w:tc>
-          <w:tcPr>
-            <w:tcW w:type="dxa" w:w="2160"/>
-            <w:shd w:val="clear" w:color="auto" w:fill="DCE6F1"/>
-          </w:tcPr>
-          <w:p>
-            <w:r>
-              <w:rPr>
-                <w:sz w:val="20"/>
-              </w:rPr>
-              <w:t>Q7: Name collisions</w:t>
-            </w:r>
-          </w:p>
-        </w:tc>
-        <w:tc>
-          <w:tcPr>
-            <w:tcW w:type="dxa" w:w="3312"/>
-            <w:shd w:val="clear" w:color="auto" w:fill="DCE6F1"/>
-          </w:tcPr>
-          <w:p>
-            <w:r>
-              <w:rPr>
-                <w:sz w:val="20"/>
-              </w:rPr>
-              <w:t>71 name collisions in the real file alone</w:t>
-            </w:r>
-          </w:p>
-        </w:tc>
-        <w:tc>
-          <w:tcPr>
-            <w:tcW w:type="dxa" w:w="3456"/>
-            <w:shd w:val="clear" w:color="auto" w:fill="DCE6F1"/>
-          </w:tcPr>
-          <w:p>
-            <w:r>
-              <w:rPr>
-                <w:sz w:val="20"/>
-              </w:rPr>
-              <w:t>registration_number as primary merge key</w:t>
-            </w:r>
-          </w:p>
-        </w:tc>
-      </w:tr>
-      <w:tr>
-        <w:tc>
-          <w:tcPr>
-            <w:tcW w:type="dxa" w:w="2160"/>
-          </w:tcPr>
-          <w:p>
-            <w:r>
-              <w:rPr>
-                <w:sz w:val="20"/>
-              </w:rPr>
-              <w:t>Q8: Full recompute per keystroke</w:t>
-            </w:r>
-          </w:p>
-        </w:tc>
-        <w:tc>
-          <w:tcPr>
-            <w:tcW w:type="dxa" w:w="3312"/>
-          </w:tcPr>
-          <w:p>
-            <w:r>
-              <w:rPr>
-                <w:sz w:val="20"/>
-              </w:rPr>
-              <w:t>6,982×60 ILIKE queries on every cross-links call</w:t>
-            </w:r>
-          </w:p>
-        </w:tc>
-        <w:tc>
-          <w:tcPr>
-            <w:tcW w:type="dxa" w:w="3456"/>
-          </w:tcPr>
-          <w:p>
-            <w:r>
-              <w:rPr>
-                <w:sz w:val="20"/>
-              </w:rPr>
-              <w:t>Materialized grade column; SQL-level sort</w:t>
-            </w:r>
-          </w:p>
-        </w:tc>
-      </w:tr>
-      <w:tr>
-        <w:tc>
-          <w:tcPr>
-            <w:tcW w:type="dxa" w:w="2160"/>
-            <w:shd w:val="clear" w:color="auto" w:fill="DCE6F1"/>
-          </w:tcPr>
-          <w:p>
-            <w:r>
-              <w:rPr>
-                <w:sz w:val="20"/>
-              </w:rPr>
-              <w:t>Q9: Mixed-unit priority_score</w:t>
-            </w:r>
-          </w:p>
-        </w:tc>
-        <w:tc>
-          <w:tcPr>
-            <w:tcW w:type="dxa" w:w="3312"/>
-            <w:shd w:val="clear" w:color="auto" w:fill="DCE6F1"/>
-          </w:tcPr>
-          <w:p>
-            <w:r>
-              <w:rPr>
-                <w:sz w:val="20"/>
-              </w:rPr>
-              <w:t>Old leads: priority_score=82481; new: grade=74</w:t>
-            </w:r>
-          </w:p>
-        </w:tc>
-        <w:tc>
-          <w:tcPr>
-            <w:tcW w:type="dxa" w:w="3456"/>
-            <w:shd w:val="clear" w:color="auto" w:fill="DCE6F1"/>
-          </w:tcPr>
-          <w:p>
-            <w:r>
-              <w:rPr>
-                <w:sz w:val="20"/>
-              </w:rPr>
-              <w:t>New grade field (0–100); totals preserved</w:t>
-            </w:r>
-          </w:p>
-        </w:tc>
-      </w:tr>
-      <w:tr>
-        <w:tc>
-          <w:tcPr>
-            <w:tcW w:type="dxa" w:w="2160"/>
-          </w:tcPr>
-          <w:p>
-            <w:r>
-              <w:rPr>
-                <w:sz w:val="20"/>
-              </w:rPr>
-              <w:t>Q10: Weights don't sum to 1</w:t>
-            </w:r>
-          </w:p>
-        </w:tc>
-        <w:tc>
-          <w:tcPr>
-            <w:tcW w:type="dxa" w:w="3312"/>
-          </w:tcPr>
-          <w:p>
-            <w:r>
-              <w:rPr>
-                <w:sz w:val="20"/>
-              </w:rPr>
-              <w:t>target=1.0 + credits=0.5 → max score = 150</w:t>
-            </w:r>
-          </w:p>
-        </w:tc>
-        <w:tc>
-          <w:tcPr>
-            <w:tcW w:type="dxa" w:w="3456"/>
-          </w:tcPr>
-          <w:p>
-            <w:r>
-              <w:rPr>
-                <w:sz w:val="20"/>
-              </w:rPr>
-              <w:t>Normalize to sum 1 on save</w:t>
-            </w:r>
-          </w:p>
-        </w:tc>
-      </w:tr>
-    </w:tbl>
-    <w:p/>
-    <w:p>
-      <w:pPr>
-        <w:pStyle w:val="Heading2"/>
-      </w:pPr>
-      <w:r>
-        <w:rPr>
-          <w:color w:val="4472C4"/>
-        </w:rPr>
-        <w:t>13.1 Scoring Formula — log1p Anchor-Band Engine</w:t>
-      </w:r>
-    </w:p>
-    <w:p>
-      <w:r>
-        <w:rPr>
-          <w:b w:val="0"/>
-          <w:i w:val="0"/>
-        </w:rPr>
-        <w:t>For each active material m:</w:t>
-      </w:r>
-    </w:p>
-    <w:p>
-      <w:pPr>
-        <w:ind w:left="432"/>
-        <w:shd w:val="clear" w:color="auto" w:fill="F2F2F2"/>
-      </w:pPr>
-      <w:r>
-        <w:rPr>
-          <w:rFonts w:ascii="Courier New" w:hAnsi="Courier New"/>
-          <w:sz w:val="18"/>
-        </w:rPr>
-        <w:t># Step 1: Anchor-band score (absolute, cohort-independent)</w:t>
-        <w:br/>
-        <w:t>anchor_score(v) = 100 × clamp(0, 1,</w:t>
-        <w:br/>
-        <w:t xml:space="preserve">    (log1p(v) − log1p(floor)) / (log1p(ceiling) − log1p(floor)) )</w:t>
-        <w:br/>
-        <w:br/>
-        <w:t># Anchor bands (admin-editable in Settings &gt; epr_anchor_bands):</w:t>
-        <w:br/>
-        <w:t>floor   = 0.1 tonnes   →  grade 0</w:t>
-        <w:br/>
-        <w:t>ceiling = 10,000 tonnes →  grade 100</w:t>
-        <w:br/>
-        <w:br/>
-        <w:t># Step 2: Zero/null target → bottom band (never mid-scale)</w:t>
-        <w:br/>
-        <w:t>if target is None or target &lt;= 0:</w:t>
-        <w:br/>
-        <w:t xml:space="preserve">    target_score = 0.0   # grade band 0–5</w:t>
-        <w:br/>
-        <w:t>else:</w:t>
-        <w:br/>
-        <w:t xml:space="preserve">    target_score = anchor_score(target)</w:t>
-        <w:br/>
-        <w:br/>
-        <w:t># Step 3: Credits score</w:t>
-        <w:br/>
-        <w:t>credits_score = anchor_score(credits) if credits &gt; 0 else 0.0</w:t>
-        <w:br/>
-        <w:br/>
-        <w:t># Step 4: Gap score (business logic: large gap = best sales target)</w:t>
-        <w:br/>
-        <w:t>gap_score = max(0, target_score − credits_score)</w:t>
-        <w:br/>
-        <w:br/>
-        <w:t># Step 5: Within-material grade (wT + wC normalized to sum 1)</w:t>
-        <w:br/>
-        <w:t>material_grade = target_score × wT  +  gap_score × wC</w:t>
-        <w:br/>
-      </w:r>
-    </w:p>
-    <w:p>
-      <w:pPr>
-        <w:pStyle w:val="Heading2"/>
-      </w:pPr>
-      <w:r>
-        <w:rPr>
-          <w:color w:val="4472C4"/>
-        </w:rPr>
-        <w:t>13.2 Coverage Factor (Q4 Fix)</w:t>
-      </w:r>
-    </w:p>
-    <w:p>
-      <w:pPr>
-        <w:ind w:left="432"/>
-        <w:shd w:val="clear" w:color="auto" w:fill="F2F2F2"/>
-      </w:pPr>
-      <w:r>
-        <w:rPr>
-          <w:rFonts w:ascii="Courier New" w:hAnsi="Courier New"/>
-          <w:sz w:val="18"/>
-        </w:rPr>
-        <w:t>k = number of materials company has data for  (target &gt; 0)</w:t>
-        <w:br/>
-        <w:t>K = total active materials (default: 4)</w:t>
-        <w:br/>
-        <w:t>coverage_factor = 0.5 + 0.5 × (k / K)   # range [0.5, 1.0]</w:t>
-        <w:br/>
-        <w:br/>
-        <w:t>grade(c) = coverage_factor × Σ_m [ material_grade(c,m) × normalized_weight(m) ]</w:t>
-      </w:r>
-    </w:p>
-    <w:p>
-      <w:r>
-        <w:rPr>
-          <w:b w:val="0"/>
-          <w:i/>
-        </w:rPr>
-        <w:t>Effect: A single-material shell with perfect lithium scores at most 0.75×100 = 75. A 4-material company with equivalent performance scores at most 1.0×100 = 100. Genuine multi-material companies are rewarded.</w:t>
-      </w:r>
-    </w:p>
-    <w:p>
-      <w:pPr>
-        <w:pStyle w:val="Heading2"/>
-      </w:pPr>
-      <w:r>
-        <w:rPr>
-          <w:color w:val="4472C4"/>
-        </w:rPr>
-        <w:t>13.3 EPR Anchor Bands</w:t>
-      </w:r>
-    </w:p>
-    <w:tbl>
-      <w:tblPr>
-        <w:tblStyle w:val="TableGrid"/>
-        <w:tblW w:type="auto" w:w="0"/>
-        <w:tblLook w:firstColumn="1" w:firstRow="1" w:lastColumn="0" w:lastRow="0" w:noHBand="0" w:noVBand="1" w:val="04A0"/>
-      </w:tblPr>
-      <w:tblGrid>
-        <w:gridCol w:w="2351"/>
-        <w:gridCol w:w="2351"/>
-        <w:gridCol w:w="2351"/>
-        <w:gridCol w:w="2351"/>
-      </w:tblGrid>
-      <w:tr>
-        <w:tc>
-          <w:tcPr>
-            <w:tcW w:type="dxa" w:w="2160"/>
-            <w:shd w:val="clear" w:color="auto" w:fill="1F4E79"/>
-          </w:tcPr>
-          <w:p>
-            <w:r>
-              <w:rPr>
-                <w:b/>
-                <w:color w:val="FFFFFF"/>
-                <w:sz w:val="20"/>
-              </w:rPr>
-              <w:t>Dimension</w:t>
-            </w:r>
-          </w:p>
-        </w:tc>
-        <w:tc>
-          <w:tcPr>
-            <w:tcW w:type="dxa" w:w="2160"/>
-            <w:shd w:val="clear" w:color="auto" w:fill="1F4E79"/>
-          </w:tcPr>
-          <w:p>
-            <w:r>
-              <w:rPr>
-                <w:b/>
-                <w:color w:val="FFFFFF"/>
-                <w:sz w:val="20"/>
-              </w:rPr>
-              <w:t>Floor (→ grade 0)</w:t>
-            </w:r>
-          </w:p>
-        </w:tc>
-        <w:tc>
-          <w:tcPr>
-            <w:tcW w:type="dxa" w:w="2304"/>
-            <w:shd w:val="clear" w:color="auto" w:fill="1F4E79"/>
-          </w:tcPr>
-          <w:p>
-            <w:r>
-              <w:rPr>
-                <w:b/>
-                <w:color w:val="FFFFFF"/>
-                <w:sz w:val="20"/>
-              </w:rPr>
-              <w:t>Ceiling (→ grade 100)</w:t>
-            </w:r>
-          </w:p>
-        </w:tc>
-        <w:tc>
-          <w:tcPr>
-            <w:tcW w:type="dxa" w:w="3744"/>
-            <w:shd w:val="clear" w:color="auto" w:fill="1F4E79"/>
-          </w:tcPr>
-          <w:p>
-            <w:r>
-              <w:rPr>
-                <w:b/>
-                <w:color w:val="FFFFFF"/>
-                <w:sz w:val="20"/>
-              </w:rPr>
-              <w:t>Source</w:t>
-            </w:r>
-          </w:p>
-        </w:tc>
-      </w:tr>
-      <w:tr>
-        <w:tc>
-          <w:tcPr>
-            <w:tcW w:type="dxa" w:w="2160"/>
-            <w:shd w:val="clear" w:color="auto" w:fill="DCE6F1"/>
-          </w:tcPr>
-          <w:p>
-            <w:r>
-              <w:rPr>
-                <w:sz w:val="20"/>
-              </w:rPr>
-              <w:t>target_tons</w:t>
-            </w:r>
-          </w:p>
-        </w:tc>
-        <w:tc>
-          <w:tcPr>
-            <w:tcW w:type="dxa" w:w="2160"/>
-            <w:shd w:val="clear" w:color="auto" w:fill="DCE6F1"/>
-          </w:tcPr>
-          <w:p>
-            <w:r>
-              <w:rPr>
-                <w:sz w:val="20"/>
-              </w:rPr>
-              <w:t>0.01 tonnes</w:t>
-            </w:r>
-          </w:p>
-        </w:tc>
-        <w:tc>
-          <w:tcPr>
-            <w:tcW w:type="dxa" w:w="2304"/>
-            <w:shd w:val="clear" w:color="auto" w:fill="DCE6F1"/>
-          </w:tcPr>
-          <w:p>
-            <w:r>
-              <w:rPr>
-                <w:sz w:val="20"/>
-              </w:rPr>
-              <w:t>101.9 tonnes</w:t>
-            </w:r>
-          </w:p>
-        </w:tc>
-        <w:tc>
-          <w:tcPr>
-            <w:tcW w:type="dxa" w:w="3744"/>
-            <w:shd w:val="clear" w:color="auto" w:fill="DCE6F1"/>
-          </w:tcPr>
-          <w:p>
-            <w:r>
-              <w:rPr>
-                <w:sz w:val="20"/>
-              </w:rPr>
-              <w:t>Real CPCB Li data: p75≈0.2t, p95≈7.8t, p99=101.9t, max=82,481t</w:t>
-            </w:r>
-          </w:p>
-        </w:tc>
-      </w:tr>
-      <w:tr>
-        <w:tc>
-          <w:tcPr>
-            <w:tcW w:type="dxa" w:w="2160"/>
-          </w:tcPr>
-          <w:p>
-            <w:r>
-              <w:rPr>
-                <w:sz w:val="20"/>
-              </w:rPr>
-              <w:t>credits</w:t>
-            </w:r>
-          </w:p>
-        </w:tc>
-        <w:tc>
-          <w:tcPr>
-            <w:tcW w:type="dxa" w:w="2160"/>
-          </w:tcPr>
-          <w:p>
-            <w:r>
-              <w:rPr>
-                <w:sz w:val="20"/>
-              </w:rPr>
-              <w:t>0.01 tonnes</w:t>
-            </w:r>
-          </w:p>
-        </w:tc>
-        <w:tc>
-          <w:tcPr>
-            <w:tcW w:type="dxa" w:w="2304"/>
-          </w:tcPr>
-          <w:p>
-            <w:r>
-              <w:rPr>
-                <w:sz w:val="20"/>
-              </w:rPr>
-              <w:t>101.9 tonnes</w:t>
-            </w:r>
-          </w:p>
-        </w:tc>
-        <w:tc>
-          <w:tcPr>
-            <w:tcW w:type="dxa" w:w="3744"/>
-          </w:tcPr>
-          <w:p>
-            <w:r>
-              <w:rPr>
-                <w:sz w:val="20"/>
-              </w:rPr>
-              <w:t>Same bands for comparability</w:t>
-            </w:r>
-          </w:p>
-        </w:tc>
-      </w:tr>
-    </w:tbl>
-    <w:p>
-      <w:pPr>
-        <w:pStyle w:val="Heading2"/>
-      </w:pPr>
-      <w:r>
-        <w:rPr>
-          <w:color w:val="4472C4"/>
-        </w:rPr>
-        <w:t>13.4 Grade Labels</w:t>
-      </w:r>
-    </w:p>
-    <w:tbl>
-      <w:tblPr>
-        <w:tblStyle w:val="TableGrid"/>
-        <w:tblW w:type="auto" w:w="0"/>
-        <w:tblLook w:firstColumn="1" w:firstRow="1" w:lastColumn="0" w:lastRow="0" w:noHBand="0" w:noVBand="1" w:val="04A0"/>
-      </w:tblPr>
-      <w:tblGrid>
-        <w:gridCol w:w="3135"/>
-        <w:gridCol w:w="3135"/>
-        <w:gridCol w:w="3135"/>
-      </w:tblGrid>
-      <w:tr>
-        <w:tc>
-          <w:tcPr>
-            <w:tcW w:type="dxa" w:w="1872"/>
-            <w:shd w:val="clear" w:color="auto" w:fill="1F4E79"/>
-          </w:tcPr>
-          <w:p>
-            <w:r>
-              <w:rPr>
-                <w:b/>
-                <w:color w:val="FFFFFF"/>
-                <w:sz w:val="20"/>
-              </w:rPr>
-              <w:t>Grade Range</w:t>
-            </w:r>
-          </w:p>
-        </w:tc>
-        <w:tc>
-          <w:tcPr>
-            <w:tcW w:type="dxa" w:w="1440"/>
-            <w:shd w:val="clear" w:color="auto" w:fill="1F4E79"/>
-          </w:tcPr>
-          <w:p>
-            <w:r>
-              <w:rPr>
-                <w:b/>
-                <w:color w:val="FFFFFF"/>
-                <w:sz w:val="20"/>
-              </w:rPr>
-              <w:t>Label</w:t>
-            </w:r>
-          </w:p>
-        </w:tc>
-        <w:tc>
-          <w:tcPr>
-            <w:tcW w:type="dxa" w:w="5760"/>
-            <w:shd w:val="clear" w:color="auto" w:fill="1F4E79"/>
-          </w:tcPr>
-          <w:p>
-            <w:r>
-              <w:rPr>
-                <w:b/>
-                <w:color w:val="FFFFFF"/>
-                <w:sz w:val="20"/>
-              </w:rPr>
-              <w:t>Sales Action</w:t>
-            </w:r>
-          </w:p>
-        </w:tc>
-      </w:tr>
-      <w:tr>
-        <w:tc>
-          <w:tcPr>
-            <w:tcW w:type="dxa" w:w="1872"/>
-            <w:shd w:val="clear" w:color="auto" w:fill="DCE6F1"/>
-          </w:tcPr>
-          <w:p>
-            <w:r>
-              <w:rPr>
-                <w:sz w:val="20"/>
-              </w:rPr>
-              <w:t>80 – 100</w:t>
-            </w:r>
-          </w:p>
-        </w:tc>
-        <w:tc>
-          <w:tcPr>
-            <w:tcW w:type="dxa" w:w="1440"/>
-            <w:shd w:val="clear" w:color="auto" w:fill="DCE6F1"/>
-          </w:tcPr>
-          <w:p>
-            <w:r>
-              <w:rPr>
-                <w:sz w:val="20"/>
-              </w:rPr>
-              <w:t>Top</w:t>
-            </w:r>
-          </w:p>
-        </w:tc>
-        <w:tc>
-          <w:tcPr>
-            <w:tcW w:type="dxa" w:w="5760"/>
-            <w:shd w:val="clear" w:color="auto" w:fill="DCE6F1"/>
-          </w:tcPr>
-          <w:p>
-            <w:r>
-              <w:rPr>
-                <w:sz w:val="20"/>
-              </w:rPr>
-              <w:t>Immediate outreach; highest EPR obligation + low credits</w:t>
-            </w:r>
-          </w:p>
-        </w:tc>
-      </w:tr>
-      <w:tr>
-        <w:tc>
-          <w:tcPr>
-            <w:tcW w:type="dxa" w:w="1872"/>
-          </w:tcPr>
-          <w:p>
-            <w:r>
-              <w:rPr>
-                <w:sz w:val="20"/>
-              </w:rPr>
-              <w:t>60 – 79</w:t>
-            </w:r>
-          </w:p>
-        </w:tc>
-        <w:tc>
-          <w:tcPr>
-            <w:tcW w:type="dxa" w:w="1440"/>
-          </w:tcPr>
-          <w:p>
-            <w:r>
-              <w:rPr>
-                <w:sz w:val="20"/>
-              </w:rPr>
-              <w:t>High</w:t>
-            </w:r>
-          </w:p>
-        </w:tc>
-        <w:tc>
-          <w:tcPr>
-            <w:tcW w:type="dxa" w:w="5760"/>
-          </w:tcPr>
-          <w:p>
-            <w:r>
-              <w:rPr>
-                <w:sz w:val="20"/>
-              </w:rPr>
-              <w:t>Priority follow-up within the week</w:t>
-            </w:r>
-          </w:p>
-        </w:tc>
-      </w:tr>
-      <w:tr>
-        <w:tc>
-          <w:tcPr>
-            <w:tcW w:type="dxa" w:w="1872"/>
-            <w:shd w:val="clear" w:color="auto" w:fill="DCE6F1"/>
-          </w:tcPr>
-          <w:p>
-            <w:r>
-              <w:rPr>
-                <w:sz w:val="20"/>
-              </w:rPr>
-              <w:t>35 – 59</w:t>
-            </w:r>
-          </w:p>
-        </w:tc>
-        <w:tc>
-          <w:tcPr>
-            <w:tcW w:type="dxa" w:w="1440"/>
-            <w:shd w:val="clear" w:color="auto" w:fill="DCE6F1"/>
-          </w:tcPr>
-          <w:p>
-            <w:r>
-              <w:rPr>
-                <w:sz w:val="20"/>
-              </w:rPr>
-              <w:t>Medium</w:t>
-            </w:r>
-          </w:p>
-        </w:tc>
-        <w:tc>
-          <w:tcPr>
-            <w:tcW w:type="dxa" w:w="5760"/>
-            <w:shd w:val="clear" w:color="auto" w:fill="DCE6F1"/>
-          </w:tcPr>
-          <w:p>
-            <w:r>
-              <w:rPr>
-                <w:sz w:val="20"/>
-              </w:rPr>
-              <w:t>Standard pipeline</w:t>
-            </w:r>
-          </w:p>
-        </w:tc>
-      </w:tr>
-      <w:tr>
-        <w:tc>
-          <w:tcPr>
-            <w:tcW w:type="dxa" w:w="1872"/>
-          </w:tcPr>
-          <w:p>
-            <w:r>
-              <w:rPr>
-                <w:sz w:val="20"/>
-              </w:rPr>
-              <w:t>5 – 34</w:t>
-            </w:r>
-          </w:p>
-        </w:tc>
-        <w:tc>
-          <w:tcPr>
-            <w:tcW w:type="dxa" w:w="1440"/>
-          </w:tcPr>
-          <w:p>
-            <w:r>
-              <w:rPr>
-                <w:sz w:val="20"/>
-              </w:rPr>
-              <w:t>Low</w:t>
-            </w:r>
-          </w:p>
-        </w:tc>
-        <w:tc>
-          <w:tcPr>
-            <w:tcW w:type="dxa" w:w="5760"/>
-          </w:tcPr>
-          <w:p>
-            <w:r>
-              <w:rPr>
-                <w:sz w:val="20"/>
-              </w:rPr>
-              <w:t>Monitor; low obligation relative to sector</w:t>
-            </w:r>
-          </w:p>
-        </w:tc>
-      </w:tr>
-      <w:tr>
-        <w:tc>
-          <w:tcPr>
-            <w:tcW w:type="dxa" w:w="1872"/>
-            <w:shd w:val="clear" w:color="auto" w:fill="DCE6F1"/>
-          </w:tcPr>
-          <w:p>
-            <w:r>
-              <w:rPr>
-                <w:sz w:val="20"/>
-              </w:rPr>
-              <w:t>0 – 5</w:t>
-            </w:r>
-          </w:p>
-        </w:tc>
-        <w:tc>
-          <w:tcPr>
-            <w:tcW w:type="dxa" w:w="1440"/>
-            <w:shd w:val="clear" w:color="auto" w:fill="DCE6F1"/>
-          </w:tcPr>
-          <w:p>
-            <w:r>
-              <w:rPr>
-                <w:sz w:val="20"/>
-              </w:rPr>
-              <w:t>None</w:t>
-            </w:r>
-          </w:p>
-        </w:tc>
-        <w:tc>
-          <w:tcPr>
-            <w:tcW w:type="dxa" w:w="5760"/>
-            <w:shd w:val="clear" w:color="auto" w:fill="DCE6F1"/>
-          </w:tcPr>
-          <w:p>
-            <w:r>
-              <w:rPr>
-                <w:sz w:val="20"/>
-              </w:rPr>
-              <w:t>Zero/absent target; no EPR obligation data</w:t>
-            </w:r>
-          </w:p>
-        </w:tc>
-      </w:tr>
-    </w:tbl>
-    <w:p>
-      <w:pPr>
-        <w:pStyle w:val="Heading2"/>
-      </w:pPr>
-      <w:r>
-        <w:rPr>
-          <w:color w:val="4472C4"/>
-        </w:rPr>
-        <w:t>13.5 EPR Weight Normalization (Q10)</w:t>
-      </w:r>
-    </w:p>
-    <w:p>
-      <w:pPr>
-        <w:ind w:left="432"/>
-        <w:shd w:val="clear" w:color="auto" w:fill="F2F2F2"/>
-      </w:pPr>
-      <w:r>
-        <w:rPr>
-          <w:rFonts w:ascii="Courier New" w:hAnsi="Courier New"/>
-          <w:sz w:val="18"/>
-        </w:rPr>
-        <w:t># On save in Settings, target+credit weights are normalized to sum 1:</w:t>
-        <w:br/>
-        <w:t>wT = max(0, target_weight);  wC = max(0, credit_weight)</w:t>
-        <w:br/>
-        <w:t>total = wT + wC</w:t>
-        <w:br/>
-        <w:t>wT_normalized = wT / total;  wC_normalized = wC / total</w:t>
-        <w:br/>
-        <w:t># This guarantees max material_grade = 100, not 150.</w:t>
-      </w:r>
-    </w:p>
-    <w:p>
-      <w:pPr>
-        <w:pStyle w:val="Heading2"/>
-      </w:pPr>
-      <w:r>
-        <w:rPr>
-          <w:color w:val="4472C4"/>
-        </w:rPr>
-        <w:t>13.6 New Data Model (Q6)</w:t>
-      </w:r>
-    </w:p>
-    <w:tbl>
-      <w:tblPr>
-        <w:tblStyle w:val="TableGrid"/>
-        <w:tblW w:type="auto" w:w="0"/>
-        <w:tblLook w:firstColumn="1" w:firstRow="1" w:lastColumn="0" w:lastRow="0" w:noHBand="0" w:noVBand="1" w:val="04A0"/>
-      </w:tblPr>
-      <w:tblGrid>
-        <w:gridCol w:w="3135"/>
-        <w:gridCol w:w="3135"/>
-        <w:gridCol w:w="3135"/>
-      </w:tblGrid>
-      <w:tr>
-        <w:tc>
-          <w:tcPr>
-            <w:tcW w:type="dxa" w:w="2592"/>
-            <w:shd w:val="clear" w:color="auto" w:fill="1F4E79"/>
-          </w:tcPr>
-          <w:p>
-            <w:r>
-              <w:rPr>
-                <w:b/>
-                <w:color w:val="FFFFFF"/>
-                <w:sz w:val="20"/>
-              </w:rPr>
-              <w:t>Table</w:t>
-            </w:r>
-          </w:p>
-        </w:tc>
-        <w:tc>
-          <w:tcPr>
-            <w:tcW w:type="dxa" w:w="4032"/>
-            <w:shd w:val="clear" w:color="auto" w:fill="1F4E79"/>
-          </w:tcPr>
-          <w:p>
-            <w:r>
-              <w:rPr>
-                <w:b/>
-                <w:color w:val="FFFFFF"/>
-                <w:sz w:val="20"/>
-              </w:rPr>
-              <w:t>Purpose</w:t>
-            </w:r>
-          </w:p>
-        </w:tc>
-        <w:tc>
-          <w:tcPr>
-            <w:tcW w:type="dxa" w:w="3744"/>
-            <w:shd w:val="clear" w:color="auto" w:fill="1F4E79"/>
-          </w:tcPr>
-          <w:p>
-            <w:r>
-              <w:rPr>
-                <w:b/>
-                <w:color w:val="FFFFFF"/>
-                <w:sz w:val="20"/>
-              </w:rPr>
-              <w:t>Key columns</w:t>
-            </w:r>
-          </w:p>
-        </w:tc>
-      </w:tr>
-      <w:tr>
-        <w:tc>
-          <w:tcPr>
-            <w:tcW w:type="dxa" w:w="2592"/>
-            <w:shd w:val="clear" w:color="auto" w:fill="DCE6F1"/>
-          </w:tcPr>
-          <w:p>
-            <w:r>
-              <w:rPr>
-                <w:sz w:val="20"/>
-              </w:rPr>
-              <w:t>epr_materials</w:t>
-            </w:r>
-          </w:p>
-        </w:tc>
-        <w:tc>
-          <w:tcPr>
-            <w:tcW w:type="dxa" w:w="4032"/>
-            <w:shd w:val="clear" w:color="auto" w:fill="DCE6F1"/>
-          </w:tcPr>
-          <w:p>
-            <w:r>
-              <w:rPr>
-                <w:sz w:val="20"/>
-              </w:rPr>
-              <w:t>Material registry (Lithium, Cobalt, Nickel, Manganese)</w:t>
-            </w:r>
-          </w:p>
-        </w:tc>
-        <w:tc>
-          <w:tcPr>
-            <w:tcW w:type="dxa" w:w="3744"/>
-            <w:shd w:val="clear" w:color="auto" w:fill="DCE6F1"/>
-          </w:tcPr>
-          <w:p>
-            <w:r>
-              <w:rPr>
-                <w:sz w:val="20"/>
-              </w:rPr>
-              <w:t>slug, overall_weight, active</w:t>
-            </w:r>
-          </w:p>
-        </w:tc>
-      </w:tr>
-      <w:tr>
-        <w:tc>
-          <w:tcPr>
-            <w:tcW w:type="dxa" w:w="2592"/>
-          </w:tcPr>
-          <w:p>
-            <w:r>
-              <w:rPr>
-                <w:sz w:val="20"/>
-              </w:rPr>
-              <w:t>epr_company_materials</w:t>
-            </w:r>
-          </w:p>
-        </w:tc>
-        <w:tc>
-          <w:tcPr>
-            <w:tcW w:type="dxa" w:w="4032"/>
-          </w:tcPr>
-          <w:p>
-            <w:r>
-              <w:rPr>
-                <w:sz w:val="20"/>
-              </w:rPr>
-              <w:t>Per-material target/credits per company</w:t>
-            </w:r>
-          </w:p>
-        </w:tc>
-        <w:tc>
-          <w:tcPr>
-            <w:tcW w:type="dxa" w:w="3744"/>
-          </w:tcPr>
-          <w:p>
-            <w:r>
-              <w:rPr>
-                <w:sz w:val="20"/>
-              </w:rPr>
-              <w:t>company_id, material_id, target_tons (nullable), credits (nullable), parse_status</w:t>
-            </w:r>
-          </w:p>
-        </w:tc>
-      </w:tr>
-      <w:tr>
-        <w:tc>
-          <w:tcPr>
-            <w:tcW w:type="dxa" w:w="2592"/>
-            <w:shd w:val="clear" w:color="auto" w:fill="DCE6F1"/>
-          </w:tcPr>
-          <w:p>
-            <w:r>
-              <w:rPr>
-                <w:sz w:val="20"/>
-              </w:rPr>
-              <w:t>epr_companies</w:t>
-            </w:r>
-          </w:p>
-        </w:tc>
-        <w:tc>
-          <w:tcPr>
-            <w:tcW w:type="dxa" w:w="4032"/>
-            <w:shd w:val="clear" w:color="auto" w:fill="DCE6F1"/>
-          </w:tcPr>
-          <w:p>
-            <w:r>
-              <w:rPr>
-                <w:sz w:val="20"/>
-              </w:rPr>
-              <w:t>Company identity + materialized grade</w:t>
-            </w:r>
-          </w:p>
-        </w:tc>
-        <w:tc>
-          <w:tcPr>
-            <w:tcW w:type="dxa" w:w="3744"/>
-            <w:shd w:val="clear" w:color="auto" w:fill="DCE6F1"/>
-          </w:tcPr>
-          <w:p>
-            <w:r>
-              <w:rPr>
-                <w:sz w:val="20"/>
-              </w:rPr>
-              <w:t>grade, grade_label, scores_version, grade_breakdown_json</w:t>
-            </w:r>
-          </w:p>
-        </w:tc>
-      </w:tr>
-    </w:tbl>
-    <w:p>
-      <w:r>
-        <w:rPr>
-          <w:b w:val="0"/>
-          <w:i/>
-        </w:rPr>
-        <w:t>NULL target_tons = no data for this material (absent). 0.0 = explicitly reported zero. This distinction matters for scoring pool membership.</w:t>
-      </w:r>
-    </w:p>
-    <w:p>
-      <w:pPr>
-        <w:pStyle w:val="Heading1"/>
-      </w:pPr>
-      <w:r>
-        <w:rPr>
-          <w:color w:val="1F4E79"/>
-        </w:rPr>
-        <w:t>14. Upload Deduplication</w:t>
-      </w:r>
-    </w:p>
-    <w:tbl>
-      <w:tblPr>
-        <w:tblStyle w:val="TableGrid"/>
-        <w:tblW w:type="auto" w:w="0"/>
-        <w:tblLook w:firstColumn="1" w:firstRow="1" w:lastColumn="0" w:lastRow="0" w:noHBand="0" w:noVBand="1" w:val="04A0"/>
-      </w:tblPr>
-      <w:tblGrid>
-        <w:gridCol w:w="3135"/>
-        <w:gridCol w:w="3135"/>
-        <w:gridCol w:w="3135"/>
-      </w:tblGrid>
-      <w:tr>
-        <w:tc>
-          <w:tcPr>
-            <w:tcW w:type="dxa" w:w="2880"/>
-            <w:shd w:val="clear" w:color="auto" w:fill="1F4E79"/>
-          </w:tcPr>
-          <w:p>
-            <w:r>
-              <w:rPr>
-                <w:b/>
-                <w:color w:val="FFFFFF"/>
-                <w:sz w:val="20"/>
-              </w:rPr>
-              <w:t>Hash</w:t>
-            </w:r>
-          </w:p>
-        </w:tc>
-        <w:tc>
-          <w:tcPr>
-            <w:tcW w:type="dxa" w:w="1728"/>
-            <w:shd w:val="clear" w:color="auto" w:fill="1F4E79"/>
-          </w:tcPr>
-          <w:p>
-            <w:r>
-              <w:rPr>
-                <w:b/>
-                <w:color w:val="FFFFFF"/>
-                <w:sz w:val="20"/>
-              </w:rPr>
-              <w:t>Level</w:t>
-            </w:r>
-          </w:p>
-        </w:tc>
-        <w:tc>
-          <w:tcPr>
-            <w:tcW w:type="dxa" w:w="4320"/>
-            <w:shd w:val="clear" w:color="auto" w:fill="1F4E79"/>
-          </w:tcPr>
-          <w:p>
-            <w:r>
-              <w:rPr>
-                <w:b/>
-                <w:color w:val="FFFFFF"/>
-                <w:sz w:val="20"/>
-              </w:rPr>
-              <w:t>Purpose</w:t>
-            </w:r>
-          </w:p>
-        </w:tc>
-      </w:tr>
-      <w:tr>
-        <w:tc>
-          <w:tcPr>
-            <w:tcW w:type="dxa" w:w="2880"/>
-            <w:shd w:val="clear" w:color="auto" w:fill="DCE6F1"/>
-          </w:tcPr>
-          <w:p>
-            <w:r>
-              <w:rPr>
-                <w:sz w:val="20"/>
-              </w:rPr>
-              <w:t>SHA256(file bytes)</w:t>
-            </w:r>
-          </w:p>
-        </w:tc>
-        <w:tc>
-          <w:tcPr>
-            <w:tcW w:type="dxa" w:w="1728"/>
-            <w:shd w:val="clear" w:color="auto" w:fill="DCE6F1"/>
-          </w:tcPr>
-          <w:p>
-            <w:r>
-              <w:rPr>
-                <w:sz w:val="20"/>
-              </w:rPr>
-              <w:t>Whole-file</w:t>
-            </w:r>
-          </w:p>
-        </w:tc>
-        <w:tc>
-          <w:tcPr>
-            <w:tcW w:type="dxa" w:w="4320"/>
-            <w:shd w:val="clear" w:color="auto" w:fill="DCE6F1"/>
-          </w:tcPr>
-          <w:p>
-            <w:r>
-              <w:rPr>
-                <w:sz w:val="20"/>
-              </w:rPr>
-              <w:t>Warn on re-upload of same file</w:t>
+              <w:t>Direct (0–1 → ×100). Minimum span of 6 so single-month entities score 0.167, not 1.0</w:t>
             </w:r>
           </w:p>
         </w:tc>
@@ -4264,56 +2324,426 @@
           </w:tcPr>
           <w:p>
             <w:r>
-              <w:rPr>
-                <w:sz w:val="20"/>
-              </w:rPr>
-              <w:t>SHA256(date+HSN6+seller+buyer+qty_kg+value_usd)</w:t>
+              <w:t>_reliability</w:t>
             </w:r>
           </w:p>
         </w:tc>
         <w:tc>
           <w:tcPr>
-            <w:tcW w:type="dxa" w:w="1728"/>
+            <w:tcW w:type="dxa" w:w="2880"/>
           </w:tcPr>
           <w:p>
             <w:r>
-              <w:rPr>
-                <w:sz w:val="20"/>
-              </w:rPr>
-              <w:t>Per-row</w:t>
+              <w:t>total shipment count</w:t>
             </w:r>
           </w:p>
         </w:tc>
         <w:tc>
           <w:tcPr>
-            <w:tcW w:type="dxa" w:w="4320"/>
+            <w:tcW w:type="dxa" w:w="2880"/>
           </w:tcPr>
           <w:p>
             <w:r>
-              <w:rPr>
-                <w:sz w:val="20"/>
-              </w:rPr>
-              <w:t>Same shipment counts once across overlapping runs</w:t>
+              <w:t>Log-anchor: floor=0, ceiling=50</w:t>
+            </w:r>
+          </w:p>
+        </w:tc>
+      </w:tr>
+      <w:tr>
+        <w:tc>
+          <w:tcPr>
+            <w:tcW w:type="dxa" w:w="2880"/>
+          </w:tcPr>
+          <w:p>
+            <w:r>
+              <w:t>_geo</w:t>
+            </w:r>
+          </w:p>
+        </w:tc>
+        <w:tc>
+          <w:tcPr>
+            <w:tcW w:type="dxa" w:w="2880"/>
+          </w:tcPr>
+          <w:p>
+            <w:r>
+              <w:t>weighted avg of EASE scores</w:t>
+            </w:r>
+          </w:p>
+        </w:tc>
+        <w:tc>
+          <w:tcPr>
+            <w:tcW w:type="dxa" w:w="2880"/>
+          </w:tcPr>
+          <w:p>
+            <w:r>
+              <w:t>Direct (same EASE table as ATT freedom)</w:t>
+            </w:r>
+          </w:p>
+        </w:tc>
+      </w:tr>
+      <w:tr>
+        <w:tc>
+          <w:tcPr>
+            <w:tcW w:type="dxa" w:w="2880"/>
+          </w:tcPr>
+          <w:p>
+            <w:r>
+              <w:t>_price_inv</w:t>
+            </w:r>
+          </w:p>
+        </w:tc>
+        <w:tc>
+          <w:tcPr>
+            <w:tcW w:type="dxa" w:w="2880"/>
+          </w:tcPr>
+          <w:p>
+            <w:r>
+              <w:t>clamp(0, 100, 100 − (price_index − 1) × 50)</w:t>
+            </w:r>
+          </w:p>
+        </w:tc>
+        <w:tc>
+          <w:tcPr>
+            <w:tcW w:type="dxa" w:w="2880"/>
+          </w:tcPr>
+          <w:p>
+            <w:r>
+              <w:t>Direct. Only computed if entity has ≥ 3 priced shipments in a category with a valid market median</w:t>
             </w:r>
           </w:p>
         </w:tc>
       </w:tr>
     </w:tbl>
+    <w:p/>
+    <w:p>
+      <w:r>
+        <w:t>**Price index = None** (insufficient data) → `_price_inv` term is **dropped** and the remaining 4 weights renormalize to sum 1.0 for that entity.</w:t>
+      </w:r>
+    </w:p>
+    <w:p/>
+    <w:p>
+      <w:r>
+        <w:t>**Tier thresholds:** A ≥ 70 · B ≥ 40 · C &lt; 40 (same as ATT).</w:t>
+      </w:r>
+    </w:p>
+    <w:p/>
+    <w:p>
+      <w:r>
+        <w:t>---</w:t>
+      </w:r>
+    </w:p>
+    <w:p/>
     <w:p>
       <w:pPr>
         <w:pStyle w:val="Heading1"/>
       </w:pPr>
       <w:r>
-        <w:rPr>
-          <w:color w:val="1F4E79"/>
-        </w:rPr>
-        <w:t>15. PIN Security</w:t>
+        <w:t>14. EPR Priority Score</w:t>
+      </w:r>
+    </w:p>
+    <w:p/>
+    <w:p>
+      <w:r>
+        <w:t>Computed per company across all active materials:</w:t>
+      </w:r>
+    </w:p>
+    <w:p/>
+    <w:p>
+      <w:r>
+        <w:t>$$</w:t>
+      </w:r>
+    </w:p>
+    <w:p>
+      <w:r>
+        <w:t>\text{PriorityScore}_c = \sum_{m} \left( \text{MaterialComposite}_{c,m} \times \hat{w}_{m} \right)</w:t>
+      </w:r>
+    </w:p>
+    <w:p>
+      <w:r>
+        <w:t>$$</w:t>
+      </w:r>
+    </w:p>
+    <w:p/>
+    <w:p>
+      <w:r>
+        <w:t>Where $\hat{w}_{m}$ is the **auto-normalized** overall weight for material $m$ for company $c$:</w:t>
+      </w:r>
+    </w:p>
+    <w:p/>
+    <w:p>
+      <w:r>
+        <w:t>$$</w:t>
+      </w:r>
+    </w:p>
+    <w:p>
+      <w:r>
+        <w:t>\hat{w}_{m} = \frac{w_m^{\text{overall}}}{\sum_{m' \in c} w_{m'}^{\text{overall}}}</w:t>
+      </w:r>
+    </w:p>
+    <w:p>
+      <w:r>
+        <w:t>$$</w:t>
+      </w:r>
+    </w:p>
+    <w:p/>
+    <w:p>
+      <w:r>
+        <w:t>**Material composite score:**</w:t>
+      </w:r>
+    </w:p>
+    <w:p/>
+    <w:p>
+      <w:r>
+        <w:t>$$</w:t>
+      </w:r>
+    </w:p>
+    <w:p>
+      <w:r>
+        <w:t>\text{MaterialComposite}_{c,m} = \text{score100}(z^T_{c,m}) \times w_m^{\text{target}} + \left(\text{score100}(z^T_{c,m}) - \text{score100}(z^A_{c,m})\right) \times w_m^{\text{credit}}</w:t>
+      </w:r>
+    </w:p>
+    <w:p>
+      <w:r>
+        <w:t>$$</w:t>
+      </w:r>
+    </w:p>
+    <w:p/>
+    <w:p>
+      <w:r>
+        <w:t>Where:</w:t>
       </w:r>
     </w:p>
     <w:p>
       <w:pPr>
+        <w:pStyle w:val="ListBullet"/>
+      </w:pPr>
+      <w:r>
+        <w:t>$z^T_{c,m} = \dfrac{\text{target\_tons}_{c,m} - \mu^T_m}{\sigma^T_m}$ — Z-score of company's EPR target obligation relative to all companies</w:t>
+      </w:r>
+    </w:p>
+    <w:p>
+      <w:pPr>
+        <w:pStyle w:val="ListBullet"/>
+      </w:pPr>
+      <w:r>
+        <w:t>$z^A_{c,m} = \dfrac{\text{credits}_{c,m} - \mu^A_m}{\sigma^A_m}$ — Z-score of actual credits achieved</w:t>
+      </w:r>
+    </w:p>
+    <w:p/>
+    <w:p>
+      <w:r>
+        <w:t>**Z-score to 1–100 mapping:**</w:t>
+      </w:r>
+    </w:p>
+    <w:p>
+      <w:r>
+        <w:t>$$</w:t>
+      </w:r>
+    </w:p>
+    <w:p>
+      <w:r>
+        <w:t>\text{score100}(z) = \frac{\text{clamp}(z, -3, 3) + 3}{6} \times 99 + 1</w:t>
+      </w:r>
+    </w:p>
+    <w:p>
+      <w:r>
+        <w:t>$$</w:t>
+      </w:r>
+    </w:p>
+    <w:p/>
+    <w:p>
+      <w:r>
+        <w:t>Z=−3 → 1, Z=0 → 50, Z=+3 → 100.</w:t>
+      </w:r>
+    </w:p>
+    <w:p/>
+    <w:p>
+      <w:r>
+        <w:t>**Default EPR weights:**</w:t>
+      </w:r>
+    </w:p>
+    <w:p>
+      <w:pPr>
+        <w:pStyle w:val="ListBullet"/>
+      </w:pPr>
+      <w:r>
+        <w:t>`target_weight` = 1.0 (how heavily to weight the obligation size)</w:t>
+      </w:r>
+    </w:p>
+    <w:p>
+      <w:pPr>
+        <w:pStyle w:val="ListBullet"/>
+      </w:pPr>
+      <w:r>
+        <w:t>`credit_weight` = 0.5 (how heavily to weight the unfulfilled gap)</w:t>
+      </w:r>
+    </w:p>
+    <w:p>
+      <w:pPr>
+        <w:pStyle w:val="ListBullet"/>
+      </w:pPr>
+      <w:r>
+        <w:t>`overall_weight` = 1.0 per material (admin-configurable, auto-normalized per company)</w:t>
+      </w:r>
+    </w:p>
+    <w:p/>
+    <w:p>
+      <w:r>
+        <w:t>---</w:t>
+      </w:r>
+    </w:p>
+    <w:p/>
+    <w:p>
+      <w:pPr>
+        <w:pStyle w:val="Heading1"/>
+      </w:pPr>
+      <w:r>
+        <w:t>15. Upload Deduplication (R7)</w:t>
+      </w:r>
+    </w:p>
+    <w:p/>
+    <w:p>
+      <w:r>
+        <w:t>Two separate hash mechanisms:</w:t>
+      </w:r>
+    </w:p>
+    <w:p/>
+    <w:tbl>
+      <w:tblPr>
+        <w:tblStyle w:val="TableGrid"/>
+        <w:tblW w:type="auto" w:w="0"/>
+        <w:tblLook w:firstColumn="1" w:firstRow="1" w:lastColumn="0" w:lastRow="0" w:noHBand="0" w:noVBand="1" w:val="04A0"/>
+      </w:tblPr>
+      <w:tblGrid>
+        <w:gridCol w:w="2880"/>
+        <w:gridCol w:w="2880"/>
+        <w:gridCol w:w="2880"/>
+      </w:tblGrid>
+      <w:tr>
+        <w:tc>
+          <w:tcPr>
+            <w:tcW w:type="dxa" w:w="2880"/>
+          </w:tcPr>
+          <w:p>
+            <w:r>
+              <w:rPr>
+                <w:b/>
+              </w:rPr>
+              <w:t>Hash</w:t>
+            </w:r>
+          </w:p>
+        </w:tc>
+        <w:tc>
+          <w:tcPr>
+            <w:tcW w:type="dxa" w:w="2880"/>
+          </w:tcPr>
+          <w:p>
+            <w:r>
+              <w:rPr>
+                <w:b/>
+              </w:rPr>
+              <w:t>Level</w:t>
+            </w:r>
+          </w:p>
+        </w:tc>
+        <w:tc>
+          <w:tcPr>
+            <w:tcW w:type="dxa" w:w="2880"/>
+          </w:tcPr>
+          <w:p>
+            <w:r>
+              <w:rPr>
+                <w:b/>
+              </w:rPr>
+              <w:t>Purpose</w:t>
+            </w:r>
+          </w:p>
+        </w:tc>
+      </w:tr>
+      <w:tr>
+        <w:tc>
+          <w:tcPr>
+            <w:tcW w:type="dxa" w:w="2880"/>
+          </w:tcPr>
+          <w:p>
+            <w:r>
+              <w:t>SHA256 of file bytes</w:t>
+            </w:r>
+          </w:p>
+        </w:tc>
+        <w:tc>
+          <w:tcPr>
+            <w:tcW w:type="dxa" w:w="2880"/>
+          </w:tcPr>
+          <w:p>
+            <w:r>
+              <w:t>Whole-file (stored on Run)</w:t>
+            </w:r>
+          </w:p>
+        </w:tc>
+        <w:tc>
+          <w:tcPr>
+            <w:tcW w:type="dxa" w:w="2880"/>
+          </w:tcPr>
+          <w:p>
+            <w:r>
+              <w:t>Warn (don't block) when the same file is uploaded again</w:t>
+            </w:r>
+          </w:p>
+        </w:tc>
+      </w:tr>
+      <w:tr>
+        <w:tc>
+          <w:tcPr>
+            <w:tcW w:type="dxa" w:w="2880"/>
+          </w:tcPr>
+          <w:p>
+            <w:r>
+              <w:t>SHA256(date + HSN6 + seller + buyer + qty_kg + value_usd)</w:t>
+            </w:r>
+          </w:p>
+        </w:tc>
+        <w:tc>
+          <w:tcPr>
+            <w:tcW w:type="dxa" w:w="2880"/>
+          </w:tcPr>
+          <w:p>
+            <w:r>
+              <w:t>Per-row (stored on RawRow, indexed)</w:t>
+            </w:r>
+          </w:p>
+        </w:tc>
+        <w:tc>
+          <w:tcPr>
+            <w:tcW w:type="dxa" w:w="2880"/>
+          </w:tcPr>
+          <w:p>
+            <w:r>
+              <w:t>Deduplicate overlapping rows when aggregating cross-run dashboards and EPR cross-links — same shipment counts once, not once per overlapping run</w:t>
+            </w:r>
+          </w:p>
+        </w:tc>
+      </w:tr>
+    </w:tbl>
+    <w:p/>
+    <w:p>
+      <w:r>
+        <w:t>---</w:t>
+      </w:r>
+    </w:p>
+    <w:p/>
+    <w:p>
+      <w:pPr>
+        <w:pStyle w:val="Heading1"/>
+      </w:pPr>
+      <w:r>
+        <w:t>16. PIN Security (R10)</w:t>
+      </w:r>
+    </w:p>
+    <w:p/>
+    <w:p>
+      <w:pPr>
         <w:ind w:left="432"/>
-        <w:shd w:val="clear" w:color="auto" w:fill="F2F2F2"/>
       </w:pPr>
       <w:r>
         <w:rPr>
@@ -4321,231 +2751,153 @@
           <w:sz w:val="18"/>
         </w:rPr>
         <w:t>stored = salt + ":" + SHA256(salt + pin)</w:t>
-        <w:br/>
-        <w:t>salt   = secrets.token_hex(8)   # random per save</w:t>
-        <w:br/>
-        <w:br/>
-        <w:t>Verification: re-derive SHA256(salt + supplied_pin) and compare.</w:t>
-        <w:br/>
-        <w:t>Rate limiting: 5 failed attempts → 60-second lockout (per-origin, in-memory).</w:t>
-        <w:br/>
-        <w:t>Legacy plaintext fallback: if no ":" in stored, compare directly.</w:t>
       </w:r>
     </w:p>
+    <w:p/>
+    <w:p>
+      <w:r>
+        <w:t>Where `salt = secrets.token_hex(8)` (random per save).</w:t>
+      </w:r>
+    </w:p>
+    <w:p/>
+    <w:p>
+      <w:r>
+        <w:t>Verification: re-derive `SHA256(salt + supplied_pin)` and compare to stored digest.</w:t>
+      </w:r>
+    </w:p>
+    <w:p/>
+    <w:p>
+      <w:r>
+        <w:t>**Rate limiting:** 5 failed attempts → 60-second lockout (in-memory, per-origin). This is the actual brute-force defense; hashing only protects against a copied DB file.</w:t>
+      </w:r>
+    </w:p>
+    <w:p/>
+    <w:p>
+      <w:r>
+        <w:t>**Legacy plaintext fallback:** if stored value contains no `:` separator, compare directly — prevents an already-configured PIN from locking everyone out when the hash upgrade deploys.</w:t>
+      </w:r>
+    </w:p>
+    <w:p/>
+    <w:p>
+      <w:r>
+        <w:t>---</w:t>
+      </w:r>
+    </w:p>
+    <w:p/>
     <w:p>
       <w:pPr>
         <w:pStyle w:val="Heading1"/>
       </w:pPr>
       <w:r>
-        <w:rPr>
-          <w:color w:val="1F4E79"/>
-        </w:rPr>
-        <w:t>16. NLP Chemical Matching</w:t>
+        <w:t>17. NLP Chemical Matching</w:t>
       </w:r>
     </w:p>
-    <w:tbl>
-      <w:tblPr>
-        <w:tblStyle w:val="TableGrid"/>
-        <w:tblW w:type="auto" w:w="0"/>
-        <w:tblLook w:firstColumn="1" w:firstRow="1" w:lastColumn="0" w:lastRow="0" w:noHBand="0" w:noVBand="1" w:val="04A0"/>
-      </w:tblPr>
-      <w:tblGrid>
-        <w:gridCol w:w="3135"/>
-        <w:gridCol w:w="3135"/>
-        <w:gridCol w:w="3135"/>
-      </w:tblGrid>
-      <w:tr>
-        <w:tc>
-          <w:tcPr>
-            <w:tcW w:type="dxa" w:w="1872"/>
-            <w:shd w:val="clear" w:color="auto" w:fill="1F4E79"/>
-          </w:tcPr>
-          <w:p>
-            <w:r>
-              <w:rPr>
-                <w:b/>
-                <w:color w:val="FFFFFF"/>
-                <w:sz w:val="20"/>
-              </w:rPr>
-              <w:t>Pass</w:t>
-            </w:r>
-          </w:p>
-        </w:tc>
-        <w:tc>
-          <w:tcPr>
-            <w:tcW w:type="dxa" w:w="2160"/>
-            <w:shd w:val="clear" w:color="auto" w:fill="1F4E79"/>
-          </w:tcPr>
-          <w:p>
-            <w:r>
-              <w:rPr>
-                <w:b/>
-                <w:color w:val="FFFFFF"/>
-                <w:sz w:val="20"/>
-              </w:rPr>
-              <w:t>Score Range</w:t>
-            </w:r>
-          </w:p>
-        </w:tc>
-        <w:tc>
-          <w:tcPr>
-            <w:tcW w:type="dxa" w:w="5760"/>
-            <w:shd w:val="clear" w:color="auto" w:fill="1F4E79"/>
-          </w:tcPr>
-          <w:p>
-            <w:r>
-              <w:rPr>
-                <w:b/>
-                <w:color w:val="FFFFFF"/>
-                <w:sz w:val="20"/>
-              </w:rPr>
-              <w:t>Result</w:t>
-            </w:r>
-          </w:p>
-        </w:tc>
-      </w:tr>
-      <w:tr>
-        <w:tc>
-          <w:tcPr>
-            <w:tcW w:type="dxa" w:w="1872"/>
-            <w:shd w:val="clear" w:color="auto" w:fill="DCE6F1"/>
-          </w:tcPr>
-          <w:p>
-            <w:r>
-              <w:rPr>
-                <w:sz w:val="20"/>
-              </w:rPr>
-              <w:t>Direct</w:t>
-            </w:r>
-          </w:p>
-        </w:tc>
-        <w:tc>
-          <w:tcPr>
-            <w:tcW w:type="dxa" w:w="2160"/>
-            <w:shd w:val="clear" w:color="auto" w:fill="DCE6F1"/>
-          </w:tcPr>
-          <w:p>
-            <w:r>
-              <w:rPr>
-                <w:sz w:val="20"/>
-              </w:rPr>
-              <w:t>≥ 0.60</w:t>
-            </w:r>
-          </w:p>
-        </w:tc>
-        <w:tc>
-          <w:tcPr>
-            <w:tcW w:type="dxa" w:w="5760"/>
-            <w:shd w:val="clear" w:color="auto" w:fill="DCE6F1"/>
-          </w:tcPr>
-          <w:p>
-            <w:r>
-              <w:rPr>
-                <w:sz w:val="20"/>
-              </w:rPr>
-              <w:t>Matched to base portfolio entry</w:t>
-            </w:r>
-          </w:p>
-        </w:tc>
-      </w:tr>
-      <w:tr>
-        <w:tc>
-          <w:tcPr>
-            <w:tcW w:type="dxa" w:w="1872"/>
-          </w:tcPr>
-          <w:p>
-            <w:r>
-              <w:rPr>
-                <w:sz w:val="20"/>
-              </w:rPr>
-              <w:t>Near</w:t>
-            </w:r>
-          </w:p>
-        </w:tc>
-        <w:tc>
-          <w:tcPr>
-            <w:tcW w:type="dxa" w:w="2160"/>
-          </w:tcPr>
-          <w:p>
-            <w:r>
-              <w:rPr>
-                <w:sz w:val="20"/>
-              </w:rPr>
-              <w:t>0.40 – 0.60</w:t>
-            </w:r>
-          </w:p>
-        </w:tc>
-        <w:tc>
-          <w:tcPr>
-            <w:tcW w:type="dxa" w:w="5760"/>
-          </w:tcPr>
-          <w:p>
-            <w:r>
-              <w:rPr>
-                <w:sz w:val="20"/>
-              </w:rPr>
-              <w:t>Matched but flagged for review</w:t>
-            </w:r>
-          </w:p>
-        </w:tc>
-      </w:tr>
-      <w:tr>
-        <w:tc>
-          <w:tcPr>
-            <w:tcW w:type="dxa" w:w="1872"/>
-            <w:shd w:val="clear" w:color="auto" w:fill="DCE6F1"/>
-          </w:tcPr>
-          <w:p>
-            <w:r>
-              <w:rPr>
-                <w:sz w:val="20"/>
-              </w:rPr>
-              <w:t>No match</w:t>
-            </w:r>
-          </w:p>
-        </w:tc>
-        <w:tc>
-          <w:tcPr>
-            <w:tcW w:type="dxa" w:w="2160"/>
-            <w:shd w:val="clear" w:color="auto" w:fill="DCE6F1"/>
-          </w:tcPr>
-          <w:p>
-            <w:r>
-              <w:rPr>
-                <w:sz w:val="20"/>
-              </w:rPr>
-              <w:t>&lt; 0.40</w:t>
-            </w:r>
-          </w:p>
-        </w:tc>
-        <w:tc>
-          <w:tcPr>
-            <w:tcW w:type="dxa" w:w="5760"/>
-            <w:shd w:val="clear" w:color="auto" w:fill="DCE6F1"/>
-          </w:tcPr>
-          <w:p>
-            <w:r>
-              <w:rPr>
-                <w:sz w:val="20"/>
-              </w:rPr>
-              <w:t>Opportunity chemical (clustered separately)</w:t>
-            </w:r>
-          </w:p>
-        </w:tc>
-      </w:tr>
-    </w:tbl>
+    <w:p/>
     <w:p>
       <w:r>
-        <w:rPr>
-          <w:b w:val="0"/>
-          <w:i/>
-        </w:rPr>
-        <w:t>Uses difflib.SequenceMatcher on normalized, noise-stripped tokens. Chemical synonyms and spelling variants normalized before comparison.</w:t>
+        <w:t>Three-pass matching of EXIM description text against the base portfolio:</w:t>
+      </w:r>
+    </w:p>
+    <w:p/>
+    <w:p>
+      <w:r>
+        <w:t>1. **Direct match** (score ≥ 0.60): chemical is matched to a base portfolio entry</w:t>
+      </w:r>
+    </w:p>
+    <w:p>
+      <w:r>
+        <w:t>2. **Near match** (score 0.40–0.60): matched but flagged for review</w:t>
+      </w:r>
+    </w:p>
+    <w:p>
+      <w:r>
+        <w:t>3. **No match** (score &lt; 0.40): excluded from base scoring → grouped as opportunity chemicals</w:t>
+      </w:r>
+    </w:p>
+    <w:p/>
+    <w:p>
+      <w:r>
+        <w:t>Similarity score uses `difflib.SequenceMatcher` on normalized, noise-stripped tokens. Chemical synonyms and spelling variants are normalized before comparison (e.g., `znso4 → zinc sulphate`, `aluminium → aluminum`).</w:t>
+      </w:r>
+    </w:p>
+    <w:p/>
+    <w:p>
+      <w:r>
+        <w:t>**Opportunity clustering (R8):** Unmatched descriptions are clustered by:</w:t>
+      </w:r>
+    </w:p>
+    <w:p>
+      <w:pPr>
+        <w:pStyle w:val="ListBullet"/>
+      </w:pPr>
+      <w:r>
+        <w:t>HSN6 code prefix grouping</w:t>
+      </w:r>
+    </w:p>
+    <w:p>
+      <w:pPr>
+        <w:pStyle w:val="ListBullet"/>
+      </w:pPr>
+      <w:r>
+        <w:t>Normalized token set overlap (Jaccard similarity)</w:t>
+      </w:r>
+    </w:p>
+    <w:p>
+      <w:pPr>
+        <w:pStyle w:val="ListBullet"/>
+      </w:pPr>
+      <w:r>
+        <w:t>Stopword removal: tariff boilerplate terms (`demas`, `heading`, `nes`, `others`, `the`, etc.)</w:t>
+      </w:r>
+    </w:p>
+    <w:p/>
+    <w:p>
+      <w:r>
+        <w:t>Result: ~1,700 raw name fragments → 902 meaningful clusters in a real production run.</w:t>
+      </w:r>
+    </w:p>
+    <w:p/>
+    <w:p>
+      <w:r>
+        <w:t>---</w:t>
+      </w:r>
+    </w:p>
+    <w:p/>
+    <w:p>
+      <w:pPr>
+        <w:pStyle w:val="Heading1"/>
+      </w:pPr>
+      <w:r>
+        <w:t>18. Engine Version Tracking</w:t>
+      </w:r>
+    </w:p>
+    <w:p/>
+    <w:p>
+      <w:r>
+        <w:t>Every `ChemicalScore` and `BatteryEntity` / `BatteryCategory` row carries an `engine_version` integer field (currently `2`). This makes engine changes auditable and allows future cross-run comparisons to detect version mismatches.</w:t>
+      </w:r>
+    </w:p>
+    <w:p/>
+    <w:p>
+      <w:r>
+        <w:t>**Batch re-score:** `backend/rescore.py` re-runs the full pipeline on every existing run's original uploaded files, overwriting scores in-place, so the entire database converges on one engine version.</w:t>
+      </w:r>
+    </w:p>
+    <w:p/>
+    <w:p>
+      <w:r>
+        <w:t>---</w:t>
+      </w:r>
+    </w:p>
+    <w:p/>
+    <w:p>
+      <w:r>
+        <w:t>*Document generated 2026-07-16. For product overview and user flows, see the companion Product Description document.*</w:t>
       </w:r>
     </w:p>
     <w:sectPr>
       <w:pgSz w:w="12240" w:h="15840"/>
-      <w:pgMar w:top="1134" w:right="1417" w:bottom="1134" w:left="1417" w:header="720" w:footer="720" w:gutter="0"/>
+      <w:pgMar w:top="1440" w:right="1800" w:bottom="1440" w:left="1800" w:header="720" w:footer="720" w:gutter="0"/>
       <w:cols w:space="720"/>
       <w:docGrid w:linePitch="360"/>
     </w:sectPr>
@@ -4916,10 +3268,6 @@
     <w:name w:val="Normal"/>
     <w:qFormat/>
     <w:rsid w:val="00FC693F"/>
-    <w:rPr>
-      <w:rFonts w:ascii="Calibri" w:hAnsi="Calibri"/>
-      <w:sz w:val="22"/>
-    </w:rPr>
   </w:style>
   <w:style w:type="paragraph" w:styleId="Header">
     <w:name w:val="header"/>
@@ -5569,7 +3917,7 @@
       </w:tabs>
     </w:pPr>
     <w:rPr>
-      <w:rFonts w:ascii="Courier" w:hAnsi="Courier"/>
+      <w:rFonts w:ascii="Calibri" w:hAnsi="Calibri"/>
       <w:sz w:val="20"/>
       <w:szCs w:val="20"/>
     </w:rPr>
@@ -5581,7 +3929,7 @@
     <w:uiPriority w:val="99"/>
     <w:rsid w:val="0029639D"/>
     <w:rPr>
-      <w:rFonts w:ascii="Courier" w:hAnsi="Courier"/>
+      <w:rFonts w:ascii="Calibri" w:hAnsi="Calibri"/>
       <w:sz w:val="20"/>
       <w:szCs w:val="20"/>
     </w:rPr>
